--- a/docs/📘 Guia de Preenchimento das Mensagens do Sistema.docx
+++ b/docs/📘 Guia de Preenchimento das Mensagens do Sistema.docx
@@ -3499,6 +3499,143 @@
           <w:rtl w:val="0"/>
         </w:rPr>
         <w:t xml:space="preserve">Digite "menu" para voltar ao menu principal.</w:t>
+      </w:r>
+    </w:p>
+    <w:p>
+      <w:pPr>
+        <w:rPr/>
+      </w:pPr>
+      <w:r>
+        <w:rPr>
+          <w:rtl w:val="0"/>
+        </w:rPr>
+      </w:r>
+    </w:p>
+    <w:p>
+      <w:pPr>
+        <w:pStyle w:val="Heading2"/>
+        <w:keepNext w:val="0"/>
+        <w:keepLines w:val="0"/>
+        <w:spacing w:after="80" w:lineRule="auto"/>
+        <w:rPr/>
+      </w:pPr>
+      <w:bookmarkStart w:colFirst="0" w:colLast="0" w:name="_iz7eth793ezv" w:id="20"/>
+      <w:bookmarkEnd w:id="20"/>
+      <w:r>
+        <w:rPr>
+          <w:b w:val="1"/>
+          <w:sz w:val="34"/>
+          <w:szCs w:val="34"/>
+          <w:rtl w:val="0"/>
+        </w:rPr>
+        <w:t xml:space="preserve">19. AUDIO_INVITE</w:t>
+      </w:r>
+      <w:r>
+        <w:rPr>
+          <w:rtl w:val="0"/>
+        </w:rPr>
+      </w:r>
+    </w:p>
+    <w:p>
+      <w:pPr>
+        <w:spacing w:after="240" w:before="240" w:lineRule="auto"/>
+        <w:rPr/>
+      </w:pPr>
+      <w:r>
+        <w:rPr>
+          <w:b w:val="1"/>
+          <w:rtl w:val="0"/>
+        </w:rPr>
+        <w:t xml:space="preserve">Descrição:</w:t>
+      </w:r>
+      <w:r>
+        <w:rPr>
+          <w:rtl w:val="0"/>
+        </w:rPr>
+        <w:t xml:space="preserve">.Áudio que será enviado no final ao convidar para o grupo</w:t>
+        <w:br w:type="textWrapping"/>
+        <w:t xml:space="preserve"> </w:t>
+      </w:r>
+      <w:r>
+        <w:rPr>
+          <w:b w:val="1"/>
+          <w:rtl w:val="0"/>
+        </w:rPr>
+        <w:t xml:space="preserve">Variáveis:</w:t>
+      </w:r>
+      <w:r>
+        <w:rPr>
+          <w:rtl w:val="0"/>
+        </w:rPr>
+        <w:t xml:space="preserve"> Nenhuma.</w:t>
+      </w:r>
+    </w:p>
+    <w:p>
+      <w:pPr>
+        <w:rPr/>
+      </w:pPr>
+      <w:r>
+        <w:rPr>
+          <w:rtl w:val="0"/>
+        </w:rPr>
+      </w:r>
+    </w:p>
+    <w:p>
+      <w:pPr>
+        <w:pStyle w:val="Heading2"/>
+        <w:keepNext w:val="0"/>
+        <w:keepLines w:val="0"/>
+        <w:spacing w:after="80" w:lineRule="auto"/>
+        <w:rPr>
+          <w:b w:val="1"/>
+          <w:sz w:val="34"/>
+          <w:szCs w:val="34"/>
+        </w:rPr>
+      </w:pPr>
+      <w:bookmarkStart w:colFirst="0" w:colLast="0" w:name="_thkus4qmburj" w:id="21"/>
+      <w:bookmarkEnd w:id="21"/>
+      <w:r>
+        <w:rPr>
+          <w:b w:val="1"/>
+          <w:sz w:val="34"/>
+          <w:szCs w:val="34"/>
+          <w:rtl w:val="0"/>
+        </w:rPr>
+        <w:t xml:space="preserve">20. REMINDER</w:t>
+      </w:r>
+    </w:p>
+    <w:p>
+      <w:pPr>
+        <w:spacing w:after="240" w:before="240" w:lineRule="auto"/>
+        <w:rPr/>
+      </w:pPr>
+      <w:r>
+        <w:rPr>
+          <w:b w:val="1"/>
+          <w:rtl w:val="0"/>
+        </w:rPr>
+        <w:t xml:space="preserve">Descrição:</w:t>
+      </w:r>
+      <w:r>
+        <w:rPr>
+          <w:rtl w:val="0"/>
+        </w:rPr>
+        <w:t xml:space="preserve">.Mensagem que será mandada quando um evento estiver a 5 ou 3 dias, pode ser cadastrado mais de 1 o sistema irá escolher aleatóriamente entre as mensagens cadastradas sem repetir</w:t>
+        <w:br w:type="textWrapping"/>
+        <w:t xml:space="preserve"> </w:t>
+      </w:r>
+      <w:r>
+        <w:rPr>
+          <w:b w:val="1"/>
+          <w:rtl w:val="0"/>
+        </w:rPr>
+        <w:t xml:space="preserve">Variáveis:</w:t>
+      </w:r>
+      <w:r>
+        <w:rPr>
+          <w:rtl w:val="0"/>
+        </w:rPr>
+        <w:t xml:space="preserve"> Nenhuma.</w:t>
       </w:r>
     </w:p>
     <w:p>

--- a/docs/📘 Guia de Preenchimento das Mensagens do Sistema.docx
+++ b/docs/📘 Guia de Preenchimento das Mensagens do Sistema.docx
@@ -3636,6 +3636,96 @@
           <w:rtl w:val="0"/>
         </w:rPr>
         <w:t xml:space="preserve"> Nenhuma.</w:t>
+      </w:r>
+    </w:p>
+    <w:p>
+      <w:pPr>
+        <w:pStyle w:val="Heading2"/>
+        <w:keepNext w:val="0"/>
+        <w:keepLines w:val="0"/>
+        <w:spacing w:after="80" w:lineRule="auto"/>
+        <w:rPr>
+          <w:b w:val="1"/>
+          <w:sz w:val="34"/>
+          <w:szCs w:val="34"/>
+        </w:rPr>
+      </w:pPr>
+      <w:bookmarkStart w:colFirst="0" w:colLast="0" w:name="_l4bldprps8pb" w:id="22"/>
+      <w:bookmarkEnd w:id="22"/>
+      <w:r>
+        <w:rPr>
+          <w:b w:val="1"/>
+          <w:sz w:val="34"/>
+          <w:szCs w:val="34"/>
+          <w:rtl w:val="0"/>
+        </w:rPr>
+        <w:t xml:space="preserve">20. DRONE</w:t>
+      </w:r>
+    </w:p>
+    <w:p>
+      <w:pPr>
+        <w:spacing w:after="240" w:before="240" w:lineRule="auto"/>
+        <w:rPr/>
+      </w:pPr>
+      <w:r>
+        <w:rPr>
+          <w:b w:val="1"/>
+          <w:rtl w:val="0"/>
+        </w:rPr>
+        <w:t xml:space="preserve">Descrição:</w:t>
+      </w:r>
+      <w:r>
+        <w:rPr>
+          <w:rtl w:val="0"/>
+        </w:rPr>
+        <w:t xml:space="preserve">.Mensagem que pode ser usada para ser disparada para os clientes quando quiser</w:t>
+      </w:r>
+    </w:p>
+    <w:p>
+      <w:pPr>
+        <w:spacing w:after="240" w:before="240" w:lineRule="auto"/>
+        <w:rPr/>
+      </w:pPr>
+      <w:r>
+        <w:rPr>
+          <w:rtl w:val="0"/>
+        </w:rPr>
+        <w:t xml:space="preserve"> </w:t>
+      </w:r>
+      <w:r>
+        <w:rPr>
+          <w:b w:val="1"/>
+          <w:rtl w:val="0"/>
+        </w:rPr>
+        <w:t xml:space="preserve">Variáveis:</w:t>
+      </w:r>
+      <w:r>
+        <w:rPr>
+          <w:rtl w:val="0"/>
+        </w:rPr>
+        <w:t xml:space="preserve"> {{name}}.</w:t>
+      </w:r>
+    </w:p>
+    <w:p>
+      <w:pPr>
+        <w:spacing w:after="240" w:before="240" w:lineRule="auto"/>
+        <w:rPr/>
+      </w:pPr>
+      <w:r>
+        <w:rPr>
+          <w:rtl w:val="0"/>
+        </w:rPr>
+      </w:r>
+    </w:p>
+    <w:p>
+      <w:pPr>
+        <w:spacing w:after="240" w:before="240" w:lineRule="auto"/>
+        <w:rPr/>
+      </w:pPr>
+      <w:r>
+        <w:rPr>
+          <w:rtl w:val="0"/>
+        </w:rPr>
       </w:r>
     </w:p>
     <w:p>

--- a/docs/📘 Guia de Preenchimento das Mensagens do Sistema.docx
+++ b/docs/📘 Guia de Preenchimento das Mensagens do Sistema.docx
@@ -10,6 +10,7 @@
         <w:spacing w:before="480" w:lineRule="auto"/>
         <w:rPr>
           <w:b w:val="1"/>
+          <w:bCs w:val="1"/>
           <w:sz w:val="46"/>
           <w:szCs w:val="46"/>
         </w:rPr>
@@ -19,6 +20,7 @@
       <w:r>
         <w:rPr>
           <w:b w:val="1"/>
+          <w:bCs w:val="1"/>
           <w:sz w:val="46"/>
           <w:szCs w:val="46"/>
           <w:rtl w:val="0"/>
@@ -61,6 +63,7 @@
         <w:spacing w:after="80" w:lineRule="auto"/>
         <w:rPr>
           <w:b w:val="1"/>
+          <w:bCs w:val="1"/>
           <w:sz w:val="34"/>
           <w:szCs w:val="34"/>
         </w:rPr>
@@ -70,6 +73,7 @@
       <w:r>
         <w:rPr>
           <w:b w:val="1"/>
+          <w:bCs w:val="1"/>
           <w:sz w:val="34"/>
           <w:szCs w:val="34"/>
           <w:rtl w:val="0"/>
@@ -82,11 +86,13 @@
         <w:spacing w:after="240" w:before="240" w:lineRule="auto"/>
         <w:rPr>
           <w:b w:val="1"/>
-        </w:rPr>
-      </w:pPr>
-      <w:r>
-        <w:rPr>
-          <w:b w:val="1"/>
+          <w:bCs w:val="1"/>
+        </w:rPr>
+      </w:pPr>
+      <w:r>
+        <w:rPr>
+          <w:b w:val="1"/>
+          <w:bCs w:val="1"/>
           <w:rtl w:val="0"/>
         </w:rPr>
         <w:t xml:space="preserve">Descrição:</w:t>
@@ -102,6 +108,1282 @@
       <w:r>
         <w:rPr>
           <w:b w:val="1"/>
+          <w:bCs w:val="1"/>
+          <w:rtl w:val="0"/>
+        </w:rPr>
+        <w:t xml:space="preserve">Variáveis:</w:t>
+      </w:r>
+    </w:p>
+    <w:p>
+      <w:pPr>
+        <w:numPr>
+          <w:ilvl w:val="0"/>
+          <w:numId w:val="4"/>
+        </w:numPr>
+        <w:spacing w:after="0" w:afterAutospacing="0" w:before="240" w:lineRule="auto"/>
+        <w:ind w:left="720" w:hanging="360"/>
+      </w:pPr>
+      <w:r>
+        <w:rPr>
+          <w:rFonts w:ascii="Roboto Mono" w:cs="Roboto Mono" w:eastAsia="Roboto Mono" w:hAnsi="Roboto Mono"/>
+          <w:color w:val="188038"/>
+          <w:rtl w:val="0"/>
+        </w:rPr>
+        <w:t xml:space="preserve">{{cityCount}}</w:t>
+      </w:r>
+      <w:r>
+        <w:rPr>
+          <w:rFonts w:ascii="Arial Unicode MS" w:cs="Arial Unicode MS" w:eastAsia="Arial Unicode MS" w:hAnsi="Arial Unicode MS"/>
+          <w:rtl w:val="0"/>
+        </w:rPr>
+        <w:t xml:space="preserve"> → Quantidade de cidades disponíveis.</w:t>
+        <w:br w:type="textWrapping"/>
+      </w:r>
+    </w:p>
+    <w:p>
+      <w:pPr>
+        <w:numPr>
+          <w:ilvl w:val="0"/>
+          <w:numId w:val="4"/>
+        </w:numPr>
+        <w:spacing w:after="240" w:before="0" w:beforeAutospacing="0" w:lineRule="auto"/>
+        <w:ind w:left="720" w:hanging="360"/>
+      </w:pPr>
+      <w:r>
+        <w:rPr>
+          <w:rFonts w:ascii="Roboto Mono" w:cs="Roboto Mono" w:eastAsia="Roboto Mono" w:hAnsi="Roboto Mono"/>
+          <w:color w:val="188038"/>
+          <w:rtl w:val="0"/>
+        </w:rPr>
+        <w:t xml:space="preserve">{{cityList}}</w:t>
+      </w:r>
+      <w:r>
+        <w:rPr>
+          <w:rFonts w:ascii="Arial Unicode MS" w:cs="Arial Unicode MS" w:eastAsia="Arial Unicode MS" w:hAnsi="Arial Unicode MS"/>
+          <w:rtl w:val="0"/>
+        </w:rPr>
+        <w:t xml:space="preserve"> → Lista de cidades disponíveis.</w:t>
+        <w:br w:type="textWrapping"/>
+      </w:r>
+    </w:p>
+    <w:p>
+      <w:pPr>
+        <w:spacing w:after="240" w:before="240" w:lineRule="auto"/>
+        <w:rPr>
+          <w:b w:val="1"/>
+          <w:bCs w:val="1"/>
+        </w:rPr>
+      </w:pPr>
+      <w:r>
+        <w:rPr>
+          <w:b w:val="1"/>
+          <w:bCs w:val="1"/>
+          <w:rtl w:val="0"/>
+        </w:rPr>
+        <w:t xml:space="preserve">Mensagem:</w:t>
+      </w:r>
+    </w:p>
+    <w:p>
+      <w:pPr>
+        <w:rPr>
+          <w:rFonts w:ascii="Roboto Mono" w:cs="Roboto Mono" w:eastAsia="Roboto Mono" w:hAnsi="Roboto Mono"/>
+          <w:color w:val="188038"/>
+        </w:rPr>
+      </w:pPr>
+      <w:r>
+        <w:rPr>
+          <w:rFonts w:ascii="Roboto Mono" w:cs="Roboto Mono" w:eastAsia="Roboto Mono" w:hAnsi="Roboto Mono"/>
+          <w:color w:val="188038"/>
+          <w:rtl w:val="0"/>
+        </w:rPr>
+        <w:t xml:space="preserve">Estamos com seleções abertas em {{cityCount}} cidades neste momento: 🏙</w:t>
+      </w:r>
+    </w:p>
+    <w:p>
+      <w:pPr>
+        <w:rPr>
+          <w:rFonts w:ascii="Roboto Mono" w:cs="Roboto Mono" w:eastAsia="Roboto Mono" w:hAnsi="Roboto Mono"/>
+          <w:color w:val="188038"/>
+        </w:rPr>
+      </w:pPr>
+      <w:r>
+        <w:rPr>
+          <w:rtl w:val="0"/>
+        </w:rPr>
+      </w:r>
+    </w:p>
+    <w:p>
+      <w:pPr>
+        <w:rPr>
+          <w:rFonts w:ascii="Roboto Mono" w:cs="Roboto Mono" w:eastAsia="Roboto Mono" w:hAnsi="Roboto Mono"/>
+          <w:color w:val="188038"/>
+        </w:rPr>
+      </w:pPr>
+      <w:r>
+        <w:rPr>
+          <w:rFonts w:ascii="Roboto Mono" w:cs="Roboto Mono" w:eastAsia="Roboto Mono" w:hAnsi="Roboto Mono"/>
+          <w:color w:val="188038"/>
+          <w:rtl w:val="0"/>
+        </w:rPr>
+        <w:t xml:space="preserve">{{cityList}}</w:t>
+      </w:r>
+    </w:p>
+    <w:p>
+      <w:pPr>
+        <w:rPr>
+          <w:rFonts w:ascii="Roboto Mono" w:cs="Roboto Mono" w:eastAsia="Roboto Mono" w:hAnsi="Roboto Mono"/>
+          <w:color w:val="188038"/>
+        </w:rPr>
+      </w:pPr>
+      <w:r>
+        <w:rPr>
+          <w:rtl w:val="0"/>
+        </w:rPr>
+      </w:r>
+    </w:p>
+    <w:p>
+      <w:pPr>
+        <w:rPr>
+          <w:rFonts w:ascii="Roboto Mono" w:cs="Roboto Mono" w:eastAsia="Roboto Mono" w:hAnsi="Roboto Mono"/>
+          <w:color w:val="188038"/>
+        </w:rPr>
+      </w:pPr>
+      <w:r>
+        <w:rPr>
+          <w:rFonts w:ascii="Arial Unicode MS" w:cs="Arial Unicode MS" w:eastAsia="Arial Unicode MS" w:hAnsi="Arial Unicode MS"/>
+          <w:color w:val="188038"/>
+          <w:rtl w:val="0"/>
+        </w:rPr>
+        <w:t xml:space="preserve">✨ Em qual dessas cidades você gostaria de estar participando?</w:t>
+      </w:r>
+    </w:p>
+    <w:p>
+      <w:pPr>
+        <w:rPr/>
+      </w:pPr>
+      <w:r>
+        <w:rPr>
+          <w:rtl w:val="0"/>
+        </w:rPr>
+      </w:r>
+    </w:p>
+    <w:p>
+      <w:pPr>
+        <w:rPr/>
+      </w:pPr>
+      <w:r>
+        <w:pict>
+          <v:rect style="width:0.0pt;height:1.5pt" o:hr="t" o:hrstd="t" o:hralign="center" fillcolor="#A0A0A0" stroked="f"/>
+        </w:pict>
+      </w:r>
+      <w:r>
+        <w:rPr>
+          <w:rtl w:val="0"/>
+        </w:rPr>
+      </w:r>
+    </w:p>
+    <w:p>
+      <w:pPr>
+        <w:pStyle w:val="Heading2"/>
+        <w:keepNext w:val="0"/>
+        <w:keepLines w:val="0"/>
+        <w:spacing w:after="80" w:lineRule="auto"/>
+        <w:rPr>
+          <w:b w:val="1"/>
+          <w:bCs w:val="1"/>
+          <w:sz w:val="34"/>
+          <w:szCs w:val="34"/>
+        </w:rPr>
+      </w:pPr>
+      <w:bookmarkStart w:colFirst="0" w:colLast="0" w:name="_74z61xbzvxmd" w:id="2"/>
+      <w:bookmarkEnd w:id="2"/>
+      <w:r>
+        <w:rPr>
+          <w:b w:val="1"/>
+          <w:bCs w:val="1"/>
+          <w:sz w:val="34"/>
+          <w:szCs w:val="34"/>
+          <w:rtl w:val="0"/>
+        </w:rPr>
+        <w:t xml:space="preserve">2. WELCOME</w:t>
+      </w:r>
+    </w:p>
+    <w:p>
+      <w:pPr>
+        <w:spacing w:after="240" w:before="240" w:lineRule="auto"/>
+        <w:rPr>
+          <w:b w:val="1"/>
+          <w:bCs w:val="1"/>
+        </w:rPr>
+      </w:pPr>
+      <w:r>
+        <w:rPr>
+          <w:b w:val="1"/>
+          <w:bCs w:val="1"/>
+          <w:rtl w:val="0"/>
+        </w:rPr>
+        <w:t xml:space="preserve">Descrição:</w:t>
+      </w:r>
+      <w:r>
+        <w:rPr>
+          <w:rtl w:val="0"/>
+        </w:rPr>
+        <w:t xml:space="preserve"> Mensagem de boas-vindas ao usuário.</w:t>
+        <w:br w:type="textWrapping"/>
+        <w:t xml:space="preserve"> </w:t>
+      </w:r>
+      <w:r>
+        <w:rPr>
+          <w:b w:val="1"/>
+          <w:bCs w:val="1"/>
+          <w:rtl w:val="0"/>
+        </w:rPr>
+        <w:t xml:space="preserve">Variáveis:</w:t>
+      </w:r>
+    </w:p>
+    <w:p>
+      <w:pPr>
+        <w:numPr>
+          <w:ilvl w:val="0"/>
+          <w:numId w:val="1"/>
+        </w:numPr>
+        <w:spacing w:after="240" w:before="240" w:lineRule="auto"/>
+        <w:ind w:left="720" w:hanging="360"/>
+      </w:pPr>
+      <w:r>
+        <w:rPr>
+          <w:rFonts w:ascii="Roboto Mono" w:cs="Roboto Mono" w:eastAsia="Roboto Mono" w:hAnsi="Roboto Mono"/>
+          <w:color w:val="188038"/>
+          <w:rtl w:val="0"/>
+        </w:rPr>
+        <w:t xml:space="preserve">{{name}}</w:t>
+      </w:r>
+      <w:r>
+        <w:rPr>
+          <w:rFonts w:ascii="Arial Unicode MS" w:cs="Arial Unicode MS" w:eastAsia="Arial Unicode MS" w:hAnsi="Arial Unicode MS"/>
+          <w:rtl w:val="0"/>
+        </w:rPr>
+        <w:t xml:space="preserve"> → Nome do usuário.</w:t>
+        <w:br w:type="textWrapping"/>
+      </w:r>
+    </w:p>
+    <w:p>
+      <w:pPr>
+        <w:spacing w:after="240" w:before="240" w:lineRule="auto"/>
+        <w:rPr>
+          <w:b w:val="1"/>
+          <w:bCs w:val="1"/>
+        </w:rPr>
+      </w:pPr>
+      <w:r>
+        <w:rPr>
+          <w:b w:val="1"/>
+          <w:bCs w:val="1"/>
+          <w:rtl w:val="0"/>
+        </w:rPr>
+        <w:t xml:space="preserve">Mensagem:</w:t>
+      </w:r>
+    </w:p>
+    <w:p>
+      <w:pPr>
+        <w:rPr>
+          <w:rFonts w:ascii="Roboto Mono" w:cs="Roboto Mono" w:eastAsia="Roboto Mono" w:hAnsi="Roboto Mono"/>
+          <w:color w:val="188038"/>
+        </w:rPr>
+      </w:pPr>
+      <w:r>
+        <w:rPr>
+          <w:rFonts w:ascii="Roboto Mono" w:cs="Roboto Mono" w:eastAsia="Roboto Mono" w:hAnsi="Roboto Mono"/>
+          <w:color w:val="188038"/>
+          <w:rtl w:val="0"/>
+        </w:rPr>
+        <w:t xml:space="preserve">Olá {{name}}! Tudo bem?</w:t>
+      </w:r>
+    </w:p>
+    <w:p>
+      <w:pPr>
+        <w:rPr/>
+      </w:pPr>
+      <w:r>
+        <w:rPr>
+          <w:rtl w:val="0"/>
+        </w:rPr>
+      </w:r>
+    </w:p>
+    <w:p>
+      <w:pPr>
+        <w:rPr/>
+      </w:pPr>
+      <w:r>
+        <w:pict>
+          <v:rect style="width:0.0pt;height:1.5pt" o:hr="t" o:hrstd="t" o:hralign="center" fillcolor="#A0A0A0" stroked="f"/>
+        </w:pict>
+      </w:r>
+      <w:r>
+        <w:rPr>
+          <w:rtl w:val="0"/>
+        </w:rPr>
+      </w:r>
+    </w:p>
+    <w:p>
+      <w:pPr>
+        <w:pStyle w:val="Heading2"/>
+        <w:keepNext w:val="0"/>
+        <w:keepLines w:val="0"/>
+        <w:spacing w:after="80" w:lineRule="auto"/>
+        <w:rPr>
+          <w:b w:val="1"/>
+          <w:bCs w:val="1"/>
+          <w:sz w:val="34"/>
+          <w:szCs w:val="34"/>
+        </w:rPr>
+      </w:pPr>
+      <w:bookmarkStart w:colFirst="0" w:colLast="0" w:name="_2vhmetvyx7a" w:id="3"/>
+      <w:bookmarkEnd w:id="3"/>
+      <w:r>
+        <w:rPr>
+          <w:b w:val="1"/>
+          <w:bCs w:val="1"/>
+          <w:sz w:val="34"/>
+          <w:szCs w:val="34"/>
+          <w:rtl w:val="0"/>
+        </w:rPr>
+        <w:t xml:space="preserve">3. NAME_MENU</w:t>
+      </w:r>
+    </w:p>
+    <w:p>
+      <w:pPr>
+        <w:spacing w:after="240" w:before="240" w:lineRule="auto"/>
+        <w:rPr>
+          <w:b w:val="1"/>
+          <w:bCs w:val="1"/>
+        </w:rPr>
+      </w:pPr>
+      <w:r>
+        <w:rPr>
+          <w:b w:val="1"/>
+          <w:bCs w:val="1"/>
+          <w:rtl w:val="0"/>
+        </w:rPr>
+        <w:t xml:space="preserve">Descrição:</w:t>
+      </w:r>
+      <w:r>
+        <w:rPr>
+          <w:rtl w:val="0"/>
+        </w:rPr>
+        <w:t xml:space="preserve"> Confirmação após o usuário escolher o horário.</w:t>
+        <w:br w:type="textWrapping"/>
+        <w:t xml:space="preserve"> </w:t>
+      </w:r>
+      <w:r>
+        <w:rPr>
+          <w:b w:val="1"/>
+          <w:bCs w:val="1"/>
+          <w:rtl w:val="0"/>
+        </w:rPr>
+        <w:t xml:space="preserve">Variáveis:</w:t>
+      </w:r>
+    </w:p>
+    <w:p>
+      <w:pPr>
+        <w:numPr>
+          <w:ilvl w:val="0"/>
+          <w:numId w:val="2"/>
+        </w:numPr>
+        <w:spacing w:after="0" w:afterAutospacing="0" w:before="240" w:lineRule="auto"/>
+        <w:ind w:left="720" w:hanging="360"/>
+      </w:pPr>
+      <w:r>
+        <w:rPr>
+          <w:rFonts w:ascii="Roboto Mono" w:cs="Roboto Mono" w:eastAsia="Roboto Mono" w:hAnsi="Roboto Mono"/>
+          <w:color w:val="188038"/>
+          <w:rtl w:val="0"/>
+        </w:rPr>
+        <w:t xml:space="preserve">{{horario}}</w:t>
+      </w:r>
+      <w:r>
+        <w:rPr>
+          <w:rFonts w:ascii="Arial Unicode MS" w:cs="Arial Unicode MS" w:eastAsia="Arial Unicode MS" w:hAnsi="Arial Unicode MS"/>
+          <w:rtl w:val="0"/>
+        </w:rPr>
+        <w:t xml:space="preserve"> → Horário escolhido.</w:t>
+        <w:br w:type="textWrapping"/>
+      </w:r>
+    </w:p>
+    <w:p>
+      <w:pPr>
+        <w:numPr>
+          <w:ilvl w:val="0"/>
+          <w:numId w:val="2"/>
+        </w:numPr>
+        <w:spacing w:after="240" w:before="0" w:beforeAutospacing="0" w:lineRule="auto"/>
+        <w:ind w:left="720" w:hanging="360"/>
+      </w:pPr>
+      <w:r>
+        <w:rPr>
+          <w:rFonts w:ascii="Roboto Mono" w:cs="Roboto Mono" w:eastAsia="Roboto Mono" w:hAnsi="Roboto Mono"/>
+          <w:color w:val="188038"/>
+          <w:rtl w:val="0"/>
+        </w:rPr>
+        <w:t xml:space="preserve">{{descricao}}</w:t>
+      </w:r>
+      <w:r>
+        <w:rPr>
+          <w:rFonts w:ascii="Arial Unicode MS" w:cs="Arial Unicode MS" w:eastAsia="Arial Unicode MS" w:hAnsi="Arial Unicode MS"/>
+          <w:rtl w:val="0"/>
+        </w:rPr>
+        <w:t xml:space="preserve"> → Descrição do horário.</w:t>
+        <w:br w:type="textWrapping"/>
+      </w:r>
+    </w:p>
+    <w:p>
+      <w:pPr>
+        <w:spacing w:after="240" w:before="240" w:lineRule="auto"/>
+        <w:rPr>
+          <w:b w:val="1"/>
+          <w:bCs w:val="1"/>
+        </w:rPr>
+      </w:pPr>
+      <w:r>
+        <w:rPr>
+          <w:b w:val="1"/>
+          <w:bCs w:val="1"/>
+          <w:rtl w:val="0"/>
+        </w:rPr>
+        <w:t xml:space="preserve">Mensagem:</w:t>
+      </w:r>
+    </w:p>
+    <w:p>
+      <w:pPr>
+        <w:rPr>
+          <w:rFonts w:ascii="Roboto Mono" w:cs="Roboto Mono" w:eastAsia="Roboto Mono" w:hAnsi="Roboto Mono"/>
+          <w:color w:val="188038"/>
+        </w:rPr>
+      </w:pPr>
+      <w:r>
+        <w:rPr>
+          <w:rFonts w:ascii="Roboto Mono" w:cs="Roboto Mono" w:eastAsia="Roboto Mono" w:hAnsi="Roboto Mono"/>
+          <w:color w:val="188038"/>
+          <w:rtl w:val="0"/>
+        </w:rPr>
+        <w:t xml:space="preserve">Você escolheu *{{horario}} - {{descricao}}*.</w:t>
+      </w:r>
+    </w:p>
+    <w:p>
+      <w:pPr>
+        <w:rPr>
+          <w:rFonts w:ascii="Roboto Mono" w:cs="Roboto Mono" w:eastAsia="Roboto Mono" w:hAnsi="Roboto Mono"/>
+          <w:color w:val="188038"/>
+        </w:rPr>
+      </w:pPr>
+      <w:r>
+        <w:rPr>
+          <w:rtl w:val="0"/>
+        </w:rPr>
+      </w:r>
+    </w:p>
+    <w:p>
+      <w:pPr>
+        <w:rPr>
+          <w:rFonts w:ascii="Roboto Mono" w:cs="Roboto Mono" w:eastAsia="Roboto Mono" w:hAnsi="Roboto Mono"/>
+          <w:color w:val="188038"/>
+        </w:rPr>
+      </w:pPr>
+      <w:r>
+        <w:rPr>
+          <w:rFonts w:ascii="Roboto Mono" w:cs="Roboto Mono" w:eastAsia="Roboto Mono" w:hAnsi="Roboto Mono"/>
+          <w:color w:val="188038"/>
+          <w:rtl w:val="0"/>
+        </w:rPr>
+        <w:t xml:space="preserve">Agora digite somente o seu *NOME COMPLETO* para confirmar a sua inscrição, por favor!😊</w:t>
+      </w:r>
+    </w:p>
+    <w:p>
+      <w:pPr>
+        <w:rPr/>
+      </w:pPr>
+      <w:r>
+        <w:rPr>
+          <w:rtl w:val="0"/>
+        </w:rPr>
+      </w:r>
+    </w:p>
+    <w:p>
+      <w:pPr>
+        <w:rPr/>
+      </w:pPr>
+      <w:r>
+        <w:pict>
+          <v:rect style="width:0.0pt;height:1.5pt" o:hr="t" o:hrstd="t" o:hralign="center" fillcolor="#A0A0A0" stroked="f"/>
+        </w:pict>
+      </w:r>
+      <w:r>
+        <w:rPr>
+          <w:rtl w:val="0"/>
+        </w:rPr>
+      </w:r>
+    </w:p>
+    <w:p>
+      <w:pPr>
+        <w:pStyle w:val="Heading2"/>
+        <w:keepNext w:val="0"/>
+        <w:keepLines w:val="0"/>
+        <w:spacing w:after="80" w:lineRule="auto"/>
+        <w:rPr>
+          <w:b w:val="1"/>
+          <w:bCs w:val="1"/>
+          <w:sz w:val="34"/>
+          <w:szCs w:val="34"/>
+        </w:rPr>
+      </w:pPr>
+      <w:bookmarkStart w:colFirst="0" w:colLast="0" w:name="_kidwscfiwtpd" w:id="4"/>
+      <w:bookmarkEnd w:id="4"/>
+      <w:r>
+        <w:rPr>
+          <w:b w:val="1"/>
+          <w:bCs w:val="1"/>
+          <w:sz w:val="34"/>
+          <w:szCs w:val="34"/>
+          <w:rtl w:val="0"/>
+        </w:rPr>
+        <w:t xml:space="preserve">4. CITY_ERROR</w:t>
+      </w:r>
+    </w:p>
+    <w:p>
+      <w:pPr>
+        <w:spacing w:after="240" w:before="240" w:lineRule="auto"/>
+        <w:rPr>
+          <w:b w:val="1"/>
+          <w:bCs w:val="1"/>
+        </w:rPr>
+      </w:pPr>
+      <w:r>
+        <w:rPr>
+          <w:b w:val="1"/>
+          <w:bCs w:val="1"/>
+          <w:rtl w:val="0"/>
+        </w:rPr>
+        <w:t xml:space="preserve">Descrição:</w:t>
+      </w:r>
+      <w:r>
+        <w:rPr>
+          <w:rtl w:val="0"/>
+        </w:rPr>
+        <w:t xml:space="preserve"> Mensagem exibida quando o usuário digita uma cidade inválida.</w:t>
+        <w:br w:type="textWrapping"/>
+        <w:t xml:space="preserve"> </w:t>
+      </w:r>
+      <w:r>
+        <w:rPr>
+          <w:b w:val="1"/>
+          <w:bCs w:val="1"/>
+          <w:rtl w:val="0"/>
+        </w:rPr>
+        <w:t xml:space="preserve">Variáveis:</w:t>
+      </w:r>
+    </w:p>
+    <w:p>
+      <w:pPr>
+        <w:numPr>
+          <w:ilvl w:val="0"/>
+          <w:numId w:val="6"/>
+        </w:numPr>
+        <w:spacing w:after="240" w:before="240" w:lineRule="auto"/>
+        <w:ind w:left="720" w:hanging="360"/>
+      </w:pPr>
+      <w:r>
+        <w:rPr>
+          <w:rFonts w:ascii="Roboto Mono" w:cs="Roboto Mono" w:eastAsia="Roboto Mono" w:hAnsi="Roboto Mono"/>
+          <w:color w:val="188038"/>
+          <w:rtl w:val="0"/>
+        </w:rPr>
+        <w:t xml:space="preserve">{{cityList}}</w:t>
+      </w:r>
+      <w:r>
+        <w:rPr>
+          <w:rFonts w:ascii="Arial Unicode MS" w:cs="Arial Unicode MS" w:eastAsia="Arial Unicode MS" w:hAnsi="Arial Unicode MS"/>
+          <w:rtl w:val="0"/>
+        </w:rPr>
+        <w:t xml:space="preserve"> → Lista de cidades disponíveis.</w:t>
+        <w:br w:type="textWrapping"/>
+      </w:r>
+    </w:p>
+    <w:p>
+      <w:pPr>
+        <w:spacing w:after="240" w:before="240" w:lineRule="auto"/>
+        <w:rPr>
+          <w:b w:val="1"/>
+          <w:bCs w:val="1"/>
+        </w:rPr>
+      </w:pPr>
+      <w:r>
+        <w:rPr>
+          <w:b w:val="1"/>
+          <w:bCs w:val="1"/>
+          <w:rtl w:val="0"/>
+        </w:rPr>
+        <w:t xml:space="preserve">Mensagem:</w:t>
+      </w:r>
+    </w:p>
+    <w:p>
+      <w:pPr>
+        <w:rPr>
+          <w:rFonts w:ascii="Roboto Mono" w:cs="Roboto Mono" w:eastAsia="Roboto Mono" w:hAnsi="Roboto Mono"/>
+          <w:color w:val="188038"/>
+        </w:rPr>
+      </w:pPr>
+      <w:r>
+        <w:rPr>
+          <w:rFonts w:ascii="Roboto Mono" w:cs="Roboto Mono" w:eastAsia="Roboto Mono" w:hAnsi="Roboto Mono"/>
+          <w:color w:val="188038"/>
+          <w:rtl w:val="0"/>
+        </w:rPr>
+        <w:t xml:space="preserve">🤔 Ops, cidade não encontrada! Parece que essa cidade não está na nossa lista ou houve um errinho de digitação.</w:t>
+      </w:r>
+    </w:p>
+    <w:p>
+      <w:pPr>
+        <w:rPr>
+          <w:rFonts w:ascii="Roboto Mono" w:cs="Roboto Mono" w:eastAsia="Roboto Mono" w:hAnsi="Roboto Mono"/>
+          <w:color w:val="188038"/>
+        </w:rPr>
+      </w:pPr>
+      <w:r>
+        <w:rPr>
+          <w:rFonts w:ascii="Roboto Mono" w:cs="Roboto Mono" w:eastAsia="Roboto Mono" w:hAnsi="Roboto Mono"/>
+          <w:color w:val="188038"/>
+          <w:rtl w:val="0"/>
+        </w:rPr>
+        <w:t xml:space="preserve">🏠 *Cidades disponíveis:*</w:t>
+      </w:r>
+    </w:p>
+    <w:p>
+      <w:pPr>
+        <w:rPr>
+          <w:rFonts w:ascii="Roboto Mono" w:cs="Roboto Mono" w:eastAsia="Roboto Mono" w:hAnsi="Roboto Mono"/>
+          <w:color w:val="188038"/>
+        </w:rPr>
+      </w:pPr>
+      <w:r>
+        <w:rPr>
+          <w:rFonts w:ascii="Roboto Mono" w:cs="Roboto Mono" w:eastAsia="Roboto Mono" w:hAnsi="Roboto Mono"/>
+          <w:color w:val="188038"/>
+          <w:rtl w:val="0"/>
+        </w:rPr>
+        <w:t xml:space="preserve">{{cityList}}</w:t>
+      </w:r>
+    </w:p>
+    <w:p>
+      <w:pPr>
+        <w:rPr>
+          <w:rFonts w:ascii="Roboto Mono" w:cs="Roboto Mono" w:eastAsia="Roboto Mono" w:hAnsi="Roboto Mono"/>
+          <w:color w:val="188038"/>
+        </w:rPr>
+      </w:pPr>
+      <w:r>
+        <w:rPr>
+          <w:rtl w:val="0"/>
+        </w:rPr>
+      </w:r>
+    </w:p>
+    <w:p>
+      <w:pPr>
+        <w:rPr>
+          <w:rFonts w:ascii="Roboto Mono" w:cs="Roboto Mono" w:eastAsia="Roboto Mono" w:hAnsi="Roboto Mono"/>
+          <w:color w:val="188038"/>
+        </w:rPr>
+      </w:pPr>
+      <w:r>
+        <w:rPr>
+          <w:rFonts w:ascii="Roboto Mono" w:cs="Roboto Mono" w:eastAsia="Roboto Mono" w:hAnsi="Roboto Mono"/>
+          <w:color w:val="188038"/>
+          <w:rtl w:val="0"/>
+        </w:rPr>
+        <w:t xml:space="preserve">💡 Você pode digitar: • </w:t>
+      </w:r>
+    </w:p>
+    <w:p>
+      <w:pPr>
+        <w:rPr>
+          <w:rFonts w:ascii="Roboto Mono" w:cs="Roboto Mono" w:eastAsia="Roboto Mono" w:hAnsi="Roboto Mono"/>
+          <w:color w:val="188038"/>
+        </w:rPr>
+      </w:pPr>
+      <w:r>
+        <w:rPr>
+          <w:rFonts w:ascii="Roboto Mono" w:cs="Roboto Mono" w:eastAsia="Roboto Mono" w:hAnsi="Roboto Mono"/>
+          <w:color w:val="188038"/>
+          <w:rtl w:val="0"/>
+        </w:rPr>
+        <w:t xml:space="preserve">O *número* da cidade (1, 2, 3...)</w:t>
+      </w:r>
+    </w:p>
+    <w:p>
+      <w:pPr>
+        <w:rPr>
+          <w:rFonts w:ascii="Roboto Mono" w:cs="Roboto Mono" w:eastAsia="Roboto Mono" w:hAnsi="Roboto Mono"/>
+          <w:color w:val="188038"/>
+        </w:rPr>
+      </w:pPr>
+      <w:r>
+        <w:rPr>
+          <w:rFonts w:ascii="Roboto Mono" w:cs="Roboto Mono" w:eastAsia="Roboto Mono" w:hAnsi="Roboto Mono"/>
+          <w:color w:val="188038"/>
+          <w:rtl w:val="0"/>
+        </w:rPr>
+        <w:t xml:space="preserve">• O *nome completo* (São Paulo, Joinville...)</w:t>
+      </w:r>
+    </w:p>
+    <w:p>
+      <w:pPr>
+        <w:rPr>
+          <w:rFonts w:ascii="Roboto Mono" w:cs="Roboto Mono" w:eastAsia="Roboto Mono" w:hAnsi="Roboto Mono"/>
+          <w:color w:val="188038"/>
+        </w:rPr>
+      </w:pPr>
+      <w:r>
+        <w:rPr>
+          <w:rFonts w:ascii="Roboto Mono" w:cs="Roboto Mono" w:eastAsia="Roboto Mono" w:hAnsi="Roboto Mono"/>
+          <w:color w:val="188038"/>
+          <w:rtl w:val="0"/>
+        </w:rPr>
+        <w:t xml:space="preserve">• Parte do nome (São, Join...)</w:t>
+      </w:r>
+    </w:p>
+    <w:p>
+      <w:pPr>
+        <w:rPr>
+          <w:rFonts w:ascii="Roboto Mono" w:cs="Roboto Mono" w:eastAsia="Roboto Mono" w:hAnsi="Roboto Mono"/>
+          <w:color w:val="188038"/>
+        </w:rPr>
+      </w:pPr>
+      <w:r>
+        <w:rPr>
+          <w:rtl w:val="0"/>
+        </w:rPr>
+      </w:r>
+    </w:p>
+    <w:p>
+      <w:pPr>
+        <w:rPr>
+          <w:rFonts w:ascii="Roboto Mono" w:cs="Roboto Mono" w:eastAsia="Roboto Mono" w:hAnsi="Roboto Mono"/>
+          <w:color w:val="188038"/>
+        </w:rPr>
+      </w:pPr>
+      <w:r>
+        <w:rPr>
+          <w:rFonts w:ascii="Roboto Mono" w:cs="Roboto Mono" w:eastAsia="Roboto Mono" w:hAnsi="Roboto Mono"/>
+          <w:color w:val="188038"/>
+          <w:rtl w:val="0"/>
+        </w:rPr>
+        <w:t xml:space="preserve">E se precisar de ajuda, digite a palavra *AJUDA* ou *FAQ* que vou te enviar a lista com as dúvidas mais comuns sobre a nossa seleção.</w:t>
+      </w:r>
+    </w:p>
+    <w:p>
+      <w:pPr>
+        <w:rPr>
+          <w:rFonts w:ascii="Roboto Mono" w:cs="Roboto Mono" w:eastAsia="Roboto Mono" w:hAnsi="Roboto Mono"/>
+          <w:color w:val="188038"/>
+        </w:rPr>
+      </w:pPr>
+      <w:r>
+        <w:rPr>
+          <w:rFonts w:ascii="Roboto Mono" w:cs="Roboto Mono" w:eastAsia="Roboto Mono" w:hAnsi="Roboto Mono"/>
+          <w:color w:val="188038"/>
+          <w:rtl w:val="0"/>
+        </w:rPr>
+        <w:t xml:space="preserve">Tente novamente! 😊</w:t>
+      </w:r>
+    </w:p>
+    <w:p>
+      <w:pPr>
+        <w:rPr/>
+      </w:pPr>
+      <w:r>
+        <w:rPr>
+          <w:rtl w:val="0"/>
+        </w:rPr>
+      </w:r>
+    </w:p>
+    <w:p>
+      <w:pPr>
+        <w:rPr/>
+      </w:pPr>
+      <w:r>
+        <w:pict>
+          <v:rect style="width:0.0pt;height:1.5pt" o:hr="t" o:hrstd="t" o:hralign="center" fillcolor="#A0A0A0" stroked="f"/>
+        </w:pict>
+      </w:r>
+      <w:r>
+        <w:rPr>
+          <w:rtl w:val="0"/>
+        </w:rPr>
+      </w:r>
+    </w:p>
+    <w:p>
+      <w:pPr>
+        <w:pStyle w:val="Heading2"/>
+        <w:keepNext w:val="0"/>
+        <w:keepLines w:val="0"/>
+        <w:spacing w:after="80" w:lineRule="auto"/>
+        <w:rPr>
+          <w:b w:val="1"/>
+          <w:bCs w:val="1"/>
+          <w:sz w:val="34"/>
+          <w:szCs w:val="34"/>
+        </w:rPr>
+      </w:pPr>
+      <w:bookmarkStart w:colFirst="0" w:colLast="0" w:name="_r71kst3yr7pw" w:id="5"/>
+      <w:bookmarkEnd w:id="5"/>
+      <w:r>
+        <w:rPr>
+          <w:b w:val="1"/>
+          <w:bCs w:val="1"/>
+          <w:sz w:val="34"/>
+          <w:szCs w:val="34"/>
+          <w:rtl w:val="0"/>
+        </w:rPr>
+        <w:t xml:space="preserve">5. GROUP_MULTI_INVITE</w:t>
+      </w:r>
+    </w:p>
+    <w:p>
+      <w:pPr>
+        <w:spacing w:after="240" w:before="240" w:lineRule="auto"/>
+        <w:rPr>
+          <w:b w:val="1"/>
+          <w:bCs w:val="1"/>
+        </w:rPr>
+      </w:pPr>
+      <w:r>
+        <w:rPr>
+          <w:b w:val="1"/>
+          <w:bCs w:val="1"/>
+          <w:rtl w:val="0"/>
+        </w:rPr>
+        <w:t xml:space="preserve">Descrição:</w:t>
+      </w:r>
+      <w:r>
+        <w:rPr>
+          <w:rtl w:val="0"/>
+        </w:rPr>
+        <w:t xml:space="preserve"> Enviado quando há múltiplos grupos disponíveis para o usuário.</w:t>
+        <w:br w:type="textWrapping"/>
+        <w:t xml:space="preserve"> </w:t>
+      </w:r>
+      <w:r>
+        <w:rPr>
+          <w:b w:val="1"/>
+          <w:bCs w:val="1"/>
+          <w:rtl w:val="0"/>
+        </w:rPr>
+        <w:t xml:space="preserve">Variáveis:</w:t>
+      </w:r>
+    </w:p>
+    <w:p>
+      <w:pPr>
+        <w:numPr>
+          <w:ilvl w:val="0"/>
+          <w:numId w:val="3"/>
+        </w:numPr>
+        <w:spacing w:after="0" w:afterAutospacing="0" w:before="240" w:lineRule="auto"/>
+        <w:ind w:left="720" w:hanging="360"/>
+        <w:rPr>
+          <w:sz w:val="22"/>
+          <w:szCs w:val="22"/>
+        </w:rPr>
+      </w:pPr>
+      <w:r>
+        <w:rPr>
+          <w:rFonts w:ascii="Roboto Mono" w:cs="Roboto Mono" w:eastAsia="Roboto Mono" w:hAnsi="Roboto Mono"/>
+          <w:color w:val="188038"/>
+          <w:rtl w:val="0"/>
+        </w:rPr>
+        <w:t xml:space="preserve">{{nomeCompleto}} </w:t>
+        <w:br w:type="textWrapping"/>
+        <w:t xml:space="preserve">                                                                                                   </w:t>
+      </w:r>
+    </w:p>
+    <w:p>
+      <w:pPr>
+        <w:numPr>
+          <w:ilvl w:val="0"/>
+          <w:numId w:val="3"/>
+        </w:numPr>
+        <w:spacing w:after="0" w:afterAutospacing="0" w:before="0" w:beforeAutospacing="0" w:lineRule="auto"/>
+        <w:ind w:left="720" w:hanging="360"/>
+        <w:rPr>
+          <w:sz w:val="22"/>
+          <w:szCs w:val="22"/>
+        </w:rPr>
+      </w:pPr>
+      <w:r>
+        <w:rPr>
+          <w:rFonts w:ascii="Roboto Mono" w:cs="Roboto Mono" w:eastAsia="Roboto Mono" w:hAnsi="Roboto Mono"/>
+          <w:color w:val="188038"/>
+          <w:rtl w:val="0"/>
+        </w:rPr>
+        <w:t xml:space="preserve">{{primeiroNome}}</w:t>
+        <w:br w:type="textWrapping"/>
+      </w:r>
+    </w:p>
+    <w:p>
+      <w:pPr>
+        <w:numPr>
+          <w:ilvl w:val="0"/>
+          <w:numId w:val="3"/>
+        </w:numPr>
+        <w:spacing w:after="0" w:afterAutospacing="0" w:before="0" w:beforeAutospacing="0" w:lineRule="auto"/>
+        <w:ind w:left="720" w:hanging="360"/>
+        <w:rPr>
+          <w:sz w:val="22"/>
+          <w:szCs w:val="22"/>
+        </w:rPr>
+      </w:pPr>
+      <w:r>
+        <w:rPr>
+          <w:rFonts w:ascii="Roboto Mono" w:cs="Roboto Mono" w:eastAsia="Roboto Mono" w:hAnsi="Roboto Mono"/>
+          <w:color w:val="188038"/>
+          <w:rtl w:val="0"/>
+        </w:rPr>
+        <w:t xml:space="preserve">{{dataEvento}}</w:t>
+        <w:br w:type="textWrapping"/>
+      </w:r>
+    </w:p>
+    <w:p>
+      <w:pPr>
+        <w:numPr>
+          <w:ilvl w:val="0"/>
+          <w:numId w:val="3"/>
+        </w:numPr>
+        <w:spacing w:after="0" w:afterAutospacing="0" w:before="0" w:beforeAutospacing="0" w:lineRule="auto"/>
+        <w:ind w:left="720" w:hanging="360"/>
+        <w:rPr>
+          <w:sz w:val="22"/>
+          <w:szCs w:val="22"/>
+        </w:rPr>
+      </w:pPr>
+      <w:r>
+        <w:rPr>
+          <w:rFonts w:ascii="Roboto Mono" w:cs="Roboto Mono" w:eastAsia="Roboto Mono" w:hAnsi="Roboto Mono"/>
+          <w:color w:val="188038"/>
+          <w:rtl w:val="0"/>
+        </w:rPr>
+        <w:t xml:space="preserve">{{groupLink}}</w:t>
+        <w:br w:type="textWrapping"/>
+      </w:r>
+    </w:p>
+    <w:p>
+      <w:pPr>
+        <w:numPr>
+          <w:ilvl w:val="0"/>
+          <w:numId w:val="3"/>
+        </w:numPr>
+        <w:spacing w:after="0" w:afterAutospacing="0" w:before="0" w:beforeAutospacing="0" w:lineRule="auto"/>
+        <w:ind w:left="720" w:hanging="360"/>
+        <w:rPr>
+          <w:sz w:val="22"/>
+          <w:szCs w:val="22"/>
+        </w:rPr>
+      </w:pPr>
+      <w:r>
+        <w:rPr>
+          <w:rFonts w:ascii="Roboto Mono" w:cs="Roboto Mono" w:eastAsia="Roboto Mono" w:hAnsi="Roboto Mono"/>
+          <w:color w:val="188038"/>
+          <w:rtl w:val="0"/>
+        </w:rPr>
+        <w:t xml:space="preserve">{{horarioSelecionado}}</w:t>
+        <w:br w:type="textWrapping"/>
+      </w:r>
+    </w:p>
+    <w:p>
+      <w:pPr>
+        <w:numPr>
+          <w:ilvl w:val="0"/>
+          <w:numId w:val="3"/>
+        </w:numPr>
+        <w:spacing w:after="240" w:before="0" w:beforeAutospacing="0" w:lineRule="auto"/>
+        <w:ind w:left="720" w:hanging="360"/>
+        <w:rPr>
+          <w:sz w:val="22"/>
+          <w:szCs w:val="22"/>
+        </w:rPr>
+      </w:pPr>
+      <w:r>
+        <w:rPr>
+          <w:rFonts w:ascii="Roboto Mono" w:cs="Roboto Mono" w:eastAsia="Roboto Mono" w:hAnsi="Roboto Mono"/>
+          <w:color w:val="188038"/>
+          <w:rtl w:val="0"/>
+        </w:rPr>
+        <w:t xml:space="preserve">{{cityName}}</w:t>
+        <w:br w:type="textWrapping"/>
+      </w:r>
+    </w:p>
+    <w:p>
+      <w:pPr>
+        <w:spacing w:after="240" w:before="240" w:lineRule="auto"/>
+        <w:rPr>
+          <w:b w:val="1"/>
+          <w:bCs w:val="1"/>
+        </w:rPr>
+      </w:pPr>
+      <w:r>
+        <w:rPr>
+          <w:b w:val="1"/>
+          <w:bCs w:val="1"/>
+          <w:rtl w:val="0"/>
+        </w:rPr>
+        <w:t xml:space="preserve">Mensagem:</w:t>
+      </w:r>
+    </w:p>
+    <w:p>
+      <w:pPr>
+        <w:rPr>
+          <w:rFonts w:ascii="Roboto Mono" w:cs="Roboto Mono" w:eastAsia="Roboto Mono" w:hAnsi="Roboto Mono"/>
+          <w:color w:val="188038"/>
+        </w:rPr>
+      </w:pPr>
+      <w:r>
+        <w:rPr>
+          <w:rFonts w:ascii="Arial Unicode MS" w:cs="Arial Unicode MS" w:eastAsia="Arial Unicode MS" w:hAnsi="Arial Unicode MS"/>
+          <w:color w:val="188038"/>
+          <w:rtl w:val="0"/>
+        </w:rPr>
+        <w:t xml:space="preserve">✅ Parabéns, *{{nomeCompleto}}*! A sua presença está confirmada!{{dataEvento}}</w:t>
+      </w:r>
+    </w:p>
+    <w:p>
+      <w:pPr>
+        <w:rPr>
+          <w:rFonts w:ascii="Roboto Mono" w:cs="Roboto Mono" w:eastAsia="Roboto Mono" w:hAnsi="Roboto Mono"/>
+          <w:color w:val="188038"/>
+        </w:rPr>
+      </w:pPr>
+      <w:r>
+        <w:rPr>
+          <w:rFonts w:ascii="Roboto Mono" w:cs="Roboto Mono" w:eastAsia="Roboto Mono" w:hAnsi="Roboto Mono"/>
+          <w:color w:val="188038"/>
+          <w:rtl w:val="0"/>
+        </w:rPr>
+        <w:t xml:space="preserve">{{groupLink}}</w:t>
+      </w:r>
+    </w:p>
+    <w:p>
+      <w:pPr>
+        <w:rPr>
+          <w:rFonts w:ascii="Roboto Mono" w:cs="Roboto Mono" w:eastAsia="Roboto Mono" w:hAnsi="Roboto Mono"/>
+          <w:color w:val="188038"/>
+        </w:rPr>
+      </w:pPr>
+      <w:r>
+        <w:rPr>
+          <w:rFonts w:ascii="Roboto Mono" w:cs="Roboto Mono" w:eastAsia="Roboto Mono" w:hAnsi="Roboto Mono"/>
+          <w:color w:val="188038"/>
+          <w:rtl w:val="0"/>
+        </w:rPr>
+        <w:t xml:space="preserve">⏰ Seu horário: *{{horarioSelecionado}}* 😄</w:t>
+      </w:r>
+    </w:p>
+    <w:p>
+      <w:pPr>
+        <w:rPr>
+          <w:rFonts w:ascii="Roboto Mono" w:cs="Roboto Mono" w:eastAsia="Roboto Mono" w:hAnsi="Roboto Mono"/>
+          <w:color w:val="188038"/>
+        </w:rPr>
+      </w:pPr>
+      <w:r>
+        <w:rPr>
+          <w:rFonts w:ascii="Roboto Mono" w:cs="Roboto Mono" w:eastAsia="Roboto Mono" w:hAnsi="Roboto Mono"/>
+          <w:color w:val="188038"/>
+          <w:rtl w:val="0"/>
+        </w:rPr>
+        <w:t xml:space="preserve">Aqui está o acesso para o grupo de {{cityName}}:</w:t>
+      </w:r>
+    </w:p>
+    <w:p>
+      <w:pPr>
+        <w:rPr>
+          <w:rFonts w:ascii="Roboto Mono" w:cs="Roboto Mono" w:eastAsia="Roboto Mono" w:hAnsi="Roboto Mono"/>
+          <w:color w:val="188038"/>
+        </w:rPr>
+      </w:pPr>
+      <w:r>
+        <w:rPr>
+          <w:rFonts w:ascii="Roboto Mono" w:cs="Roboto Mono" w:eastAsia="Roboto Mono" w:hAnsi="Roboto Mono"/>
+          <w:color w:val="188038"/>
+          <w:rtl w:val="0"/>
+        </w:rPr>
+        <w:t xml:space="preserve">*Clique no link para participar!*</w:t>
+      </w:r>
+    </w:p>
+    <w:p>
+      <w:pPr>
+        <w:pStyle w:val="Heading2"/>
+        <w:keepNext w:val="0"/>
+        <w:keepLines w:val="0"/>
+        <w:spacing w:after="80" w:lineRule="auto"/>
+        <w:rPr/>
+      </w:pPr>
+      <w:bookmarkStart w:colFirst="0" w:colLast="0" w:name="_huo78fk4itv3" w:id="6"/>
+      <w:bookmarkEnd w:id="6"/>
+      <w:r>
+        <w:rPr>
+          <w:rtl w:val="0"/>
+        </w:rPr>
+      </w:r>
+    </w:p>
+    <w:p>
+      <w:pPr>
+        <w:rPr/>
+      </w:pPr>
+      <w:r>
+        <w:pict>
+          <v:rect style="width:0.0pt;height:1.5pt" o:hr="t" o:hrstd="t" o:hralign="center" fillcolor="#A0A0A0" stroked="f"/>
+        </w:pict>
+      </w:r>
+      <w:r>
+        <w:rPr>
+          <w:rtl w:val="0"/>
+        </w:rPr>
+      </w:r>
+    </w:p>
+    <w:p>
+      <w:pPr>
+        <w:pStyle w:val="Heading2"/>
+        <w:keepNext w:val="0"/>
+        <w:keepLines w:val="0"/>
+        <w:spacing w:after="80" w:lineRule="auto"/>
+        <w:rPr>
+          <w:b w:val="1"/>
+          <w:bCs w:val="1"/>
+          <w:sz w:val="34"/>
+          <w:szCs w:val="34"/>
+        </w:rPr>
+      </w:pPr>
+      <w:bookmarkStart w:colFirst="0" w:colLast="0" w:name="_9o8zqeyaafjq" w:id="7"/>
+      <w:bookmarkEnd w:id="7"/>
+      <w:r>
+        <w:rPr>
+          <w:rtl w:val="0"/>
+        </w:rPr>
+      </w:r>
+    </w:p>
+    <w:p>
+      <w:pPr>
+        <w:pStyle w:val="Heading2"/>
+        <w:keepNext w:val="0"/>
+        <w:keepLines w:val="0"/>
+        <w:spacing w:after="80" w:lineRule="auto"/>
+        <w:rPr>
+          <w:b w:val="1"/>
+          <w:bCs w:val="1"/>
+          <w:sz w:val="34"/>
+          <w:szCs w:val="34"/>
+        </w:rPr>
+      </w:pPr>
+      <w:bookmarkStart w:colFirst="0" w:colLast="0" w:name="_lcwxugrkr7k5" w:id="8"/>
+      <w:bookmarkEnd w:id="8"/>
+      <w:r>
+        <w:rPr>
+          <w:rtl w:val="0"/>
+        </w:rPr>
+      </w:r>
+    </w:p>
+    <w:p>
+      <w:pPr>
+        <w:pStyle w:val="Heading2"/>
+        <w:keepNext w:val="0"/>
+        <w:keepLines w:val="0"/>
+        <w:spacing w:after="80" w:lineRule="auto"/>
+        <w:rPr>
+          <w:b w:val="1"/>
+          <w:bCs w:val="1"/>
+          <w:sz w:val="34"/>
+          <w:szCs w:val="34"/>
+        </w:rPr>
+      </w:pPr>
+      <w:bookmarkStart w:colFirst="0" w:colLast="0" w:name="_3dlm44v93alx" w:id="9"/>
+      <w:bookmarkEnd w:id="9"/>
+      <w:r>
+        <w:rPr>
+          <w:rtl w:val="0"/>
+        </w:rPr>
+      </w:r>
+    </w:p>
+    <w:p>
+      <w:pPr>
+        <w:pStyle w:val="Heading2"/>
+        <w:keepNext w:val="0"/>
+        <w:keepLines w:val="0"/>
+        <w:spacing w:after="80" w:lineRule="auto"/>
+        <w:rPr>
+          <w:b w:val="1"/>
+          <w:bCs w:val="1"/>
+          <w:sz w:val="34"/>
+          <w:szCs w:val="34"/>
+        </w:rPr>
+      </w:pPr>
+      <w:bookmarkStart w:colFirst="0" w:colLast="0" w:name="_izm1oiel0cdr" w:id="10"/>
+      <w:bookmarkEnd w:id="10"/>
+      <w:r>
+        <w:rPr>
+          <w:rtl w:val="0"/>
+        </w:rPr>
+      </w:r>
+    </w:p>
+    <w:p>
+      <w:pPr>
+        <w:pStyle w:val="Heading2"/>
+        <w:keepNext w:val="0"/>
+        <w:keepLines w:val="0"/>
+        <w:spacing w:after="80" w:lineRule="auto"/>
+        <w:rPr>
+          <w:b w:val="1"/>
+          <w:bCs w:val="1"/>
+          <w:sz w:val="34"/>
+          <w:szCs w:val="34"/>
+        </w:rPr>
+      </w:pPr>
+      <w:bookmarkStart w:colFirst="0" w:colLast="0" w:name="_w45scqz0pflb" w:id="11"/>
+      <w:bookmarkEnd w:id="11"/>
+      <w:r>
+        <w:rPr>
+          <w:b w:val="1"/>
+          <w:bCs w:val="1"/>
+          <w:sz w:val="34"/>
+          <w:szCs w:val="34"/>
+          <w:rtl w:val="0"/>
+        </w:rPr>
+        <w:t xml:space="preserve">6. ALREADY_IN_GROUP</w:t>
+      </w:r>
+    </w:p>
+    <w:p>
+      <w:pPr>
+        <w:spacing w:after="240" w:before="240" w:lineRule="auto"/>
+        <w:rPr>
+          <w:b w:val="1"/>
+          <w:bCs w:val="1"/>
+        </w:rPr>
+      </w:pPr>
+      <w:r>
+        <w:rPr>
+          <w:b w:val="1"/>
+          <w:bCs w:val="1"/>
+          <w:rtl w:val="0"/>
+        </w:rPr>
+        <w:t xml:space="preserve">Descrição:</w:t>
+      </w:r>
+      <w:r>
+        <w:rPr>
+          <w:rtl w:val="0"/>
+        </w:rPr>
+        <w:t xml:space="preserve"> Enviado quando o usuário já está no grupo.</w:t>
+        <w:br w:type="textWrapping"/>
+        <w:t xml:space="preserve"> </w:t>
+      </w:r>
+      <w:r>
+        <w:rPr>
+          <w:b w:val="1"/>
+          <w:bCs w:val="1"/>
           <w:rtl w:val="0"/>
         </w:rPr>
         <w:t xml:space="preserve">Variáveis:</w:t>
@@ -122,14 +1404,7 @@
           <w:color w:val="188038"/>
           <w:rtl w:val="0"/>
         </w:rPr>
-        <w:t xml:space="preserve">{{cityCount}}</w:t>
-      </w:r>
-      <w:r>
-        <w:rPr>
-          <w:rFonts w:ascii="Arial Unicode MS" w:cs="Arial Unicode MS" w:eastAsia="Arial Unicode MS" w:hAnsi="Arial Unicode MS"/>
-          <w:rtl w:val="0"/>
-        </w:rPr>
-        <w:t xml:space="preserve"> → Quantidade de cidades disponíveis.</w:t>
+        <w:t xml:space="preserve">{{nomeCompleto}}</w:t>
         <w:br w:type="textWrapping"/>
       </w:r>
     </w:p>
@@ -148,14 +1423,7 @@
           <w:color w:val="188038"/>
           <w:rtl w:val="0"/>
         </w:rPr>
-        <w:t xml:space="preserve">{{cityList}}</w:t>
-      </w:r>
-      <w:r>
-        <w:rPr>
-          <w:rFonts w:ascii="Arial Unicode MS" w:cs="Arial Unicode MS" w:eastAsia="Arial Unicode MS" w:hAnsi="Arial Unicode MS"/>
-          <w:rtl w:val="0"/>
-        </w:rPr>
-        <w:t xml:space="preserve"> → Lista de cidades disponíveis.</w:t>
+        <w:t xml:space="preserve">{{cityName}}</w:t>
         <w:br w:type="textWrapping"/>
       </w:r>
     </w:p>
@@ -164,11 +1432,13 @@
         <w:spacing w:after="240" w:before="240" w:lineRule="auto"/>
         <w:rPr>
           <w:b w:val="1"/>
-        </w:rPr>
-      </w:pPr>
-      <w:r>
-        <w:rPr>
-          <w:b w:val="1"/>
+          <w:bCs w:val="1"/>
+        </w:rPr>
+      </w:pPr>
+      <w:r>
+        <w:rPr>
+          <w:b w:val="1"/>
+          <w:bCs w:val="1"/>
           <w:rtl w:val="0"/>
         </w:rPr>
         <w:t xml:space="preserve">Mensagem:</w:t>
@@ -187,65 +1457,7 @@
           <w:color w:val="188038"/>
           <w:rtl w:val="0"/>
         </w:rPr>
-        <w:t xml:space="preserve">Estamos com seleções abertas em {{cityCount}} cidades neste momento: 🏙</w:t>
-      </w:r>
-    </w:p>
-    <w:p>
-      <w:pPr>
-        <w:rPr>
-          <w:rFonts w:ascii="Roboto Mono" w:cs="Roboto Mono" w:eastAsia="Roboto Mono" w:hAnsi="Roboto Mono"/>
-          <w:color w:val="188038"/>
-        </w:rPr>
-      </w:pPr>
-      <w:r>
-        <w:rPr>
-          <w:rtl w:val="0"/>
-        </w:rPr>
-      </w:r>
-    </w:p>
-    <w:p>
-      <w:pPr>
-        <w:rPr>
-          <w:rFonts w:ascii="Roboto Mono" w:cs="Roboto Mono" w:eastAsia="Roboto Mono" w:hAnsi="Roboto Mono"/>
-          <w:color w:val="188038"/>
-        </w:rPr>
-      </w:pPr>
-      <w:r>
-        <w:rPr>
-          <w:rFonts w:ascii="Roboto Mono" w:cs="Roboto Mono" w:eastAsia="Roboto Mono" w:hAnsi="Roboto Mono"/>
-          <w:color w:val="188038"/>
-          <w:rtl w:val="0"/>
-        </w:rPr>
-        <w:t xml:space="preserve">{{cityList}}</w:t>
-      </w:r>
-    </w:p>
-    <w:p>
-      <w:pPr>
-        <w:rPr>
-          <w:rFonts w:ascii="Roboto Mono" w:cs="Roboto Mono" w:eastAsia="Roboto Mono" w:hAnsi="Roboto Mono"/>
-          <w:color w:val="188038"/>
-        </w:rPr>
-      </w:pPr>
-      <w:r>
-        <w:rPr>
-          <w:rtl w:val="0"/>
-        </w:rPr>
-      </w:r>
-    </w:p>
-    <w:p>
-      <w:pPr>
-        <w:rPr>
-          <w:rFonts w:ascii="Roboto Mono" w:cs="Roboto Mono" w:eastAsia="Roboto Mono" w:hAnsi="Roboto Mono"/>
-          <w:color w:val="188038"/>
-        </w:rPr>
-      </w:pPr>
-      <w:r>
-        <w:rPr>
-          <w:rFonts w:ascii="Arial Unicode MS" w:cs="Arial Unicode MS" w:eastAsia="Arial Unicode MS" w:hAnsi="Arial Unicode MS"/>
-          <w:color w:val="188038"/>
-          <w:rtl w:val="0"/>
-        </w:rPr>
-        <w:t xml:space="preserve">✨ Em qual dessas cidades você gostaria de estar participando?</w:t>
+        <w:t xml:space="preserve">ℹ️ Olá *{{nomeCompleto}}*! Você já está participando do grupo {{cityName}}. Não é necessário entrar novamente! 😊</w:t>
       </w:r>
     </w:p>
     <w:p>
@@ -281,32 +1493,33 @@
         <w:spacing w:after="80" w:lineRule="auto"/>
         <w:rPr>
           <w:b w:val="1"/>
+          <w:bCs w:val="1"/>
           <w:sz w:val="34"/>
           <w:szCs w:val="34"/>
         </w:rPr>
       </w:pPr>
-      <w:bookmarkStart w:colFirst="0" w:colLast="0" w:name="_74z61xbzvxmd" w:id="2"/>
-      <w:bookmarkEnd w:id="2"/>
-      <w:r>
-        <w:rPr>
-          <w:b w:val="1"/>
+      <w:bookmarkStart w:colFirst="0" w:colLast="0" w:name="_ma8t3uyf8s99" w:id="12"/>
+      <w:bookmarkEnd w:id="12"/>
+      <w:r>
+        <w:rPr>
+          <w:b w:val="1"/>
+          <w:bCs w:val="1"/>
           <w:sz w:val="34"/>
           <w:szCs w:val="34"/>
           <w:rtl w:val="0"/>
         </w:rPr>
-        <w:t xml:space="preserve">2. WELCOME</w:t>
+        <w:t xml:space="preserve">7. GROUP_ERROR</w:t>
       </w:r>
     </w:p>
     <w:p>
       <w:pPr>
         <w:spacing w:after="240" w:before="240" w:lineRule="auto"/>
-        <w:rPr>
-          <w:b w:val="1"/>
-        </w:rPr>
-      </w:pPr>
-      <w:r>
-        <w:rPr>
-          <w:b w:val="1"/>
+        <w:rPr/>
+      </w:pPr>
+      <w:r>
+        <w:rPr>
+          <w:b w:val="1"/>
+          <w:bCs w:val="1"/>
           <w:rtl w:val="0"/>
         </w:rPr>
         <w:t xml:space="preserve">Descrição:</w:t>
@@ -315,54 +1528,37 @@
         <w:rPr>
           <w:rtl w:val="0"/>
         </w:rPr>
-        <w:t xml:space="preserve"> Mensagem de boas-vindas ao usuário.</w:t>
+        <w:t xml:space="preserve"> Erro ao enviar os links do grupo.</w:t>
         <w:br w:type="textWrapping"/>
         <w:t xml:space="preserve"> </w:t>
       </w:r>
       <w:r>
         <w:rPr>
           <w:b w:val="1"/>
+          <w:bCs w:val="1"/>
           <w:rtl w:val="0"/>
         </w:rPr>
         <w:t xml:space="preserve">Variáveis:</w:t>
       </w:r>
-    </w:p>
-    <w:p>
-      <w:pPr>
-        <w:numPr>
-          <w:ilvl w:val="0"/>
-          <w:numId w:val="1"/>
-        </w:numPr>
+      <w:r>
+        <w:rPr>
+          <w:rtl w:val="0"/>
+        </w:rPr>
+        <w:t xml:space="preserve"> Nenhuma.</w:t>
+      </w:r>
+    </w:p>
+    <w:p>
+      <w:pPr>
         <w:spacing w:after="240" w:before="240" w:lineRule="auto"/>
-        <w:ind w:left="720" w:hanging="360"/>
-      </w:pPr>
-      <w:r>
-        <w:rPr>
-          <w:rFonts w:ascii="Roboto Mono" w:cs="Roboto Mono" w:eastAsia="Roboto Mono" w:hAnsi="Roboto Mono"/>
-          <w:color w:val="188038"/>
-          <w:rtl w:val="0"/>
-        </w:rPr>
-        <w:t xml:space="preserve">{{name}}</w:t>
-      </w:r>
-      <w:r>
-        <w:rPr>
-          <w:rFonts w:ascii="Arial Unicode MS" w:cs="Arial Unicode MS" w:eastAsia="Arial Unicode MS" w:hAnsi="Arial Unicode MS"/>
-          <w:rtl w:val="0"/>
-        </w:rPr>
-        <w:t xml:space="preserve"> → Nome do usuário.</w:t>
-        <w:br w:type="textWrapping"/>
-      </w:r>
-    </w:p>
-    <w:p>
-      <w:pPr>
-        <w:spacing w:after="240" w:before="240" w:lineRule="auto"/>
-        <w:rPr>
-          <w:b w:val="1"/>
-        </w:rPr>
-      </w:pPr>
-      <w:r>
-        <w:rPr>
-          <w:b w:val="1"/>
+        <w:rPr>
+          <w:b w:val="1"/>
+          <w:bCs w:val="1"/>
+        </w:rPr>
+      </w:pPr>
+      <w:r>
+        <w:rPr>
+          <w:b w:val="1"/>
+          <w:bCs w:val="1"/>
           <w:rtl w:val="0"/>
         </w:rPr>
         <w:t xml:space="preserve">Mensagem:</w:t>
@@ -381,7 +1577,15 @@
           <w:color w:val="188038"/>
           <w:rtl w:val="0"/>
         </w:rPr>
-        <w:t xml:space="preserve">Olá {{name}}! Tudo bem?</w:t>
+        <w:t xml:space="preserve">⚠ ️ Ocorreu</w:t>
+      </w:r>
+      <w:r>
+        <w:rPr>
+          <w:rFonts w:ascii="Roboto Mono" w:cs="Roboto Mono" w:eastAsia="Roboto Mono" w:hAnsi="Roboto Mono"/>
+          <w:color w:val="188038"/>
+          <w:rtl w:val="0"/>
+        </w:rPr>
+        <w:t xml:space="preserve"> um erro ao enviar o(s) link(s) do grupo. Por favor, tente novamente mais tarde.</w:t>
       </w:r>
     </w:p>
     <w:p>
@@ -417,20 +1621,22 @@
         <w:spacing w:after="80" w:lineRule="auto"/>
         <w:rPr>
           <w:b w:val="1"/>
+          <w:bCs w:val="1"/>
           <w:sz w:val="34"/>
           <w:szCs w:val="34"/>
         </w:rPr>
       </w:pPr>
-      <w:bookmarkStart w:colFirst="0" w:colLast="0" w:name="_2vhmetvyx7a" w:id="3"/>
-      <w:bookmarkEnd w:id="3"/>
-      <w:r>
-        <w:rPr>
-          <w:b w:val="1"/>
+      <w:bookmarkStart w:colFirst="0" w:colLast="0" w:name="_rfsp86552l0h" w:id="13"/>
+      <w:bookmarkEnd w:id="13"/>
+      <w:r>
+        <w:rPr>
+          <w:b w:val="1"/>
+          <w:bCs w:val="1"/>
           <w:sz w:val="34"/>
           <w:szCs w:val="34"/>
           <w:rtl w:val="0"/>
         </w:rPr>
-        <w:t xml:space="preserve">3. NAME_MENU</w:t>
+        <w:t xml:space="preserve">8. TIMEOUT</w:t>
       </w:r>
     </w:p>
     <w:p>
@@ -438,11 +1644,13 @@
         <w:spacing w:after="240" w:before="240" w:lineRule="auto"/>
         <w:rPr>
           <w:b w:val="1"/>
-        </w:rPr>
-      </w:pPr>
-      <w:r>
-        <w:rPr>
-          <w:b w:val="1"/>
+          <w:bCs w:val="1"/>
+        </w:rPr>
+      </w:pPr>
+      <w:r>
+        <w:rPr>
+          <w:b w:val="1"/>
+          <w:bCs w:val="1"/>
           <w:rtl w:val="0"/>
         </w:rPr>
         <w:t xml:space="preserve">Descrição:</w:t>
@@ -451,204 +1659,14 @@
         <w:rPr>
           <w:rtl w:val="0"/>
         </w:rPr>
-        <w:t xml:space="preserve"> Confirmação após o usuário escolher o horário.</w:t>
+        <w:t xml:space="preserve"> Enviado quando o usuário demora para responder.</w:t>
         <w:br w:type="textWrapping"/>
         <w:t xml:space="preserve"> </w:t>
       </w:r>
       <w:r>
         <w:rPr>
           <w:b w:val="1"/>
-          <w:rtl w:val="0"/>
-        </w:rPr>
-        <w:t xml:space="preserve">Variáveis:</w:t>
-      </w:r>
-    </w:p>
-    <w:p>
-      <w:pPr>
-        <w:numPr>
-          <w:ilvl w:val="0"/>
-          <w:numId w:val="2"/>
-        </w:numPr>
-        <w:spacing w:after="0" w:afterAutospacing="0" w:before="240" w:lineRule="auto"/>
-        <w:ind w:left="720" w:hanging="360"/>
-      </w:pPr>
-      <w:r>
-        <w:rPr>
-          <w:rFonts w:ascii="Roboto Mono" w:cs="Roboto Mono" w:eastAsia="Roboto Mono" w:hAnsi="Roboto Mono"/>
-          <w:color w:val="188038"/>
-          <w:rtl w:val="0"/>
-        </w:rPr>
-        <w:t xml:space="preserve">{{horario}}</w:t>
-      </w:r>
-      <w:r>
-        <w:rPr>
-          <w:rFonts w:ascii="Arial Unicode MS" w:cs="Arial Unicode MS" w:eastAsia="Arial Unicode MS" w:hAnsi="Arial Unicode MS"/>
-          <w:rtl w:val="0"/>
-        </w:rPr>
-        <w:t xml:space="preserve"> → Horário escolhido.</w:t>
-        <w:br w:type="textWrapping"/>
-      </w:r>
-    </w:p>
-    <w:p>
-      <w:pPr>
-        <w:numPr>
-          <w:ilvl w:val="0"/>
-          <w:numId w:val="2"/>
-        </w:numPr>
-        <w:spacing w:after="240" w:before="0" w:beforeAutospacing="0" w:lineRule="auto"/>
-        <w:ind w:left="720" w:hanging="360"/>
-      </w:pPr>
-      <w:r>
-        <w:rPr>
-          <w:rFonts w:ascii="Roboto Mono" w:cs="Roboto Mono" w:eastAsia="Roboto Mono" w:hAnsi="Roboto Mono"/>
-          <w:color w:val="188038"/>
-          <w:rtl w:val="0"/>
-        </w:rPr>
-        <w:t xml:space="preserve">{{descricao}}</w:t>
-      </w:r>
-      <w:r>
-        <w:rPr>
-          <w:rFonts w:ascii="Arial Unicode MS" w:cs="Arial Unicode MS" w:eastAsia="Arial Unicode MS" w:hAnsi="Arial Unicode MS"/>
-          <w:rtl w:val="0"/>
-        </w:rPr>
-        <w:t xml:space="preserve"> → Descrição do horário.</w:t>
-        <w:br w:type="textWrapping"/>
-      </w:r>
-    </w:p>
-    <w:p>
-      <w:pPr>
-        <w:spacing w:after="240" w:before="240" w:lineRule="auto"/>
-        <w:rPr>
-          <w:b w:val="1"/>
-        </w:rPr>
-      </w:pPr>
-      <w:r>
-        <w:rPr>
-          <w:b w:val="1"/>
-          <w:rtl w:val="0"/>
-        </w:rPr>
-        <w:t xml:space="preserve">Mensagem:</w:t>
-      </w:r>
-    </w:p>
-    <w:p>
-      <w:pPr>
-        <w:rPr>
-          <w:rFonts w:ascii="Roboto Mono" w:cs="Roboto Mono" w:eastAsia="Roboto Mono" w:hAnsi="Roboto Mono"/>
-          <w:color w:val="188038"/>
-        </w:rPr>
-      </w:pPr>
-      <w:r>
-        <w:rPr>
-          <w:rFonts w:ascii="Roboto Mono" w:cs="Roboto Mono" w:eastAsia="Roboto Mono" w:hAnsi="Roboto Mono"/>
-          <w:color w:val="188038"/>
-          <w:rtl w:val="0"/>
-        </w:rPr>
-        <w:t xml:space="preserve">Você escolheu *{{horario}} - {{descricao}}*.</w:t>
-      </w:r>
-    </w:p>
-    <w:p>
-      <w:pPr>
-        <w:rPr>
-          <w:rFonts w:ascii="Roboto Mono" w:cs="Roboto Mono" w:eastAsia="Roboto Mono" w:hAnsi="Roboto Mono"/>
-          <w:color w:val="188038"/>
-        </w:rPr>
-      </w:pPr>
-      <w:r>
-        <w:rPr>
-          <w:rtl w:val="0"/>
-        </w:rPr>
-      </w:r>
-    </w:p>
-    <w:p>
-      <w:pPr>
-        <w:rPr>
-          <w:rFonts w:ascii="Roboto Mono" w:cs="Roboto Mono" w:eastAsia="Roboto Mono" w:hAnsi="Roboto Mono"/>
-          <w:color w:val="188038"/>
-        </w:rPr>
-      </w:pPr>
-      <w:r>
-        <w:rPr>
-          <w:rFonts w:ascii="Roboto Mono" w:cs="Roboto Mono" w:eastAsia="Roboto Mono" w:hAnsi="Roboto Mono"/>
-          <w:color w:val="188038"/>
-          <w:rtl w:val="0"/>
-        </w:rPr>
-        <w:t xml:space="preserve">Agora digite somente o seu *NOME COMPLETO* para confirmar a sua inscrição, por favor!😊</w:t>
-      </w:r>
-    </w:p>
-    <w:p>
-      <w:pPr>
-        <w:rPr/>
-      </w:pPr>
-      <w:r>
-        <w:rPr>
-          <w:rtl w:val="0"/>
-        </w:rPr>
-      </w:r>
-    </w:p>
-    <w:p>
-      <w:pPr>
-        <w:rPr/>
-      </w:pPr>
-      <w:r>
-        <w:pict>
-          <v:rect style="width:0.0pt;height:1.5pt" o:hr="t" o:hrstd="t" o:hralign="center" fillcolor="#A0A0A0" stroked="f"/>
-        </w:pict>
-      </w:r>
-      <w:r>
-        <w:rPr>
-          <w:rtl w:val="0"/>
-        </w:rPr>
-      </w:r>
-    </w:p>
-    <w:p>
-      <w:pPr>
-        <w:pStyle w:val="Heading2"/>
-        <w:keepNext w:val="0"/>
-        <w:keepLines w:val="0"/>
-        <w:spacing w:after="80" w:lineRule="auto"/>
-        <w:rPr>
-          <w:b w:val="1"/>
-          <w:sz w:val="34"/>
-          <w:szCs w:val="34"/>
-        </w:rPr>
-      </w:pPr>
-      <w:bookmarkStart w:colFirst="0" w:colLast="0" w:name="_kidwscfiwtpd" w:id="4"/>
-      <w:bookmarkEnd w:id="4"/>
-      <w:r>
-        <w:rPr>
-          <w:b w:val="1"/>
-          <w:sz w:val="34"/>
-          <w:szCs w:val="34"/>
-          <w:rtl w:val="0"/>
-        </w:rPr>
-        <w:t xml:space="preserve">4. CITY_ERROR</w:t>
-      </w:r>
-    </w:p>
-    <w:p>
-      <w:pPr>
-        <w:spacing w:after="240" w:before="240" w:lineRule="auto"/>
-        <w:rPr>
-          <w:b w:val="1"/>
-        </w:rPr>
-      </w:pPr>
-      <w:r>
-        <w:rPr>
-          <w:b w:val="1"/>
-          <w:rtl w:val="0"/>
-        </w:rPr>
-        <w:t xml:space="preserve">Descrição:</w:t>
-      </w:r>
-      <w:r>
-        <w:rPr>
-          <w:rtl w:val="0"/>
-        </w:rPr>
-        <w:t xml:space="preserve"> Mensagem exibida quando o usuário digita uma cidade inválida.</w:t>
-        <w:br w:type="textWrapping"/>
-        <w:t xml:space="preserve"> </w:t>
-      </w:r>
-      <w:r>
-        <w:rPr>
-          <w:b w:val="1"/>
+          <w:bCs w:val="1"/>
           <w:rtl w:val="0"/>
         </w:rPr>
         <w:t xml:space="preserve">Variáveis:</w:t>
@@ -669,14 +1687,7 @@
           <w:color w:val="188038"/>
           <w:rtl w:val="0"/>
         </w:rPr>
-        <w:t xml:space="preserve">{{cityList}}</w:t>
-      </w:r>
-      <w:r>
-        <w:rPr>
-          <w:rFonts w:ascii="Arial Unicode MS" w:cs="Arial Unicode MS" w:eastAsia="Arial Unicode MS" w:hAnsi="Arial Unicode MS"/>
-          <w:rtl w:val="0"/>
-        </w:rPr>
-        <w:t xml:space="preserve"> → Lista de cidades disponíveis.</w:t>
+        <w:t xml:space="preserve">{{name}}</w:t>
         <w:br w:type="textWrapping"/>
       </w:r>
     </w:p>
@@ -685,11 +1696,13 @@
         <w:spacing w:after="240" w:before="240" w:lineRule="auto"/>
         <w:rPr>
           <w:b w:val="1"/>
-        </w:rPr>
-      </w:pPr>
-      <w:r>
-        <w:rPr>
-          <w:b w:val="1"/>
+          <w:bCs w:val="1"/>
+        </w:rPr>
+      </w:pPr>
+      <w:r>
+        <w:rPr>
+          <w:b w:val="1"/>
+          <w:bCs w:val="1"/>
           <w:rtl w:val="0"/>
         </w:rPr>
         <w:t xml:space="preserve">Mensagem:</w:t>
@@ -708,161 +1721,7 @@
           <w:color w:val="188038"/>
           <w:rtl w:val="0"/>
         </w:rPr>
-        <w:t xml:space="preserve">🤔 Ops, cidade não encontrada! Parece que essa cidade não está na nossa lista ou houve um errinho de digitação.</w:t>
-      </w:r>
-    </w:p>
-    <w:p>
-      <w:pPr>
-        <w:rPr>
-          <w:rFonts w:ascii="Roboto Mono" w:cs="Roboto Mono" w:eastAsia="Roboto Mono" w:hAnsi="Roboto Mono"/>
-          <w:color w:val="188038"/>
-        </w:rPr>
-      </w:pPr>
-      <w:r>
-        <w:rPr>
-          <w:rFonts w:ascii="Roboto Mono" w:cs="Roboto Mono" w:eastAsia="Roboto Mono" w:hAnsi="Roboto Mono"/>
-          <w:color w:val="188038"/>
-          <w:rtl w:val="0"/>
-        </w:rPr>
-        <w:t xml:space="preserve">🏠 *Cidades disponíveis:*</w:t>
-      </w:r>
-    </w:p>
-    <w:p>
-      <w:pPr>
-        <w:rPr>
-          <w:rFonts w:ascii="Roboto Mono" w:cs="Roboto Mono" w:eastAsia="Roboto Mono" w:hAnsi="Roboto Mono"/>
-          <w:color w:val="188038"/>
-        </w:rPr>
-      </w:pPr>
-      <w:r>
-        <w:rPr>
-          <w:rFonts w:ascii="Roboto Mono" w:cs="Roboto Mono" w:eastAsia="Roboto Mono" w:hAnsi="Roboto Mono"/>
-          <w:color w:val="188038"/>
-          <w:rtl w:val="0"/>
-        </w:rPr>
-        <w:t xml:space="preserve">{{cityList}}</w:t>
-      </w:r>
-    </w:p>
-    <w:p>
-      <w:pPr>
-        <w:rPr>
-          <w:rFonts w:ascii="Roboto Mono" w:cs="Roboto Mono" w:eastAsia="Roboto Mono" w:hAnsi="Roboto Mono"/>
-          <w:color w:val="188038"/>
-        </w:rPr>
-      </w:pPr>
-      <w:r>
-        <w:rPr>
-          <w:rtl w:val="0"/>
-        </w:rPr>
-      </w:r>
-    </w:p>
-    <w:p>
-      <w:pPr>
-        <w:rPr>
-          <w:rFonts w:ascii="Roboto Mono" w:cs="Roboto Mono" w:eastAsia="Roboto Mono" w:hAnsi="Roboto Mono"/>
-          <w:color w:val="188038"/>
-        </w:rPr>
-      </w:pPr>
-      <w:r>
-        <w:rPr>
-          <w:rFonts w:ascii="Roboto Mono" w:cs="Roboto Mono" w:eastAsia="Roboto Mono" w:hAnsi="Roboto Mono"/>
-          <w:color w:val="188038"/>
-          <w:rtl w:val="0"/>
-        </w:rPr>
-        <w:t xml:space="preserve">💡 Você pode digitar: • </w:t>
-      </w:r>
-    </w:p>
-    <w:p>
-      <w:pPr>
-        <w:rPr>
-          <w:rFonts w:ascii="Roboto Mono" w:cs="Roboto Mono" w:eastAsia="Roboto Mono" w:hAnsi="Roboto Mono"/>
-          <w:color w:val="188038"/>
-        </w:rPr>
-      </w:pPr>
-      <w:r>
-        <w:rPr>
-          <w:rFonts w:ascii="Roboto Mono" w:cs="Roboto Mono" w:eastAsia="Roboto Mono" w:hAnsi="Roboto Mono"/>
-          <w:color w:val="188038"/>
-          <w:rtl w:val="0"/>
-        </w:rPr>
-        <w:t xml:space="preserve">O *número* da cidade (1, 2, 3...)</w:t>
-      </w:r>
-    </w:p>
-    <w:p>
-      <w:pPr>
-        <w:rPr>
-          <w:rFonts w:ascii="Roboto Mono" w:cs="Roboto Mono" w:eastAsia="Roboto Mono" w:hAnsi="Roboto Mono"/>
-          <w:color w:val="188038"/>
-        </w:rPr>
-      </w:pPr>
-      <w:r>
-        <w:rPr>
-          <w:rFonts w:ascii="Roboto Mono" w:cs="Roboto Mono" w:eastAsia="Roboto Mono" w:hAnsi="Roboto Mono"/>
-          <w:color w:val="188038"/>
-          <w:rtl w:val="0"/>
-        </w:rPr>
-        <w:t xml:space="preserve">• O *nome completo* (São Paulo, Joinville...)</w:t>
-      </w:r>
-    </w:p>
-    <w:p>
-      <w:pPr>
-        <w:rPr>
-          <w:rFonts w:ascii="Roboto Mono" w:cs="Roboto Mono" w:eastAsia="Roboto Mono" w:hAnsi="Roboto Mono"/>
-          <w:color w:val="188038"/>
-        </w:rPr>
-      </w:pPr>
-      <w:r>
-        <w:rPr>
-          <w:rFonts w:ascii="Roboto Mono" w:cs="Roboto Mono" w:eastAsia="Roboto Mono" w:hAnsi="Roboto Mono"/>
-          <w:color w:val="188038"/>
-          <w:rtl w:val="0"/>
-        </w:rPr>
-        <w:t xml:space="preserve">• Parte do nome (São, Join...)</w:t>
-      </w:r>
-    </w:p>
-    <w:p>
-      <w:pPr>
-        <w:rPr>
-          <w:rFonts w:ascii="Roboto Mono" w:cs="Roboto Mono" w:eastAsia="Roboto Mono" w:hAnsi="Roboto Mono"/>
-          <w:color w:val="188038"/>
-        </w:rPr>
-      </w:pPr>
-      <w:r>
-        <w:rPr>
-          <w:rtl w:val="0"/>
-        </w:rPr>
-      </w:r>
-    </w:p>
-    <w:p>
-      <w:pPr>
-        <w:rPr>
-          <w:rFonts w:ascii="Roboto Mono" w:cs="Roboto Mono" w:eastAsia="Roboto Mono" w:hAnsi="Roboto Mono"/>
-          <w:color w:val="188038"/>
-        </w:rPr>
-      </w:pPr>
-      <w:r>
-        <w:rPr>
-          <w:rFonts w:ascii="Roboto Mono" w:cs="Roboto Mono" w:eastAsia="Roboto Mono" w:hAnsi="Roboto Mono"/>
-          <w:color w:val="188038"/>
-          <w:rtl w:val="0"/>
-        </w:rPr>
-        <w:t xml:space="preserve">E se precisar de ajuda, digite a palavra *AJUDA* ou *FAQ* que vou te enviar a lista com as dúvidas mais comuns sobre a nossa seleção.</w:t>
-      </w:r>
-    </w:p>
-    <w:p>
-      <w:pPr>
-        <w:rPr>
-          <w:rFonts w:ascii="Roboto Mono" w:cs="Roboto Mono" w:eastAsia="Roboto Mono" w:hAnsi="Roboto Mono"/>
-          <w:color w:val="188038"/>
-        </w:rPr>
-      </w:pPr>
-      <w:r>
-        <w:rPr>
-          <w:rFonts w:ascii="Roboto Mono" w:cs="Roboto Mono" w:eastAsia="Roboto Mono" w:hAnsi="Roboto Mono"/>
-          <w:color w:val="188038"/>
-          <w:rtl w:val="0"/>
-        </w:rPr>
-        <w:t xml:space="preserve">Tente novamente! 😊</w:t>
+        <w:t xml:space="preserve">Oi *{{name}}*, eu percebi seu interesse em participar da seleção... Digite *MENU* para fazer a sua inscrição e garantir a sua vaga.</w:t>
       </w:r>
     </w:p>
     <w:p>
@@ -898,32 +1757,33 @@
         <w:spacing w:after="80" w:lineRule="auto"/>
         <w:rPr>
           <w:b w:val="1"/>
+          <w:bCs w:val="1"/>
           <w:sz w:val="34"/>
           <w:szCs w:val="34"/>
         </w:rPr>
       </w:pPr>
-      <w:bookmarkStart w:colFirst="0" w:colLast="0" w:name="_r71kst3yr7pw" w:id="5"/>
-      <w:bookmarkEnd w:id="5"/>
-      <w:r>
-        <w:rPr>
-          <w:b w:val="1"/>
+      <w:bookmarkStart w:colFirst="0" w:colLast="0" w:name="_v8117873br5z" w:id="14"/>
+      <w:bookmarkEnd w:id="14"/>
+      <w:r>
+        <w:rPr>
+          <w:b w:val="1"/>
+          <w:bCs w:val="1"/>
           <w:sz w:val="34"/>
           <w:szCs w:val="34"/>
           <w:rtl w:val="0"/>
         </w:rPr>
-        <w:t xml:space="preserve">5. GROUP_SINGLE_INVITE</w:t>
+        <w:t xml:space="preserve">9. UNSUPORTED_AUDIO</w:t>
       </w:r>
     </w:p>
     <w:p>
       <w:pPr>
         <w:spacing w:after="240" w:before="240" w:lineRule="auto"/>
-        <w:rPr>
-          <w:b w:val="1"/>
-        </w:rPr>
-      </w:pPr>
-      <w:r>
-        <w:rPr>
-          <w:b w:val="1"/>
+        <w:rPr/>
+      </w:pPr>
+      <w:r>
+        <w:rPr>
+          <w:b w:val="1"/>
+          <w:bCs w:val="1"/>
           <w:rtl w:val="0"/>
         </w:rPr>
         <w:t xml:space="preserve">Descrição:</w:t>
@@ -932,92 +1792,23 @@
         <w:rPr>
           <w:rtl w:val="0"/>
         </w:rPr>
-        <w:t xml:space="preserve"> Enviado quando há apenas um grupo disponível para o usuário.</w:t>
+        <w:t xml:space="preserve"> Quando o usuário envia áudio.</w:t>
         <w:br w:type="textWrapping"/>
         <w:t xml:space="preserve"> </w:t>
       </w:r>
       <w:r>
         <w:rPr>
           <w:b w:val="1"/>
+          <w:bCs w:val="1"/>
           <w:rtl w:val="0"/>
         </w:rPr>
         <w:t xml:space="preserve">Variáveis:</w:t>
       </w:r>
-    </w:p>
-    <w:p>
-      <w:pPr>
-        <w:numPr>
-          <w:ilvl w:val="0"/>
-          <w:numId w:val="4"/>
-        </w:numPr>
-        <w:spacing w:after="0" w:afterAutospacing="0" w:before="240" w:lineRule="auto"/>
-        <w:ind w:left="720" w:hanging="360"/>
-      </w:pPr>
-      <w:r>
-        <w:rPr>
-          <w:rFonts w:ascii="Roboto Mono" w:cs="Roboto Mono" w:eastAsia="Roboto Mono" w:hAnsi="Roboto Mono"/>
-          <w:color w:val="188038"/>
-          <w:rtl w:val="0"/>
-        </w:rPr>
-        <w:t xml:space="preserve">{{nomeCompleto}}</w:t>
-        <w:br w:type="textWrapping"/>
-      </w:r>
-    </w:p>
-    <w:p>
-      <w:pPr>
-        <w:numPr>
-          <w:ilvl w:val="0"/>
-          <w:numId w:val="4"/>
-        </w:numPr>
-        <w:spacing w:after="0" w:afterAutospacing="0" w:before="0" w:beforeAutospacing="0" w:lineRule="auto"/>
-        <w:ind w:left="720" w:hanging="360"/>
-      </w:pPr>
-      <w:r>
-        <w:rPr>
-          <w:rFonts w:ascii="Roboto Mono" w:cs="Roboto Mono" w:eastAsia="Roboto Mono" w:hAnsi="Roboto Mono"/>
-          <w:color w:val="188038"/>
-          <w:rtl w:val="0"/>
-        </w:rPr>
-        <w:t xml:space="preserve">{{dataEvento}}</w:t>
-        <w:br w:type="textWrapping"/>
-      </w:r>
-    </w:p>
-    <w:p>
-      <w:pPr>
-        <w:numPr>
-          <w:ilvl w:val="0"/>
-          <w:numId w:val="4"/>
-        </w:numPr>
-        <w:spacing w:after="0" w:afterAutospacing="0" w:before="0" w:beforeAutospacing="0" w:lineRule="auto"/>
-        <w:ind w:left="720" w:hanging="360"/>
-      </w:pPr>
-      <w:r>
-        <w:rPr>
-          <w:rFonts w:ascii="Roboto Mono" w:cs="Roboto Mono" w:eastAsia="Roboto Mono" w:hAnsi="Roboto Mono"/>
-          <w:color w:val="188038"/>
-          <w:rtl w:val="0"/>
-        </w:rPr>
-        <w:t xml:space="preserve">{{groupLink}}</w:t>
-        <w:br w:type="textWrapping"/>
-      </w:r>
-    </w:p>
-    <w:p>
-      <w:pPr>
-        <w:numPr>
-          <w:ilvl w:val="0"/>
-          <w:numId w:val="4"/>
-        </w:numPr>
-        <w:spacing w:after="240" w:before="0" w:beforeAutospacing="0" w:lineRule="auto"/>
-        <w:ind w:left="720" w:hanging="360"/>
-      </w:pPr>
-      <w:r>
-        <w:rPr>
-          <w:rFonts w:ascii="Roboto Mono" w:cs="Roboto Mono" w:eastAsia="Roboto Mono" w:hAnsi="Roboto Mono"/>
-          <w:color w:val="188038"/>
-          <w:rtl w:val="0"/>
-        </w:rPr>
-        <w:t xml:space="preserve">{{horarioSelecionado}}</w:t>
-        <w:br w:type="textWrapping"/>
+      <w:r>
+        <w:rPr>
+          <w:rtl w:val="0"/>
+        </w:rPr>
+        <w:t xml:space="preserve"> Nenhuma.</w:t>
       </w:r>
     </w:p>
     <w:p>
@@ -1025,11 +1816,13 @@
         <w:spacing w:after="240" w:before="240" w:lineRule="auto"/>
         <w:rPr>
           <w:b w:val="1"/>
-        </w:rPr>
-      </w:pPr>
-      <w:r>
-        <w:rPr>
-          <w:b w:val="1"/>
+          <w:bCs w:val="1"/>
+        </w:rPr>
+      </w:pPr>
+      <w:r>
+        <w:rPr>
+          <w:b w:val="1"/>
+          <w:bCs w:val="1"/>
           <w:rtl w:val="0"/>
         </w:rPr>
         <w:t xml:space="preserve">Mensagem:</w:t>
@@ -1044,59 +1837,43 @@
       </w:pPr>
       <w:r>
         <w:rPr>
-          <w:rFonts w:ascii="Arial Unicode MS" w:cs="Arial Unicode MS" w:eastAsia="Arial Unicode MS" w:hAnsi="Arial Unicode MS"/>
-          <w:color w:val="188038"/>
-          <w:rtl w:val="0"/>
-        </w:rPr>
-        <w:t xml:space="preserve">✅ Parabéns, *{{nomeCompleto}}*! A sua presença está confirmada!{{dataEvento}}</w:t>
-      </w:r>
-    </w:p>
-    <w:p>
-      <w:pPr>
-        <w:rPr>
-          <w:rFonts w:ascii="Roboto Mono" w:cs="Roboto Mono" w:eastAsia="Roboto Mono" w:hAnsi="Roboto Mono"/>
-          <w:color w:val="188038"/>
-        </w:rPr>
-      </w:pPr>
-      <w:r>
-        <w:rPr>
-          <w:rFonts w:ascii="Roboto Mono" w:cs="Roboto Mono" w:eastAsia="Roboto Mono" w:hAnsi="Roboto Mono"/>
-          <w:color w:val="188038"/>
-          <w:rtl w:val="0"/>
-        </w:rPr>
-        <w:t xml:space="preserve">{{groupLink}}</w:t>
-      </w:r>
-    </w:p>
-    <w:p>
-      <w:pPr>
-        <w:rPr>
-          <w:rFonts w:ascii="Roboto Mono" w:cs="Roboto Mono" w:eastAsia="Roboto Mono" w:hAnsi="Roboto Mono"/>
-          <w:color w:val="188038"/>
-        </w:rPr>
-      </w:pPr>
-      <w:r>
-        <w:rPr>
-          <w:rFonts w:ascii="Roboto Mono" w:cs="Roboto Mono" w:eastAsia="Roboto Mono" w:hAnsi="Roboto Mono"/>
-          <w:color w:val="188038"/>
-          <w:rtl w:val="0"/>
-        </w:rPr>
-        <w:t xml:space="preserve">⏰ Seu horário: *{{horarioSelecionado}}* 😄</w:t>
-      </w:r>
-    </w:p>
-    <w:p>
-      <w:pPr>
-        <w:rPr>
-          <w:rFonts w:ascii="Roboto Mono" w:cs="Roboto Mono" w:eastAsia="Roboto Mono" w:hAnsi="Roboto Mono"/>
-          <w:color w:val="188038"/>
-        </w:rPr>
-      </w:pPr>
-      <w:r>
-        <w:rPr>
-          <w:rFonts w:ascii="Roboto Mono" w:cs="Roboto Mono" w:eastAsia="Roboto Mono" w:hAnsi="Roboto Mono"/>
-          <w:color w:val="188038"/>
-          <w:rtl w:val="0"/>
-        </w:rPr>
-        <w:t xml:space="preserve">*Clique no link para participar!*</w:t>
+          <w:rFonts w:ascii="Roboto Mono" w:cs="Roboto Mono" w:eastAsia="Roboto Mono" w:hAnsi="Roboto Mono"/>
+          <w:color w:val="188038"/>
+          <w:rtl w:val="0"/>
+        </w:rPr>
+        <w:t xml:space="preserve">🎵 Desculpe, não consigo escutar áudios! 😅</w:t>
+      </w:r>
+    </w:p>
+    <w:p>
+      <w:pPr>
+        <w:rPr>
+          <w:rFonts w:ascii="Roboto Mono" w:cs="Roboto Mono" w:eastAsia="Roboto Mono" w:hAnsi="Roboto Mono"/>
+          <w:color w:val="188038"/>
+        </w:rPr>
+      </w:pPr>
+      <w:r>
+        <w:rPr>
+          <w:rFonts w:ascii="Roboto Mono" w:cs="Roboto Mono" w:eastAsia="Roboto Mono" w:hAnsi="Roboto Mono"/>
+          <w:color w:val="188038"/>
+          <w:rtl w:val="0"/>
+        </w:rPr>
+        <w:t xml:space="preserve">Por favor, digite sua mensagem por texto para que eu possa te ajudar melhor. 📝</w:t>
+      </w:r>
+    </w:p>
+    <w:p>
+      <w:pPr>
+        <w:rPr>
+          <w:rFonts w:ascii="Roboto Mono" w:cs="Roboto Mono" w:eastAsia="Roboto Mono" w:hAnsi="Roboto Mono"/>
+          <w:color w:val="188038"/>
+        </w:rPr>
+      </w:pPr>
+      <w:r>
+        <w:rPr>
+          <w:rFonts w:ascii="Roboto Mono" w:cs="Roboto Mono" w:eastAsia="Roboto Mono" w:hAnsi="Roboto Mono"/>
+          <w:color w:val="188038"/>
+          <w:rtl w:val="0"/>
+        </w:rPr>
+        <w:t xml:space="preserve">Se precisar de ajuda, digite *AJUDA* ou *FAQ*! 😊</w:t>
       </w:r>
     </w:p>
     <w:p>
@@ -1132,32 +1909,33 @@
         <w:spacing w:after="80" w:lineRule="auto"/>
         <w:rPr>
           <w:b w:val="1"/>
+          <w:bCs w:val="1"/>
           <w:sz w:val="34"/>
           <w:szCs w:val="34"/>
         </w:rPr>
       </w:pPr>
-      <w:bookmarkStart w:colFirst="0" w:colLast="0" w:name="_pe232rm3sbqv" w:id="6"/>
-      <w:bookmarkEnd w:id="6"/>
-      <w:r>
-        <w:rPr>
-          <w:b w:val="1"/>
+      <w:bookmarkStart w:colFirst="0" w:colLast="0" w:name="_tarui2z85l9i" w:id="15"/>
+      <w:bookmarkEnd w:id="15"/>
+      <w:r>
+        <w:rPr>
+          <w:b w:val="1"/>
+          <w:bCs w:val="1"/>
           <w:sz w:val="34"/>
           <w:szCs w:val="34"/>
           <w:rtl w:val="0"/>
         </w:rPr>
-        <w:t xml:space="preserve">6. GROUP_MULTI_INVITE</w:t>
+        <w:t xml:space="preserve">10. UNSUPORTED_VIDEO</w:t>
       </w:r>
     </w:p>
     <w:p>
       <w:pPr>
         <w:spacing w:after="240" w:before="240" w:lineRule="auto"/>
-        <w:rPr>
-          <w:b w:val="1"/>
-        </w:rPr>
-      </w:pPr>
-      <w:r>
-        <w:rPr>
-          <w:b w:val="1"/>
+        <w:rPr/>
+      </w:pPr>
+      <w:r>
+        <w:rPr>
+          <w:b w:val="1"/>
+          <w:bCs w:val="1"/>
           <w:rtl w:val="0"/>
         </w:rPr>
         <w:t xml:space="preserve">Descrição:</w:t>
@@ -1166,111 +1944,23 @@
         <w:rPr>
           <w:rtl w:val="0"/>
         </w:rPr>
-        <w:t xml:space="preserve"> Enviado quando há múltiplos grupos disponíveis para o usuário.</w:t>
+        <w:t xml:space="preserve"> Quando o usuário envia vídeo.</w:t>
         <w:br w:type="textWrapping"/>
         <w:t xml:space="preserve"> </w:t>
       </w:r>
       <w:r>
         <w:rPr>
           <w:b w:val="1"/>
+          <w:bCs w:val="1"/>
           <w:rtl w:val="0"/>
         </w:rPr>
         <w:t xml:space="preserve">Variáveis:</w:t>
       </w:r>
-    </w:p>
-    <w:p>
-      <w:pPr>
-        <w:numPr>
-          <w:ilvl w:val="0"/>
-          <w:numId w:val="3"/>
-        </w:numPr>
-        <w:spacing w:after="0" w:afterAutospacing="0" w:before="240" w:lineRule="auto"/>
-        <w:ind w:left="720" w:hanging="360"/>
-      </w:pPr>
-      <w:r>
-        <w:rPr>
-          <w:rFonts w:ascii="Roboto Mono" w:cs="Roboto Mono" w:eastAsia="Roboto Mono" w:hAnsi="Roboto Mono"/>
-          <w:color w:val="188038"/>
-          <w:rtl w:val="0"/>
-        </w:rPr>
-        <w:t xml:space="preserve">{{nomeCompleto}}</w:t>
-        <w:br w:type="textWrapping"/>
-      </w:r>
-    </w:p>
-    <w:p>
-      <w:pPr>
-        <w:numPr>
-          <w:ilvl w:val="0"/>
-          <w:numId w:val="3"/>
-        </w:numPr>
-        <w:spacing w:after="0" w:afterAutospacing="0" w:before="0" w:beforeAutospacing="0" w:lineRule="auto"/>
-        <w:ind w:left="720" w:hanging="360"/>
-      </w:pPr>
-      <w:r>
-        <w:rPr>
-          <w:rFonts w:ascii="Roboto Mono" w:cs="Roboto Mono" w:eastAsia="Roboto Mono" w:hAnsi="Roboto Mono"/>
-          <w:color w:val="188038"/>
-          <w:rtl w:val="0"/>
-        </w:rPr>
-        <w:t xml:space="preserve">{{dataEvento}}</w:t>
-        <w:br w:type="textWrapping"/>
-      </w:r>
-    </w:p>
-    <w:p>
-      <w:pPr>
-        <w:numPr>
-          <w:ilvl w:val="0"/>
-          <w:numId w:val="3"/>
-        </w:numPr>
-        <w:spacing w:after="0" w:afterAutospacing="0" w:before="0" w:beforeAutospacing="0" w:lineRule="auto"/>
-        <w:ind w:left="720" w:hanging="360"/>
-      </w:pPr>
-      <w:r>
-        <w:rPr>
-          <w:rFonts w:ascii="Roboto Mono" w:cs="Roboto Mono" w:eastAsia="Roboto Mono" w:hAnsi="Roboto Mono"/>
-          <w:color w:val="188038"/>
-          <w:rtl w:val="0"/>
-        </w:rPr>
-        <w:t xml:space="preserve">{{groupLink}}</w:t>
-        <w:br w:type="textWrapping"/>
-      </w:r>
-    </w:p>
-    <w:p>
-      <w:pPr>
-        <w:numPr>
-          <w:ilvl w:val="0"/>
-          <w:numId w:val="3"/>
-        </w:numPr>
-        <w:spacing w:after="0" w:afterAutospacing="0" w:before="0" w:beforeAutospacing="0" w:lineRule="auto"/>
-        <w:ind w:left="720" w:hanging="360"/>
-      </w:pPr>
-      <w:r>
-        <w:rPr>
-          <w:rFonts w:ascii="Roboto Mono" w:cs="Roboto Mono" w:eastAsia="Roboto Mono" w:hAnsi="Roboto Mono"/>
-          <w:color w:val="188038"/>
-          <w:rtl w:val="0"/>
-        </w:rPr>
-        <w:t xml:space="preserve">{{horarioSelecionado}}</w:t>
-        <w:br w:type="textWrapping"/>
-      </w:r>
-    </w:p>
-    <w:p>
-      <w:pPr>
-        <w:numPr>
-          <w:ilvl w:val="0"/>
-          <w:numId w:val="3"/>
-        </w:numPr>
-        <w:spacing w:after="240" w:before="0" w:beforeAutospacing="0" w:lineRule="auto"/>
-        <w:ind w:left="720" w:hanging="360"/>
-      </w:pPr>
-      <w:r>
-        <w:rPr>
-          <w:rFonts w:ascii="Roboto Mono" w:cs="Roboto Mono" w:eastAsia="Roboto Mono" w:hAnsi="Roboto Mono"/>
-          <w:color w:val="188038"/>
-          <w:rtl w:val="0"/>
-        </w:rPr>
-        <w:t xml:space="preserve">{{cityName}}</w:t>
-        <w:br w:type="textWrapping"/>
+      <w:r>
+        <w:rPr>
+          <w:rtl w:val="0"/>
+        </w:rPr>
+        <w:t xml:space="preserve"> Nenhuma.</w:t>
       </w:r>
     </w:p>
     <w:p>
@@ -1278,11 +1968,13 @@
         <w:spacing w:after="240" w:before="240" w:lineRule="auto"/>
         <w:rPr>
           <w:b w:val="1"/>
-        </w:rPr>
-      </w:pPr>
-      <w:r>
-        <w:rPr>
-          <w:b w:val="1"/>
+          <w:bCs w:val="1"/>
+        </w:rPr>
+      </w:pPr>
+      <w:r>
+        <w:rPr>
+          <w:b w:val="1"/>
+          <w:bCs w:val="1"/>
           <w:rtl w:val="0"/>
         </w:rPr>
         <w:t xml:space="preserve">Mensagem:</w:t>
@@ -1297,75 +1989,27 @@
       </w:pPr>
       <w:r>
         <w:rPr>
-          <w:rFonts w:ascii="Arial Unicode MS" w:cs="Arial Unicode MS" w:eastAsia="Arial Unicode MS" w:hAnsi="Arial Unicode MS"/>
-          <w:color w:val="188038"/>
-          <w:rtl w:val="0"/>
-        </w:rPr>
-        <w:t xml:space="preserve">✅ Parabéns, *{{nomeCompleto}}*! A sua presença está confirmada!{{dataEvento}}</w:t>
-      </w:r>
-    </w:p>
-    <w:p>
-      <w:pPr>
-        <w:rPr>
-          <w:rFonts w:ascii="Roboto Mono" w:cs="Roboto Mono" w:eastAsia="Roboto Mono" w:hAnsi="Roboto Mono"/>
-          <w:color w:val="188038"/>
-        </w:rPr>
-      </w:pPr>
-      <w:r>
-        <w:rPr>
-          <w:rFonts w:ascii="Roboto Mono" w:cs="Roboto Mono" w:eastAsia="Roboto Mono" w:hAnsi="Roboto Mono"/>
-          <w:color w:val="188038"/>
-          <w:rtl w:val="0"/>
-        </w:rPr>
-        <w:t xml:space="preserve">{{groupLink}}</w:t>
-      </w:r>
-    </w:p>
-    <w:p>
-      <w:pPr>
-        <w:rPr>
-          <w:rFonts w:ascii="Roboto Mono" w:cs="Roboto Mono" w:eastAsia="Roboto Mono" w:hAnsi="Roboto Mono"/>
-          <w:color w:val="188038"/>
-        </w:rPr>
-      </w:pPr>
-      <w:r>
-        <w:rPr>
-          <w:rFonts w:ascii="Roboto Mono" w:cs="Roboto Mono" w:eastAsia="Roboto Mono" w:hAnsi="Roboto Mono"/>
-          <w:color w:val="188038"/>
-          <w:rtl w:val="0"/>
-        </w:rPr>
-        <w:t xml:space="preserve">⏰ Seu horário: *{{horarioSelecionado}}* 😄</w:t>
-      </w:r>
-    </w:p>
-    <w:p>
-      <w:pPr>
-        <w:rPr>
-          <w:rFonts w:ascii="Roboto Mono" w:cs="Roboto Mono" w:eastAsia="Roboto Mono" w:hAnsi="Roboto Mono"/>
-          <w:color w:val="188038"/>
-        </w:rPr>
-      </w:pPr>
-      <w:r>
-        <w:rPr>
-          <w:rFonts w:ascii="Roboto Mono" w:cs="Roboto Mono" w:eastAsia="Roboto Mono" w:hAnsi="Roboto Mono"/>
-          <w:color w:val="188038"/>
-          <w:rtl w:val="0"/>
-        </w:rPr>
-        <w:t xml:space="preserve">Aqui está o acesso para o grupo de {{cityName}}:</w:t>
-      </w:r>
-    </w:p>
-    <w:p>
-      <w:pPr>
-        <w:rPr>
-          <w:rFonts w:ascii="Roboto Mono" w:cs="Roboto Mono" w:eastAsia="Roboto Mono" w:hAnsi="Roboto Mono"/>
-          <w:color w:val="188038"/>
-        </w:rPr>
-      </w:pPr>
-      <w:r>
-        <w:rPr>
-          <w:rFonts w:ascii="Roboto Mono" w:cs="Roboto Mono" w:eastAsia="Roboto Mono" w:hAnsi="Roboto Mono"/>
-          <w:color w:val="188038"/>
-          <w:rtl w:val="0"/>
-        </w:rPr>
-        <w:t xml:space="preserve">*Clique no link para participar!*</w:t>
+          <w:rFonts w:ascii="Roboto Mono" w:cs="Roboto Mono" w:eastAsia="Roboto Mono" w:hAnsi="Roboto Mono"/>
+          <w:color w:val="188038"/>
+          <w:rtl w:val="0"/>
+        </w:rPr>
+        <w:t xml:space="preserve">🎥 Desculpe, não consigo visualizar vídeos! 😅</w:t>
+      </w:r>
+    </w:p>
+    <w:p>
+      <w:pPr>
+        <w:rPr>
+          <w:rFonts w:ascii="Roboto Mono" w:cs="Roboto Mono" w:eastAsia="Roboto Mono" w:hAnsi="Roboto Mono"/>
+          <w:color w:val="188038"/>
+        </w:rPr>
+      </w:pPr>
+      <w:r>
+        <w:rPr>
+          <w:rFonts w:ascii="Roboto Mono" w:cs="Roboto Mono" w:eastAsia="Roboto Mono" w:hAnsi="Roboto Mono"/>
+          <w:color w:val="188038"/>
+          <w:rtl w:val="0"/>
+        </w:rPr>
+        <w:t xml:space="preserve">Por favor, digite sua mensagem por texto para que eu possa te ajudar melhor. 📝</w:t>
       </w:r>
     </w:p>
     <w:p>
@@ -1401,32 +2045,33 @@
         <w:spacing w:after="80" w:lineRule="auto"/>
         <w:rPr>
           <w:b w:val="1"/>
+          <w:bCs w:val="1"/>
           <w:sz w:val="34"/>
           <w:szCs w:val="34"/>
         </w:rPr>
       </w:pPr>
-      <w:bookmarkStart w:colFirst="0" w:colLast="0" w:name="_w45scqz0pflb" w:id="7"/>
-      <w:bookmarkEnd w:id="7"/>
-      <w:r>
-        <w:rPr>
-          <w:b w:val="1"/>
+      <w:bookmarkStart w:colFirst="0" w:colLast="0" w:name="_l2wrkizddf8v" w:id="16"/>
+      <w:bookmarkEnd w:id="16"/>
+      <w:r>
+        <w:rPr>
+          <w:b w:val="1"/>
+          <w:bCs w:val="1"/>
           <w:sz w:val="34"/>
           <w:szCs w:val="34"/>
           <w:rtl w:val="0"/>
         </w:rPr>
-        <w:t xml:space="preserve">7. ALREADY_IN_GROUP</w:t>
+        <w:t xml:space="preserve">11. UNSUPORTED_DOCUMENT</w:t>
       </w:r>
     </w:p>
     <w:p>
       <w:pPr>
         <w:spacing w:after="240" w:before="240" w:lineRule="auto"/>
-        <w:rPr>
-          <w:b w:val="1"/>
-        </w:rPr>
-      </w:pPr>
-      <w:r>
-        <w:rPr>
-          <w:b w:val="1"/>
+        <w:rPr/>
+      </w:pPr>
+      <w:r>
+        <w:rPr>
+          <w:b w:val="1"/>
+          <w:bCs w:val="1"/>
           <w:rtl w:val="0"/>
         </w:rPr>
         <w:t xml:space="preserve">Descrição:</w:t>
@@ -1435,54 +2080,23 @@
         <w:rPr>
           <w:rtl w:val="0"/>
         </w:rPr>
-        <w:t xml:space="preserve"> Enviado quando o usuário já está no grupo.</w:t>
+        <w:t xml:space="preserve"> Quando o usuário envia documento.</w:t>
         <w:br w:type="textWrapping"/>
         <w:t xml:space="preserve"> </w:t>
       </w:r>
       <w:r>
         <w:rPr>
           <w:b w:val="1"/>
+          <w:bCs w:val="1"/>
           <w:rtl w:val="0"/>
         </w:rPr>
         <w:t xml:space="preserve">Variáveis:</w:t>
       </w:r>
-    </w:p>
-    <w:p>
-      <w:pPr>
-        <w:numPr>
-          <w:ilvl w:val="0"/>
-          <w:numId w:val="6"/>
-        </w:numPr>
-        <w:spacing w:after="0" w:afterAutospacing="0" w:before="240" w:lineRule="auto"/>
-        <w:ind w:left="720" w:hanging="360"/>
-      </w:pPr>
-      <w:r>
-        <w:rPr>
-          <w:rFonts w:ascii="Roboto Mono" w:cs="Roboto Mono" w:eastAsia="Roboto Mono" w:hAnsi="Roboto Mono"/>
-          <w:color w:val="188038"/>
-          <w:rtl w:val="0"/>
-        </w:rPr>
-        <w:t xml:space="preserve">{{nomeCompleto}}</w:t>
-        <w:br w:type="textWrapping"/>
-      </w:r>
-    </w:p>
-    <w:p>
-      <w:pPr>
-        <w:numPr>
-          <w:ilvl w:val="0"/>
-          <w:numId w:val="6"/>
-        </w:numPr>
-        <w:spacing w:after="240" w:before="0" w:beforeAutospacing="0" w:lineRule="auto"/>
-        <w:ind w:left="720" w:hanging="360"/>
-      </w:pPr>
-      <w:r>
-        <w:rPr>
-          <w:rFonts w:ascii="Roboto Mono" w:cs="Roboto Mono" w:eastAsia="Roboto Mono" w:hAnsi="Roboto Mono"/>
-          <w:color w:val="188038"/>
-          <w:rtl w:val="0"/>
-        </w:rPr>
-        <w:t xml:space="preserve">{{cityName}}</w:t>
-        <w:br w:type="textWrapping"/>
+      <w:r>
+        <w:rPr>
+          <w:rtl w:val="0"/>
+        </w:rPr>
+        <w:t xml:space="preserve"> Nenhuma.</w:t>
       </w:r>
     </w:p>
     <w:p>
@@ -1490,11 +2104,13 @@
         <w:spacing w:after="240" w:before="240" w:lineRule="auto"/>
         <w:rPr>
           <w:b w:val="1"/>
-        </w:rPr>
-      </w:pPr>
-      <w:r>
-        <w:rPr>
-          <w:b w:val="1"/>
+          <w:bCs w:val="1"/>
+        </w:rPr>
+      </w:pPr>
+      <w:r>
+        <w:rPr>
+          <w:b w:val="1"/>
+          <w:bCs w:val="1"/>
           <w:rtl w:val="0"/>
         </w:rPr>
         <w:t xml:space="preserve">Mensagem:</w:t>
@@ -1513,7 +2129,23 @@
           <w:color w:val="188038"/>
           <w:rtl w:val="0"/>
         </w:rPr>
-        <w:t xml:space="preserve">ℹ️ Olá *{{nomeCompleto}}*! Você já está participando do grupo {{cityName}}. Não é necessário entrar novamente! 😊</w:t>
+        <w:t xml:space="preserve">📄 Desculpe, não consigo abrir documentos! 😅</w:t>
+      </w:r>
+    </w:p>
+    <w:p>
+      <w:pPr>
+        <w:rPr>
+          <w:rFonts w:ascii="Roboto Mono" w:cs="Roboto Mono" w:eastAsia="Roboto Mono" w:hAnsi="Roboto Mono"/>
+          <w:color w:val="188038"/>
+        </w:rPr>
+      </w:pPr>
+      <w:r>
+        <w:rPr>
+          <w:rFonts w:ascii="Roboto Mono" w:cs="Roboto Mono" w:eastAsia="Roboto Mono" w:hAnsi="Roboto Mono"/>
+          <w:color w:val="188038"/>
+          <w:rtl w:val="0"/>
+        </w:rPr>
+        <w:t xml:space="preserve">Por favor, digite sua mensagem por texto para que eu possa te ajudar melhor. 📝</w:t>
       </w:r>
     </w:p>
     <w:p>
@@ -1549,20 +2181,22 @@
         <w:spacing w:after="80" w:lineRule="auto"/>
         <w:rPr>
           <w:b w:val="1"/>
+          <w:bCs w:val="1"/>
           <w:sz w:val="34"/>
           <w:szCs w:val="34"/>
         </w:rPr>
       </w:pPr>
-      <w:bookmarkStart w:colFirst="0" w:colLast="0" w:name="_ma8t3uyf8s99" w:id="8"/>
-      <w:bookmarkEnd w:id="8"/>
-      <w:r>
-        <w:rPr>
-          <w:b w:val="1"/>
+      <w:bookmarkStart w:colFirst="0" w:colLast="0" w:name="_opffg0kpiasl" w:id="17"/>
+      <w:bookmarkEnd w:id="17"/>
+      <w:r>
+        <w:rPr>
+          <w:b w:val="1"/>
+          <w:bCs w:val="1"/>
           <w:sz w:val="34"/>
           <w:szCs w:val="34"/>
           <w:rtl w:val="0"/>
         </w:rPr>
-        <w:t xml:space="preserve">8. GROUP_ERROR</w:t>
+        <w:t xml:space="preserve">12. UNSUPORTED_STICKER</w:t>
       </w:r>
     </w:p>
     <w:p>
@@ -1573,6 +2207,7 @@
       <w:r>
         <w:rPr>
           <w:b w:val="1"/>
+          <w:bCs w:val="1"/>
           <w:rtl w:val="0"/>
         </w:rPr>
         <w:t xml:space="preserve">Descrição:</w:t>
@@ -1581,13 +2216,14 @@
         <w:rPr>
           <w:rtl w:val="0"/>
         </w:rPr>
-        <w:t xml:space="preserve"> Erro ao enviar os links do grupo.</w:t>
+        <w:t xml:space="preserve"> Quando o usuário envia figurinha.</w:t>
         <w:br w:type="textWrapping"/>
         <w:t xml:space="preserve"> </w:t>
       </w:r>
       <w:r>
         <w:rPr>
           <w:b w:val="1"/>
+          <w:bCs w:val="1"/>
           <w:rtl w:val="0"/>
         </w:rPr>
         <w:t xml:space="preserve">Variáveis:</w:t>
@@ -1604,11 +2240,13 @@
         <w:spacing w:after="240" w:before="240" w:lineRule="auto"/>
         <w:rPr>
           <w:b w:val="1"/>
-        </w:rPr>
-      </w:pPr>
-      <w:r>
-        <w:rPr>
-          <w:b w:val="1"/>
+          <w:bCs w:val="1"/>
+        </w:rPr>
+      </w:pPr>
+      <w:r>
+        <w:rPr>
+          <w:b w:val="1"/>
+          <w:bCs w:val="1"/>
           <w:rtl w:val="0"/>
         </w:rPr>
         <w:t xml:space="preserve">Mensagem:</w:t>
@@ -1627,15 +2265,7 @@
           <w:color w:val="188038"/>
           <w:rtl w:val="0"/>
         </w:rPr>
-        <w:t xml:space="preserve">⚠ ️ Ocorreu</w:t>
-      </w:r>
-      <w:r>
-        <w:rPr>
-          <w:rFonts w:ascii="Roboto Mono" w:cs="Roboto Mono" w:eastAsia="Roboto Mono" w:hAnsi="Roboto Mono"/>
-          <w:color w:val="188038"/>
-          <w:rtl w:val="0"/>
-        </w:rPr>
-        <w:t xml:space="preserve"> um erro ao enviar o(s) link(s) do grupo. Por favor, tente novamente mais tarde.</w:t>
+        <w:t xml:space="preserve">😄 Que figurinha legal! Mas preciso que você digite sua mensagem por texto para que eu possa te ajudar. 📝</w:t>
       </w:r>
     </w:p>
     <w:p>
@@ -1671,32 +2301,33 @@
         <w:spacing w:after="80" w:lineRule="auto"/>
         <w:rPr>
           <w:b w:val="1"/>
+          <w:bCs w:val="1"/>
           <w:sz w:val="34"/>
           <w:szCs w:val="34"/>
         </w:rPr>
       </w:pPr>
-      <w:bookmarkStart w:colFirst="0" w:colLast="0" w:name="_rfsp86552l0h" w:id="9"/>
-      <w:bookmarkEnd w:id="9"/>
-      <w:r>
-        <w:rPr>
-          <w:b w:val="1"/>
+      <w:bookmarkStart w:colFirst="0" w:colLast="0" w:name="_jje268dey7wl" w:id="18"/>
+      <w:bookmarkEnd w:id="18"/>
+      <w:r>
+        <w:rPr>
+          <w:b w:val="1"/>
+          <w:bCs w:val="1"/>
           <w:sz w:val="34"/>
           <w:szCs w:val="34"/>
           <w:rtl w:val="0"/>
         </w:rPr>
-        <w:t xml:space="preserve">9. TIMEOUT</w:t>
+        <w:t xml:space="preserve">13. UNSUPORTED_EMOJI</w:t>
       </w:r>
     </w:p>
     <w:p>
       <w:pPr>
         <w:spacing w:after="240" w:before="240" w:lineRule="auto"/>
-        <w:rPr>
-          <w:b w:val="1"/>
-        </w:rPr>
-      </w:pPr>
-      <w:r>
-        <w:rPr>
-          <w:b w:val="1"/>
+        <w:rPr/>
+      </w:pPr>
+      <w:r>
+        <w:rPr>
+          <w:b w:val="1"/>
+          <w:bCs w:val="1"/>
           <w:rtl w:val="0"/>
         </w:rPr>
         <w:t xml:space="preserve">Descrição:</w:t>
@@ -1705,47 +2336,37 @@
         <w:rPr>
           <w:rtl w:val="0"/>
         </w:rPr>
-        <w:t xml:space="preserve"> Enviado quando o usuário demora para responder.</w:t>
+        <w:t xml:space="preserve"> Quando o usuário envia apenas emoji.</w:t>
         <w:br w:type="textWrapping"/>
         <w:t xml:space="preserve"> </w:t>
       </w:r>
       <w:r>
         <w:rPr>
           <w:b w:val="1"/>
+          <w:bCs w:val="1"/>
           <w:rtl w:val="0"/>
         </w:rPr>
         <w:t xml:space="preserve">Variáveis:</w:t>
       </w:r>
-    </w:p>
-    <w:p>
-      <w:pPr>
-        <w:numPr>
-          <w:ilvl w:val="0"/>
-          <w:numId w:val="8"/>
-        </w:numPr>
+      <w:r>
+        <w:rPr>
+          <w:rtl w:val="0"/>
+        </w:rPr>
+        <w:t xml:space="preserve"> Nenhuma.</w:t>
+      </w:r>
+    </w:p>
+    <w:p>
+      <w:pPr>
         <w:spacing w:after="240" w:before="240" w:lineRule="auto"/>
-        <w:ind w:left="720" w:hanging="360"/>
-      </w:pPr>
-      <w:r>
-        <w:rPr>
-          <w:rFonts w:ascii="Roboto Mono" w:cs="Roboto Mono" w:eastAsia="Roboto Mono" w:hAnsi="Roboto Mono"/>
-          <w:color w:val="188038"/>
-          <w:rtl w:val="0"/>
-        </w:rPr>
-        <w:t xml:space="preserve">{{name}}</w:t>
-        <w:br w:type="textWrapping"/>
-      </w:r>
-    </w:p>
-    <w:p>
-      <w:pPr>
-        <w:spacing w:after="240" w:before="240" w:lineRule="auto"/>
-        <w:rPr>
-          <w:b w:val="1"/>
-        </w:rPr>
-      </w:pPr>
-      <w:r>
-        <w:rPr>
-          <w:b w:val="1"/>
+        <w:rPr>
+          <w:b w:val="1"/>
+          <w:bCs w:val="1"/>
+        </w:rPr>
+      </w:pPr>
+      <w:r>
+        <w:rPr>
+          <w:b w:val="1"/>
+          <w:bCs w:val="1"/>
           <w:rtl w:val="0"/>
         </w:rPr>
         <w:t xml:space="preserve">Mensagem:</w:t>
@@ -1764,7 +2385,7 @@
           <w:color w:val="188038"/>
           <w:rtl w:val="0"/>
         </w:rPr>
-        <w:t xml:space="preserve">Oi *{{name}}*, eu percebi seu interesse em participar da seleção... Digite *MENU* para fazer a sua inscrição e garantir a sua vaga.</w:t>
+        <w:t xml:space="preserve">😄 Emoji legal! Mas preciso que você digite sua resposta em texto para que eu possa te ajudar. 📝</w:t>
       </w:r>
     </w:p>
     <w:p>
@@ -1800,20 +2421,22 @@
         <w:spacing w:after="80" w:lineRule="auto"/>
         <w:rPr>
           <w:b w:val="1"/>
+          <w:bCs w:val="1"/>
           <w:sz w:val="34"/>
           <w:szCs w:val="34"/>
         </w:rPr>
       </w:pPr>
-      <w:bookmarkStart w:colFirst="0" w:colLast="0" w:name="_v8117873br5z" w:id="10"/>
-      <w:bookmarkEnd w:id="10"/>
-      <w:r>
-        <w:rPr>
-          <w:b w:val="1"/>
+      <w:bookmarkStart w:colFirst="0" w:colLast="0" w:name="_9yl7r43s8kw1" w:id="19"/>
+      <w:bookmarkEnd w:id="19"/>
+      <w:r>
+        <w:rPr>
+          <w:b w:val="1"/>
+          <w:bCs w:val="1"/>
           <w:sz w:val="34"/>
           <w:szCs w:val="34"/>
           <w:rtl w:val="0"/>
         </w:rPr>
-        <w:t xml:space="preserve">10. UNSUPORTED_AUDIO</w:t>
+        <w:t xml:space="preserve">14. TIME_MENU</w:t>
       </w:r>
     </w:p>
     <w:p>
@@ -1824,6 +2447,7 @@
       <w:r>
         <w:rPr>
           <w:b w:val="1"/>
+          <w:bCs w:val="1"/>
           <w:rtl w:val="0"/>
         </w:rPr>
         <w:t xml:space="preserve">Descrição:</w:t>
@@ -1832,13 +2456,14 @@
         <w:rPr>
           <w:rtl w:val="0"/>
         </w:rPr>
-        <w:t xml:space="preserve"> Quando o usuário envia áudio.</w:t>
+        <w:t xml:space="preserve"> Exibe lista de horários disponíveis.</w:t>
         <w:br w:type="textWrapping"/>
         <w:t xml:space="preserve"> </w:t>
       </w:r>
       <w:r>
         <w:rPr>
           <w:b w:val="1"/>
+          <w:bCs w:val="1"/>
           <w:rtl w:val="0"/>
         </w:rPr>
         <w:t xml:space="preserve">Variáveis:</w:t>
@@ -1847,7 +2472,7 @@
         <w:rPr>
           <w:rtl w:val="0"/>
         </w:rPr>
-        <w:t xml:space="preserve"> Nenhuma.</w:t>
+        <w:t xml:space="preserve"> Nenhuma (texto fixo).</w:t>
       </w:r>
     </w:p>
     <w:p>
@@ -1855,11 +2480,13 @@
         <w:spacing w:after="240" w:before="240" w:lineRule="auto"/>
         <w:rPr>
           <w:b w:val="1"/>
-        </w:rPr>
-      </w:pPr>
-      <w:r>
-        <w:rPr>
-          <w:b w:val="1"/>
+          <w:bCs w:val="1"/>
+        </w:rPr>
+      </w:pPr>
+      <w:r>
+        <w:rPr>
+          <w:b w:val="1"/>
+          <w:bCs w:val="1"/>
           <w:rtl w:val="0"/>
         </w:rPr>
         <w:t xml:space="preserve">Mensagem:</w:t>
@@ -1874,43 +2501,107 @@
       </w:pPr>
       <w:r>
         <w:rPr>
-          <w:rFonts w:ascii="Roboto Mono" w:cs="Roboto Mono" w:eastAsia="Roboto Mono" w:hAnsi="Roboto Mono"/>
-          <w:color w:val="188038"/>
-          <w:rtl w:val="0"/>
-        </w:rPr>
-        <w:t xml:space="preserve">🎵 Desculpe, não consigo escutar áudios! 😅</w:t>
-      </w:r>
-    </w:p>
-    <w:p>
-      <w:pPr>
-        <w:rPr>
-          <w:rFonts w:ascii="Roboto Mono" w:cs="Roboto Mono" w:eastAsia="Roboto Mono" w:hAnsi="Roboto Mono"/>
-          <w:color w:val="188038"/>
-        </w:rPr>
-      </w:pPr>
-      <w:r>
-        <w:rPr>
-          <w:rFonts w:ascii="Roboto Mono" w:cs="Roboto Mono" w:eastAsia="Roboto Mono" w:hAnsi="Roboto Mono"/>
-          <w:color w:val="188038"/>
-          <w:rtl w:val="0"/>
-        </w:rPr>
-        <w:t xml:space="preserve">Por favor, digite sua mensagem por texto para que eu possa te ajudar melhor. 📝</w:t>
-      </w:r>
-    </w:p>
-    <w:p>
-      <w:pPr>
-        <w:rPr>
-          <w:rFonts w:ascii="Roboto Mono" w:cs="Roboto Mono" w:eastAsia="Roboto Mono" w:hAnsi="Roboto Mono"/>
-          <w:color w:val="188038"/>
-        </w:rPr>
-      </w:pPr>
-      <w:r>
-        <w:rPr>
-          <w:rFonts w:ascii="Roboto Mono" w:cs="Roboto Mono" w:eastAsia="Roboto Mono" w:hAnsi="Roboto Mono"/>
-          <w:color w:val="188038"/>
-          <w:rtl w:val="0"/>
-        </w:rPr>
-        <w:t xml:space="preserve">Se precisar de ajuda, digite *AJUDA* ou *FAQ*! 😊</w:t>
+          <w:rFonts w:ascii="Arial Unicode MS" w:cs="Arial Unicode MS" w:eastAsia="Arial Unicode MS" w:hAnsi="Arial Unicode MS"/>
+          <w:color w:val="188038"/>
+          <w:rtl w:val="0"/>
+        </w:rPr>
+        <w:t xml:space="preserve">⚠ *IMPORTANTE: Escolha seu horário:*</w:t>
+      </w:r>
+    </w:p>
+    <w:p>
+      <w:pPr>
+        <w:rPr>
+          <w:rFonts w:ascii="Roboto Mono" w:cs="Roboto Mono" w:eastAsia="Roboto Mono" w:hAnsi="Roboto Mono"/>
+          <w:color w:val="188038"/>
+        </w:rPr>
+      </w:pPr>
+      <w:r>
+        <w:rPr>
+          <w:rFonts w:ascii="Roboto Mono" w:cs="Roboto Mono" w:eastAsia="Roboto Mono" w:hAnsi="Roboto Mono"/>
+          <w:color w:val="188038"/>
+          <w:rtl w:val="0"/>
+        </w:rPr>
+        <w:t xml:space="preserve">Horarios disponíveis:</w:t>
+      </w:r>
+    </w:p>
+    <w:p>
+      <w:pPr>
+        <w:rPr>
+          <w:rFonts w:ascii="Roboto Mono" w:cs="Roboto Mono" w:eastAsia="Roboto Mono" w:hAnsi="Roboto Mono"/>
+          <w:color w:val="188038"/>
+        </w:rPr>
+      </w:pPr>
+      <w:r>
+        <w:rPr>
+          <w:rFonts w:ascii="Andika" w:cs="Andika" w:eastAsia="Andika" w:hAnsi="Andika"/>
+          <w:color w:val="188038"/>
+          <w:rtl w:val="0"/>
+        </w:rPr>
+        <w:t xml:space="preserve">1️⃣ - 10:00h (Manhã)</w:t>
+      </w:r>
+    </w:p>
+    <w:p>
+      <w:pPr>
+        <w:rPr>
+          <w:rFonts w:ascii="Roboto Mono" w:cs="Roboto Mono" w:eastAsia="Roboto Mono" w:hAnsi="Roboto Mono"/>
+          <w:color w:val="188038"/>
+        </w:rPr>
+      </w:pPr>
+      <w:r>
+        <w:rPr>
+          <w:rFonts w:ascii="Andika" w:cs="Andika" w:eastAsia="Andika" w:hAnsi="Andika"/>
+          <w:color w:val="188038"/>
+          <w:rtl w:val="0"/>
+        </w:rPr>
+        <w:t xml:space="preserve">2️⃣ - 12:00h (Meio-dia)</w:t>
+      </w:r>
+    </w:p>
+    <w:p>
+      <w:pPr>
+        <w:rPr>
+          <w:rFonts w:ascii="Roboto Mono" w:cs="Roboto Mono" w:eastAsia="Roboto Mono" w:hAnsi="Roboto Mono"/>
+          <w:color w:val="188038"/>
+        </w:rPr>
+      </w:pPr>
+      <w:r>
+        <w:rPr>
+          <w:rFonts w:ascii="Andika" w:cs="Andika" w:eastAsia="Andika" w:hAnsi="Andika"/>
+          <w:color w:val="188038"/>
+          <w:rtl w:val="0"/>
+        </w:rPr>
+        <w:t xml:space="preserve">3️⃣ - 15:30h (Tarde)</w:t>
+      </w:r>
+    </w:p>
+    <w:p>
+      <w:pPr>
+        <w:rPr>
+          <w:rFonts w:ascii="Roboto Mono" w:cs="Roboto Mono" w:eastAsia="Roboto Mono" w:hAnsi="Roboto Mono"/>
+          <w:color w:val="188038"/>
+        </w:rPr>
+      </w:pPr>
+      <w:r>
+        <w:rPr>
+          <w:rFonts w:ascii="Andika" w:cs="Andika" w:eastAsia="Andika" w:hAnsi="Andika"/>
+          <w:color w:val="188038"/>
+          <w:rtl w:val="0"/>
+        </w:rPr>
+        <w:t xml:space="preserve">4️⃣ - 17:30h (Final da tarde)</w:t>
+      </w:r>
+    </w:p>
+    <w:p>
+      <w:pPr>
+        <w:rPr>
+          <w:rFonts w:ascii="Roboto Mono" w:cs="Roboto Mono" w:eastAsia="Roboto Mono" w:hAnsi="Roboto Mono"/>
+          <w:color w:val="188038"/>
+        </w:rPr>
+      </w:pPr>
+      <w:r>
+        <w:rPr>
+          <w:rFonts w:ascii="Andika" w:cs="Andika" w:eastAsia="Andika" w:hAnsi="Andika"/>
+          <w:color w:val="188038"/>
+          <w:rtl w:val="0"/>
+        </w:rPr>
+        <w:t xml:space="preserve">5️⃣ - 19:30h (Noite)</w:t>
       </w:r>
     </w:p>
     <w:p>
@@ -1946,20 +2637,22 @@
         <w:spacing w:after="80" w:lineRule="auto"/>
         <w:rPr>
           <w:b w:val="1"/>
+          <w:bCs w:val="1"/>
           <w:sz w:val="34"/>
           <w:szCs w:val="34"/>
         </w:rPr>
       </w:pPr>
-      <w:bookmarkStart w:colFirst="0" w:colLast="0" w:name="_tarui2z85l9i" w:id="11"/>
-      <w:bookmarkEnd w:id="11"/>
-      <w:r>
-        <w:rPr>
-          <w:b w:val="1"/>
+      <w:bookmarkStart w:colFirst="0" w:colLast="0" w:name="_1ernnht3j6m5" w:id="20"/>
+      <w:bookmarkEnd w:id="20"/>
+      <w:r>
+        <w:rPr>
+          <w:b w:val="1"/>
+          <w:bCs w:val="1"/>
           <w:sz w:val="34"/>
           <w:szCs w:val="34"/>
           <w:rtl w:val="0"/>
         </w:rPr>
-        <w:t xml:space="preserve">11. UNSUPORTED_VIDEO</w:t>
+        <w:t xml:space="preserve">15. TIME_ERROR</w:t>
       </w:r>
     </w:p>
     <w:p>
@@ -1970,6 +2663,7 @@
       <w:r>
         <w:rPr>
           <w:b w:val="1"/>
+          <w:bCs w:val="1"/>
           <w:rtl w:val="0"/>
         </w:rPr>
         <w:t xml:space="preserve">Descrição:</w:t>
@@ -1978,13 +2672,14 @@
         <w:rPr>
           <w:rtl w:val="0"/>
         </w:rPr>
-        <w:t xml:space="preserve"> Quando o usuário envia vídeo.</w:t>
+        <w:t xml:space="preserve"> Quando o usuário digita um horário inválido.</w:t>
         <w:br w:type="textWrapping"/>
         <w:t xml:space="preserve"> </w:t>
       </w:r>
       <w:r>
         <w:rPr>
           <w:b w:val="1"/>
+          <w:bCs w:val="1"/>
           <w:rtl w:val="0"/>
         </w:rPr>
         <w:t xml:space="preserve">Variáveis:</w:t>
@@ -2001,11 +2696,13 @@
         <w:spacing w:after="240" w:before="240" w:lineRule="auto"/>
         <w:rPr>
           <w:b w:val="1"/>
-        </w:rPr>
-      </w:pPr>
-      <w:r>
-        <w:rPr>
-          <w:b w:val="1"/>
+          <w:bCs w:val="1"/>
+        </w:rPr>
+      </w:pPr>
+      <w:r>
+        <w:rPr>
+          <w:b w:val="1"/>
+          <w:bCs w:val="1"/>
           <w:rtl w:val="0"/>
         </w:rPr>
         <w:t xml:space="preserve">Mensagem:</w:t>
@@ -2024,23 +2721,23 @@
           <w:color w:val="188038"/>
           <w:rtl w:val="0"/>
         </w:rPr>
-        <w:t xml:space="preserve">🎥 Desculpe, não consigo visualizar vídeos! 😅</w:t>
-      </w:r>
-    </w:p>
-    <w:p>
-      <w:pPr>
-        <w:rPr>
-          <w:rFonts w:ascii="Roboto Mono" w:cs="Roboto Mono" w:eastAsia="Roboto Mono" w:hAnsi="Roboto Mono"/>
-          <w:color w:val="188038"/>
-        </w:rPr>
-      </w:pPr>
-      <w:r>
-        <w:rPr>
-          <w:rFonts w:ascii="Roboto Mono" w:cs="Roboto Mono" w:eastAsia="Roboto Mono" w:hAnsi="Roboto Mono"/>
-          <w:color w:val="188038"/>
-          <w:rtl w:val="0"/>
-        </w:rPr>
-        <w:t xml:space="preserve">Por favor, digite sua mensagem por texto para que eu possa te ajudar melhor. 📝</w:t>
+        <w:t xml:space="preserve">🤔 Desculpe, horário não reconhecido. Digite apenas o horário que você escolheu.</w:t>
+      </w:r>
+    </w:p>
+    <w:p>
+      <w:pPr>
+        <w:rPr>
+          <w:rFonts w:ascii="Roboto Mono" w:cs="Roboto Mono" w:eastAsia="Roboto Mono" w:hAnsi="Roboto Mono"/>
+          <w:color w:val="188038"/>
+        </w:rPr>
+      </w:pPr>
+      <w:r>
+        <w:rPr>
+          <w:rFonts w:ascii="Roboto Mono" w:cs="Roboto Mono" w:eastAsia="Roboto Mono" w:hAnsi="Roboto Mono"/>
+          <w:color w:val="188038"/>
+          <w:rtl w:val="0"/>
+        </w:rPr>
+        <w:t xml:space="preserve">E se precisar de ajuda, digite a palavra *AJUDA* ou *FAQ* que vou te enviar a lista com as dúvidas mais comuns sobre a nossa seleção.</w:t>
       </w:r>
     </w:p>
     <w:p>
@@ -2076,20 +2773,22 @@
         <w:spacing w:after="80" w:lineRule="auto"/>
         <w:rPr>
           <w:b w:val="1"/>
+          <w:bCs w:val="1"/>
           <w:sz w:val="34"/>
           <w:szCs w:val="34"/>
         </w:rPr>
       </w:pPr>
-      <w:bookmarkStart w:colFirst="0" w:colLast="0" w:name="_l2wrkizddf8v" w:id="12"/>
-      <w:bookmarkEnd w:id="12"/>
-      <w:r>
-        <w:rPr>
-          <w:b w:val="1"/>
+      <w:bookmarkStart w:colFirst="0" w:colLast="0" w:name="_c8gwq06jzhi0" w:id="21"/>
+      <w:bookmarkEnd w:id="21"/>
+      <w:r>
+        <w:rPr>
+          <w:b w:val="1"/>
+          <w:bCs w:val="1"/>
           <w:sz w:val="34"/>
           <w:szCs w:val="34"/>
           <w:rtl w:val="0"/>
         </w:rPr>
-        <w:t xml:space="preserve">12. UNSUPORTED_DOCUMENT</w:t>
+        <w:t xml:space="preserve">16. SUSPEND</w:t>
       </w:r>
     </w:p>
     <w:p>
@@ -2100,6 +2799,7 @@
       <w:r>
         <w:rPr>
           <w:b w:val="1"/>
+          <w:bCs w:val="1"/>
           <w:rtl w:val="0"/>
         </w:rPr>
         <w:t xml:space="preserve">Descrição:</w:t>
@@ -2108,13 +2808,14 @@
         <w:rPr>
           <w:rtl w:val="0"/>
         </w:rPr>
-        <w:t xml:space="preserve"> Quando o usuário envia documento.</w:t>
+        <w:t xml:space="preserve"> Solicita detalhes adicionais quando não entende a mensagem.</w:t>
         <w:br w:type="textWrapping"/>
         <w:t xml:space="preserve"> </w:t>
       </w:r>
       <w:r>
         <w:rPr>
           <w:b w:val="1"/>
+          <w:bCs w:val="1"/>
           <w:rtl w:val="0"/>
         </w:rPr>
         <w:t xml:space="preserve">Variáveis:</w:t>
@@ -2131,11 +2832,13 @@
         <w:spacing w:after="240" w:before="240" w:lineRule="auto"/>
         <w:rPr>
           <w:b w:val="1"/>
-        </w:rPr>
-      </w:pPr>
-      <w:r>
-        <w:rPr>
-          <w:b w:val="1"/>
+          <w:bCs w:val="1"/>
+        </w:rPr>
+      </w:pPr>
+      <w:r>
+        <w:rPr>
+          <w:b w:val="1"/>
+          <w:bCs w:val="1"/>
           <w:rtl w:val="0"/>
         </w:rPr>
         <w:t xml:space="preserve">Mensagem:</w:t>
@@ -2154,23 +2857,7 @@
           <w:color w:val="188038"/>
           <w:rtl w:val="0"/>
         </w:rPr>
-        <w:t xml:space="preserve">📄 Desculpe, não consigo abrir documentos! 😅</w:t>
-      </w:r>
-    </w:p>
-    <w:p>
-      <w:pPr>
-        <w:rPr>
-          <w:rFonts w:ascii="Roboto Mono" w:cs="Roboto Mono" w:eastAsia="Roboto Mono" w:hAnsi="Roboto Mono"/>
-          <w:color w:val="188038"/>
-        </w:rPr>
-      </w:pPr>
-      <w:r>
-        <w:rPr>
-          <w:rFonts w:ascii="Roboto Mono" w:cs="Roboto Mono" w:eastAsia="Roboto Mono" w:hAnsi="Roboto Mono"/>
-          <w:color w:val="188038"/>
-          <w:rtl w:val="0"/>
-        </w:rPr>
-        <w:t xml:space="preserve">Por favor, digite sua mensagem por texto para que eu possa te ajudar melhor. 📝</w:t>
+        <w:t xml:space="preserve">Oi! 😊 Poderia me explicar, por gentileza, com detalhes por escrito a sua questão? Assim que possível, te respondo. Obrigado! 🙏</w:t>
       </w:r>
     </w:p>
     <w:p>
@@ -2206,20 +2893,22 @@
         <w:spacing w:after="80" w:lineRule="auto"/>
         <w:rPr>
           <w:b w:val="1"/>
+          <w:bCs w:val="1"/>
           <w:sz w:val="34"/>
           <w:szCs w:val="34"/>
         </w:rPr>
       </w:pPr>
-      <w:bookmarkStart w:colFirst="0" w:colLast="0" w:name="_opffg0kpiasl" w:id="13"/>
-      <w:bookmarkEnd w:id="13"/>
-      <w:r>
-        <w:rPr>
-          <w:b w:val="1"/>
+      <w:bookmarkStart w:colFirst="0" w:colLast="0" w:name="_b3uvpo97a6kj" w:id="22"/>
+      <w:bookmarkEnd w:id="22"/>
+      <w:r>
+        <w:rPr>
+          <w:b w:val="1"/>
+          <w:bCs w:val="1"/>
           <w:sz w:val="34"/>
           <w:szCs w:val="34"/>
           <w:rtl w:val="0"/>
         </w:rPr>
-        <w:t xml:space="preserve">13. UNSUPORTED_STICKER</w:t>
+        <w:t xml:space="preserve">17. SUSPENDED</w:t>
       </w:r>
     </w:p>
     <w:p>
@@ -2230,6 +2919,7 @@
       <w:r>
         <w:rPr>
           <w:b w:val="1"/>
+          <w:bCs w:val="1"/>
           <w:rtl w:val="0"/>
         </w:rPr>
         <w:t xml:space="preserve">Descrição:</w:t>
@@ -2238,13 +2928,14 @@
         <w:rPr>
           <w:rtl w:val="0"/>
         </w:rPr>
-        <w:t xml:space="preserve"> Quando o usuário envia figurinha.</w:t>
+        <w:t xml:space="preserve"> Mensagem de espera.</w:t>
         <w:br w:type="textWrapping"/>
         <w:t xml:space="preserve"> </w:t>
       </w:r>
       <w:r>
         <w:rPr>
           <w:b w:val="1"/>
+          <w:bCs w:val="1"/>
           <w:rtl w:val="0"/>
         </w:rPr>
         <w:t xml:space="preserve">Variáveis:</w:t>
@@ -2261,11 +2952,13 @@
         <w:spacing w:after="240" w:before="240" w:lineRule="auto"/>
         <w:rPr>
           <w:b w:val="1"/>
-        </w:rPr>
-      </w:pPr>
-      <w:r>
-        <w:rPr>
-          <w:b w:val="1"/>
+          <w:bCs w:val="1"/>
+        </w:rPr>
+      </w:pPr>
+      <w:r>
+        <w:rPr>
+          <w:b w:val="1"/>
+          <w:bCs w:val="1"/>
           <w:rtl w:val="0"/>
         </w:rPr>
         <w:t xml:space="preserve">Mensagem:</w:t>
@@ -2280,11 +2973,27 @@
       </w:pPr>
       <w:r>
         <w:rPr>
-          <w:rFonts w:ascii="Roboto Mono" w:cs="Roboto Mono" w:eastAsia="Roboto Mono" w:hAnsi="Roboto Mono"/>
-          <w:color w:val="188038"/>
-          <w:rtl w:val="0"/>
-        </w:rPr>
-        <w:t xml:space="preserve">😄 Que figurinha legal! Mas preciso que você digite sua mensagem por texto para que eu possa te ajudar. 📝</w:t>
+          <w:rFonts w:ascii="Arial Unicode MS" w:cs="Arial Unicode MS" w:eastAsia="Arial Unicode MS" w:hAnsi="Arial Unicode MS"/>
+          <w:color w:val="188038"/>
+          <w:rtl w:val="0"/>
+        </w:rPr>
+        <w:t xml:space="preserve">Por favor, aguarde. Responderei assim que possível. ⏳</w:t>
+      </w:r>
+    </w:p>
+    <w:p>
+      <w:pPr>
+        <w:rPr>
+          <w:rFonts w:ascii="Roboto Mono" w:cs="Roboto Mono" w:eastAsia="Roboto Mono" w:hAnsi="Roboto Mono"/>
+          <w:color w:val="188038"/>
+        </w:rPr>
+      </w:pPr>
+      <w:r>
+        <w:rPr>
+          <w:rFonts w:ascii="Roboto Mono" w:cs="Roboto Mono" w:eastAsia="Roboto Mono" w:hAnsi="Roboto Mono"/>
+          <w:color w:val="188038"/>
+          <w:rtl w:val="0"/>
+        </w:rPr>
+        <w:t xml:space="preserve">Atenciosamente</w:t>
       </w:r>
     </w:p>
     <w:p>
@@ -2320,20 +3029,22 @@
         <w:spacing w:after="80" w:lineRule="auto"/>
         <w:rPr>
           <w:b w:val="1"/>
+          <w:bCs w:val="1"/>
           <w:sz w:val="34"/>
           <w:szCs w:val="34"/>
         </w:rPr>
       </w:pPr>
-      <w:bookmarkStart w:colFirst="0" w:colLast="0" w:name="_jje268dey7wl" w:id="14"/>
-      <w:bookmarkEnd w:id="14"/>
-      <w:r>
-        <w:rPr>
-          <w:b w:val="1"/>
+      <w:bookmarkStart w:colFirst="0" w:colLast="0" w:name="_xp9vjy6vfbh" w:id="23"/>
+      <w:bookmarkEnd w:id="23"/>
+      <w:r>
+        <w:rPr>
+          <w:b w:val="1"/>
+          <w:bCs w:val="1"/>
           <w:sz w:val="34"/>
           <w:szCs w:val="34"/>
           <w:rtl w:val="0"/>
         </w:rPr>
-        <w:t xml:space="preserve">14. UNSUPORTED_EMOJI</w:t>
+        <w:t xml:space="preserve">18. SEND_FAQ</w:t>
       </w:r>
     </w:p>
     <w:p>
@@ -2344,6 +3055,7 @@
       <w:r>
         <w:rPr>
           <w:b w:val="1"/>
+          <w:bCs w:val="1"/>
           <w:rtl w:val="0"/>
         </w:rPr>
         <w:t xml:space="preserve">Descrição:</w:t>
@@ -2352,74 +3064,461 @@
         <w:rPr>
           <w:rtl w:val="0"/>
         </w:rPr>
-        <w:t xml:space="preserve"> Quando o usuário envia apenas emoji.</w:t>
-        <w:br w:type="textWrapping"/>
-        <w:t xml:space="preserve"> </w:t>
-      </w:r>
-      <w:r>
-        <w:rPr>
-          <w:b w:val="1"/>
-          <w:rtl w:val="0"/>
-        </w:rPr>
-        <w:t xml:space="preserve">Variáveis:</w:t>
-      </w:r>
-      <w:r>
-        <w:rPr>
-          <w:rtl w:val="0"/>
-        </w:rPr>
-        <w:t xml:space="preserve"> Nenhuma.</w:t>
-      </w:r>
-    </w:p>
-    <w:p>
-      <w:pPr>
-        <w:spacing w:after="240" w:before="240" w:lineRule="auto"/>
-        <w:rPr>
-          <w:b w:val="1"/>
-        </w:rPr>
-      </w:pPr>
-      <w:r>
-        <w:rPr>
-          <w:b w:val="1"/>
-          <w:rtl w:val="0"/>
-        </w:rPr>
-        <w:t xml:space="preserve">Mensagem:</w:t>
-      </w:r>
-    </w:p>
-    <w:p>
-      <w:pPr>
-        <w:rPr>
-          <w:rFonts w:ascii="Roboto Mono" w:cs="Roboto Mono" w:eastAsia="Roboto Mono" w:hAnsi="Roboto Mono"/>
-          <w:color w:val="188038"/>
-        </w:rPr>
-      </w:pPr>
-      <w:r>
-        <w:rPr>
-          <w:rFonts w:ascii="Roboto Mono" w:cs="Roboto Mono" w:eastAsia="Roboto Mono" w:hAnsi="Roboto Mono"/>
-          <w:color w:val="188038"/>
-          <w:rtl w:val="0"/>
-        </w:rPr>
-        <w:t xml:space="preserve">😄 Emoji legal! Mas preciso que você digite sua resposta em texto para que eu possa te ajudar. 📝</w:t>
-      </w:r>
-    </w:p>
-    <w:p>
-      <w:pPr>
-        <w:rPr/>
-      </w:pPr>
-      <w:r>
-        <w:rPr>
-          <w:rtl w:val="0"/>
-        </w:rPr>
-      </w:r>
-    </w:p>
-    <w:p>
-      <w:pPr>
-        <w:rPr/>
-      </w:pPr>
-      <w:r>
-        <w:pict>
-          <v:rect style="width:0.0pt;height:1.5pt" o:hr="t" o:hrstd="t" o:hralign="center" fillcolor="#A0A0A0" stroked="f"/>
-        </w:pict>
-      </w:r>
+        <w:t xml:space="preserve"> Responde ao usuário com a lista de dúvidas frequentes.</w:t>
+      </w:r>
+    </w:p>
+    <w:p>
+      <w:pPr>
+        <w:rPr/>
+      </w:pPr>
+      <w:r>
+        <w:rPr>
+          <w:rtl w:val="0"/>
+        </w:rPr>
+        <w:t xml:space="preserve">📚 Perguntas Frequentes (FAQ)</w:t>
+      </w:r>
+    </w:p>
+    <w:p>
+      <w:pPr>
+        <w:rPr/>
+      </w:pPr>
+      <w:r>
+        <w:rPr>
+          <w:rtl w:val="0"/>
+        </w:rPr>
+      </w:r>
+    </w:p>
+    <w:p>
+      <w:pPr>
+        <w:rPr/>
+      </w:pPr>
+      <w:r>
+        <w:rPr>
+          <w:rtl w:val="0"/>
+        </w:rPr>
+        <w:t xml:space="preserve">Como faço para me cadastrar?</w:t>
+      </w:r>
+    </w:p>
+    <w:p>
+      <w:pPr>
+        <w:rPr/>
+      </w:pPr>
+      <w:r>
+        <w:rPr>
+          <w:rtl w:val="0"/>
+        </w:rPr>
+        <w:t xml:space="preserve">- Basta digitar "menu" e seguir as instruções</w:t>
+      </w:r>
+    </w:p>
+    <w:p>
+      <w:pPr>
+        <w:rPr/>
+      </w:pPr>
+      <w:r>
+        <w:rPr>
+          <w:rtl w:val="0"/>
+        </w:rPr>
+      </w:r>
+    </w:p>
+    <w:p>
+      <w:pPr>
+        <w:rPr/>
+      </w:pPr>
+      <w:r>
+        <w:rPr>
+          <w:rtl w:val="0"/>
+        </w:rPr>
+        <w:t xml:space="preserve">Quais são os horários disponíveis?</w:t>
+      </w:r>
+    </w:p>
+    <w:p>
+      <w:pPr>
+        <w:rPr/>
+      </w:pPr>
+      <w:r>
+        <w:rPr>
+          <w:rtl w:val="0"/>
+        </w:rPr>
+        <w:t xml:space="preserve">- Os horários disponíveis se encontram nas instruções</w:t>
+      </w:r>
+    </w:p>
+    <w:p>
+      <w:pPr>
+        <w:rPr/>
+      </w:pPr>
+      <w:r>
+        <w:rPr>
+          <w:rtl w:val="0"/>
+        </w:rPr>
+      </w:r>
+    </w:p>
+    <w:p>
+      <w:pPr>
+        <w:rPr/>
+      </w:pPr>
+      <w:r>
+        <w:rPr>
+          <w:rtl w:val="0"/>
+        </w:rPr>
+        <w:t xml:space="preserve">Posso mudar meu horário depois?</w:t>
+      </w:r>
+    </w:p>
+    <w:p>
+      <w:pPr>
+        <w:rPr/>
+      </w:pPr>
+      <w:r>
+        <w:rPr>
+          <w:rtl w:val="0"/>
+        </w:rPr>
+        <w:t xml:space="preserve">- Claro que pode, basta falar conosco</w:t>
+      </w:r>
+    </w:p>
+    <w:p>
+      <w:pPr>
+        <w:rPr/>
+      </w:pPr>
+      <w:r>
+        <w:rPr>
+          <w:rtl w:val="0"/>
+        </w:rPr>
+      </w:r>
+    </w:p>
+    <w:p>
+      <w:pPr>
+        <w:rPr/>
+      </w:pPr>
+      <w:r>
+        <w:rPr>
+          <w:rtl w:val="0"/>
+        </w:rPr>
+        <w:t xml:space="preserve">Posso levar acompanhante?</w:t>
+      </w:r>
+    </w:p>
+    <w:p>
+      <w:pPr>
+        <w:rPr/>
+      </w:pPr>
+      <w:r>
+        <w:rPr>
+          <w:rtl w:val="0"/>
+        </w:rPr>
+        <w:t xml:space="preserve">- Com certeza! Pai e Mãe, incentivamos a participação da família</w:t>
+      </w:r>
+    </w:p>
+    <w:p>
+      <w:pPr>
+        <w:rPr/>
+      </w:pPr>
+      <w:r>
+        <w:rPr>
+          <w:rtl w:val="0"/>
+        </w:rPr>
+      </w:r>
+    </w:p>
+    <w:p>
+      <w:pPr>
+        <w:rPr/>
+      </w:pPr>
+      <w:r>
+        <w:rPr>
+          <w:rtl w:val="0"/>
+        </w:rPr>
+        <w:t xml:space="preserve">Menor de idade pode participar?</w:t>
+      </w:r>
+    </w:p>
+    <w:p>
+      <w:pPr>
+        <w:rPr/>
+      </w:pPr>
+      <w:r>
+        <w:rPr>
+          <w:rtl w:val="0"/>
+        </w:rPr>
+        <w:t xml:space="preserve">- Sim! Desde que esteja acompanhado de um responsável legal</w:t>
+      </w:r>
+    </w:p>
+    <w:p>
+      <w:pPr>
+        <w:rPr/>
+      </w:pPr>
+      <w:r>
+        <w:rPr>
+          <w:rtl w:val="0"/>
+        </w:rPr>
+      </w:r>
+    </w:p>
+    <w:p>
+      <w:pPr>
+        <w:rPr/>
+      </w:pPr>
+      <w:r>
+        <w:rPr>
+          <w:rtl w:val="0"/>
+        </w:rPr>
+        <w:t xml:space="preserve">É permitido o uso de maquiagem?</w:t>
+      </w:r>
+    </w:p>
+    <w:p>
+      <w:pPr>
+        <w:rPr/>
+      </w:pPr>
+      <w:r>
+        <w:rPr>
+          <w:rtl w:val="0"/>
+        </w:rPr>
+        <w:t xml:space="preserve">- Sim! Mas em pouca quantidade, excessos podem prejudicar a avaliação</w:t>
+      </w:r>
+    </w:p>
+    <w:p>
+      <w:pPr>
+        <w:rPr/>
+      </w:pPr>
+      <w:r>
+        <w:rPr>
+          <w:rtl w:val="0"/>
+        </w:rPr>
+      </w:r>
+    </w:p>
+    <w:p>
+      <w:pPr>
+        <w:rPr/>
+      </w:pPr>
+      <w:r>
+        <w:rPr>
+          <w:rtl w:val="0"/>
+        </w:rPr>
+        <w:t xml:space="preserve">Vou me tornar modelo automaticamente ao participar da seleção?</w:t>
+      </w:r>
+    </w:p>
+    <w:p>
+      <w:pPr>
+        <w:rPr/>
+      </w:pPr>
+      <w:r>
+        <w:rPr>
+          <w:rtl w:val="0"/>
+        </w:rPr>
+        <w:t xml:space="preserve">- Você estará participando da seleção, e poderá haver uma chance, mas não há como prometer resultados. Tudo depende do seu perfil e das necessidades do momento.</w:t>
+      </w:r>
+    </w:p>
+    <w:p>
+      <w:pPr>
+        <w:rPr/>
+      </w:pPr>
+      <w:r>
+        <w:rPr>
+          <w:rtl w:val="0"/>
+        </w:rPr>
+      </w:r>
+    </w:p>
+    <w:p>
+      <w:pPr>
+        <w:rPr/>
+      </w:pPr>
+      <w:r>
+        <w:rPr>
+          <w:rtl w:val="0"/>
+        </w:rPr>
+        <w:t xml:space="preserve">Quem é Dilson Stein?</w:t>
+      </w:r>
+    </w:p>
+    <w:p>
+      <w:pPr>
+        <w:rPr/>
+      </w:pPr>
+      <w:r>
+        <w:rPr>
+          <w:rtl w:val="0"/>
+        </w:rPr>
+        <w:t xml:space="preserve">- A empresa atua no mercado desde 1985 com o mesmo nome e descobriu nomes como: Gisele Bündchen, Alessandra Ambrósio, Carol Trentini, Jonas Sulzbach e Daiane Sodré.</w:t>
+      </w:r>
+    </w:p>
+    <w:p>
+      <w:pPr>
+        <w:rPr/>
+      </w:pPr>
+      <w:r>
+        <w:rPr>
+          <w:rtl w:val="0"/>
+        </w:rPr>
+      </w:r>
+    </w:p>
+    <w:p>
+      <w:pPr>
+        <w:rPr/>
+      </w:pPr>
+      <w:r>
+        <w:rPr>
+          <w:rtl w:val="0"/>
+        </w:rPr>
+        <w:t xml:space="preserve">Já faço parte do portal?</w:t>
+      </w:r>
+    </w:p>
+    <w:p>
+      <w:pPr>
+        <w:rPr/>
+      </w:pPr>
+      <w:r>
+        <w:rPr>
+          <w:rtl w:val="0"/>
+        </w:rPr>
+        <w:t xml:space="preserve">- O evento presencial é uma programação diferente do portal e dos cursos online. Será tudo novidade.</w:t>
+      </w:r>
+    </w:p>
+    <w:p>
+      <w:pPr>
+        <w:rPr/>
+      </w:pPr>
+      <w:r>
+        <w:rPr>
+          <w:rtl w:val="0"/>
+        </w:rPr>
+      </w:r>
+    </w:p>
+    <w:p>
+      <w:pPr>
+        <w:rPr/>
+      </w:pPr>
+      <w:r>
+        <w:rPr>
+          <w:rtl w:val="0"/>
+        </w:rPr>
+        <w:t xml:space="preserve">Posso participar se tiver tatuagem, cabelo colorido, aparelho dentário ou usar óculos?</w:t>
+      </w:r>
+    </w:p>
+    <w:p>
+      <w:pPr>
+        <w:rPr/>
+      </w:pPr>
+      <w:r>
+        <w:rPr>
+          <w:rtl w:val="0"/>
+        </w:rPr>
+        <w:t xml:space="preserve">- Sim! Tatuagens, cabelos tingidos, aparelhos ortodônticos e óculos não impedem sua participação.</w:t>
+      </w:r>
+    </w:p>
+    <w:p>
+      <w:pPr>
+        <w:rPr/>
+      </w:pPr>
+      <w:r>
+        <w:rPr>
+          <w:rtl w:val="0"/>
+        </w:rPr>
+      </w:r>
+    </w:p>
+    <w:p>
+      <w:pPr>
+        <w:rPr/>
+      </w:pPr>
+      <w:r>
+        <w:rPr>
+          <w:rtl w:val="0"/>
+        </w:rPr>
+        <w:t xml:space="preserve">Tem limite de idade?</w:t>
+      </w:r>
+    </w:p>
+    <w:p>
+      <w:pPr>
+        <w:rPr/>
+      </w:pPr>
+      <w:r>
+        <w:rPr>
+          <w:rtl w:val="0"/>
+        </w:rPr>
+        <w:t xml:space="preserve">- Não há restrição de idade</w:t>
+      </w:r>
+    </w:p>
+    <w:p>
+      <w:pPr>
+        <w:rPr/>
+      </w:pPr>
+      <w:r>
+        <w:rPr>
+          <w:rtl w:val="0"/>
+        </w:rPr>
+      </w:r>
+    </w:p>
+    <w:p>
+      <w:pPr>
+        <w:rPr/>
+      </w:pPr>
+      <w:r>
+        <w:rPr>
+          <w:rtl w:val="0"/>
+        </w:rPr>
+        <w:t xml:space="preserve">Precisa de book? </w:t>
+      </w:r>
+    </w:p>
+    <w:p>
+      <w:pPr>
+        <w:rPr/>
+      </w:pPr>
+      <w:r>
+        <w:rPr>
+          <w:rtl w:val="0"/>
+        </w:rPr>
+        <w:t xml:space="preserve">- A finalidade do evento não é a comercialização de materiais fotográficos.</w:t>
+      </w:r>
+    </w:p>
+    <w:p>
+      <w:pPr>
+        <w:rPr/>
+      </w:pPr>
+      <w:r>
+        <w:rPr>
+          <w:rtl w:val="0"/>
+        </w:rPr>
+      </w:r>
+    </w:p>
+    <w:p>
+      <w:pPr>
+        <w:rPr/>
+      </w:pPr>
+      <w:r>
+        <w:rPr>
+          <w:rtl w:val="0"/>
+        </w:rPr>
+        <w:t xml:space="preserve">Você continua com dúvidas?</w:t>
+      </w:r>
+    </w:p>
+    <w:p>
+      <w:pPr>
+        <w:rPr/>
+      </w:pPr>
+      <w:r>
+        <w:rPr>
+          <w:rtl w:val="0"/>
+        </w:rPr>
+        <w:t xml:space="preserve">- MARQUE UM HORÁRIO AGORA MESMO e compareça na seleção! Haverá uma equipe para te orientar</w:t>
+      </w:r>
+    </w:p>
+    <w:p>
+      <w:pPr>
+        <w:rPr/>
+      </w:pPr>
+      <w:r>
+        <w:rPr>
+          <w:rtl w:val="0"/>
+        </w:rPr>
+      </w:r>
+    </w:p>
+    <w:p>
+      <w:pPr>
+        <w:rPr/>
+      </w:pPr>
+      <w:r>
+        <w:rPr>
+          <w:rtl w:val="0"/>
+        </w:rPr>
+        <w:t xml:space="preserve">Digite "menu" para voltar ao menu principal.</w:t>
+      </w:r>
+    </w:p>
+    <w:p>
+      <w:pPr>
+        <w:rPr/>
+      </w:pPr>
       <w:r>
         <w:rPr>
           <w:rtl w:val="0"/>
@@ -2432,22 +3531,24 @@
         <w:keepNext w:val="0"/>
         <w:keepLines w:val="0"/>
         <w:spacing w:after="80" w:lineRule="auto"/>
-        <w:rPr>
-          <w:b w:val="1"/>
+        <w:rPr/>
+      </w:pPr>
+      <w:bookmarkStart w:colFirst="0" w:colLast="0" w:name="_iz7eth793ezv" w:id="24"/>
+      <w:bookmarkEnd w:id="24"/>
+      <w:r>
+        <w:rPr>
+          <w:b w:val="1"/>
+          <w:bCs w:val="1"/>
           <w:sz w:val="34"/>
           <w:szCs w:val="34"/>
-        </w:rPr>
-      </w:pPr>
-      <w:bookmarkStart w:colFirst="0" w:colLast="0" w:name="_9yl7r43s8kw1" w:id="15"/>
-      <w:bookmarkEnd w:id="15"/>
-      <w:r>
-        <w:rPr>
-          <w:b w:val="1"/>
-          <w:sz w:val="34"/>
-          <w:szCs w:val="34"/>
-          <w:rtl w:val="0"/>
-        </w:rPr>
-        <w:t xml:space="preserve">15. TIME_MENU</w:t>
+          <w:rtl w:val="0"/>
+        </w:rPr>
+        <w:t xml:space="preserve">19. AUDIO_INVITE</w:t>
+      </w:r>
+      <w:r>
+        <w:rPr>
+          <w:rtl w:val="0"/>
+        </w:rPr>
       </w:r>
     </w:p>
     <w:p>
@@ -2458,6 +3559,7 @@
       <w:r>
         <w:rPr>
           <w:b w:val="1"/>
+          <w:bCs w:val="1"/>
           <w:rtl w:val="0"/>
         </w:rPr>
         <w:t xml:space="preserve">Descrição:</w:t>
@@ -2466,13 +3568,14 @@
         <w:rPr>
           <w:rtl w:val="0"/>
         </w:rPr>
-        <w:t xml:space="preserve"> Exibe lista de horários disponíveis.</w:t>
+        <w:t xml:space="preserve">.Áudio que será enviado no final ao convidar para o grupo</w:t>
         <w:br w:type="textWrapping"/>
         <w:t xml:space="preserve"> </w:t>
       </w:r>
       <w:r>
         <w:rPr>
           <w:b w:val="1"/>
+          <w:bCs w:val="1"/>
           <w:rtl w:val="0"/>
         </w:rPr>
         <w:t xml:space="preserve">Variáveis:</w:t>
@@ -2481,155 +3584,13 @@
         <w:rPr>
           <w:rtl w:val="0"/>
         </w:rPr>
-        <w:t xml:space="preserve"> Nenhuma (texto fixo).</w:t>
-      </w:r>
-    </w:p>
-    <w:p>
-      <w:pPr>
-        <w:spacing w:after="240" w:before="240" w:lineRule="auto"/>
-        <w:rPr>
-          <w:b w:val="1"/>
-        </w:rPr>
-      </w:pPr>
-      <w:r>
-        <w:rPr>
-          <w:b w:val="1"/>
-          <w:rtl w:val="0"/>
-        </w:rPr>
-        <w:t xml:space="preserve">Mensagem:</w:t>
-      </w:r>
-    </w:p>
-    <w:p>
-      <w:pPr>
-        <w:rPr>
-          <w:rFonts w:ascii="Roboto Mono" w:cs="Roboto Mono" w:eastAsia="Roboto Mono" w:hAnsi="Roboto Mono"/>
-          <w:color w:val="188038"/>
-        </w:rPr>
-      </w:pPr>
-      <w:r>
-        <w:rPr>
-          <w:rFonts w:ascii="Arial Unicode MS" w:cs="Arial Unicode MS" w:eastAsia="Arial Unicode MS" w:hAnsi="Arial Unicode MS"/>
-          <w:color w:val="188038"/>
-          <w:rtl w:val="0"/>
-        </w:rPr>
-        <w:t xml:space="preserve">⚠ *IMPORTANTE: Escolha seu horário:*</w:t>
-      </w:r>
-    </w:p>
-    <w:p>
-      <w:pPr>
-        <w:rPr>
-          <w:rFonts w:ascii="Roboto Mono" w:cs="Roboto Mono" w:eastAsia="Roboto Mono" w:hAnsi="Roboto Mono"/>
-          <w:color w:val="188038"/>
-        </w:rPr>
-      </w:pPr>
-      <w:r>
-        <w:rPr>
-          <w:rFonts w:ascii="Roboto Mono" w:cs="Roboto Mono" w:eastAsia="Roboto Mono" w:hAnsi="Roboto Mono"/>
-          <w:color w:val="188038"/>
-          <w:rtl w:val="0"/>
-        </w:rPr>
-        <w:t xml:space="preserve">Horarios disponíveis:</w:t>
-      </w:r>
-    </w:p>
-    <w:p>
-      <w:pPr>
-        <w:rPr>
-          <w:rFonts w:ascii="Roboto Mono" w:cs="Roboto Mono" w:eastAsia="Roboto Mono" w:hAnsi="Roboto Mono"/>
-          <w:color w:val="188038"/>
-        </w:rPr>
-      </w:pPr>
-      <w:r>
-        <w:rPr>
-          <w:rFonts w:ascii="Andika" w:cs="Andika" w:eastAsia="Andika" w:hAnsi="Andika"/>
-          <w:color w:val="188038"/>
-          <w:rtl w:val="0"/>
-        </w:rPr>
-        <w:t xml:space="preserve">1️⃣ - 10:00h (Manhã)</w:t>
-      </w:r>
-    </w:p>
-    <w:p>
-      <w:pPr>
-        <w:rPr>
-          <w:rFonts w:ascii="Roboto Mono" w:cs="Roboto Mono" w:eastAsia="Roboto Mono" w:hAnsi="Roboto Mono"/>
-          <w:color w:val="188038"/>
-        </w:rPr>
-      </w:pPr>
-      <w:r>
-        <w:rPr>
-          <w:rFonts w:ascii="Andika" w:cs="Andika" w:eastAsia="Andika" w:hAnsi="Andika"/>
-          <w:color w:val="188038"/>
-          <w:rtl w:val="0"/>
-        </w:rPr>
-        <w:t xml:space="preserve">2️⃣ - 12:00h (Meio-dia)</w:t>
-      </w:r>
-    </w:p>
-    <w:p>
-      <w:pPr>
-        <w:rPr>
-          <w:rFonts w:ascii="Roboto Mono" w:cs="Roboto Mono" w:eastAsia="Roboto Mono" w:hAnsi="Roboto Mono"/>
-          <w:color w:val="188038"/>
-        </w:rPr>
-      </w:pPr>
-      <w:r>
-        <w:rPr>
-          <w:rFonts w:ascii="Andika" w:cs="Andika" w:eastAsia="Andika" w:hAnsi="Andika"/>
-          <w:color w:val="188038"/>
-          <w:rtl w:val="0"/>
-        </w:rPr>
-        <w:t xml:space="preserve">3️⃣ - 15:30h (Tarde)</w:t>
-      </w:r>
-    </w:p>
-    <w:p>
-      <w:pPr>
-        <w:rPr>
-          <w:rFonts w:ascii="Roboto Mono" w:cs="Roboto Mono" w:eastAsia="Roboto Mono" w:hAnsi="Roboto Mono"/>
-          <w:color w:val="188038"/>
-        </w:rPr>
-      </w:pPr>
-      <w:r>
-        <w:rPr>
-          <w:rFonts w:ascii="Andika" w:cs="Andika" w:eastAsia="Andika" w:hAnsi="Andika"/>
-          <w:color w:val="188038"/>
-          <w:rtl w:val="0"/>
-        </w:rPr>
-        <w:t xml:space="preserve">4️⃣ - 17:30h (Final da tarde)</w:t>
-      </w:r>
-    </w:p>
-    <w:p>
-      <w:pPr>
-        <w:rPr>
-          <w:rFonts w:ascii="Roboto Mono" w:cs="Roboto Mono" w:eastAsia="Roboto Mono" w:hAnsi="Roboto Mono"/>
-          <w:color w:val="188038"/>
-        </w:rPr>
-      </w:pPr>
-      <w:r>
-        <w:rPr>
-          <w:rFonts w:ascii="Andika" w:cs="Andika" w:eastAsia="Andika" w:hAnsi="Andika"/>
-          <w:color w:val="188038"/>
-          <w:rtl w:val="0"/>
-        </w:rPr>
-        <w:t xml:space="preserve">5️⃣ - 19:30h (Noite)</w:t>
-      </w:r>
-    </w:p>
-    <w:p>
-      <w:pPr>
-        <w:rPr/>
-      </w:pPr>
-      <w:r>
-        <w:rPr>
-          <w:rtl w:val="0"/>
-        </w:rPr>
-      </w:r>
-    </w:p>
-    <w:p>
-      <w:pPr>
-        <w:rPr/>
-      </w:pPr>
-      <w:r>
-        <w:pict>
-          <v:rect style="width:0.0pt;height:1.5pt" o:hr="t" o:hrstd="t" o:hralign="center" fillcolor="#A0A0A0" stroked="f"/>
-        </w:pict>
-      </w:r>
+        <w:t xml:space="preserve"> Nenhuma.</w:t>
+      </w:r>
+    </w:p>
+    <w:p>
+      <w:pPr>
+        <w:rPr/>
+      </w:pPr>
       <w:r>
         <w:rPr>
           <w:rtl w:val="0"/>
@@ -2644,20 +3605,22 @@
         <w:spacing w:after="80" w:lineRule="auto"/>
         <w:rPr>
           <w:b w:val="1"/>
+          <w:bCs w:val="1"/>
           <w:sz w:val="34"/>
           <w:szCs w:val="34"/>
         </w:rPr>
       </w:pPr>
-      <w:bookmarkStart w:colFirst="0" w:colLast="0" w:name="_1ernnht3j6m5" w:id="16"/>
-      <w:bookmarkEnd w:id="16"/>
-      <w:r>
-        <w:rPr>
-          <w:b w:val="1"/>
+      <w:bookmarkStart w:colFirst="0" w:colLast="0" w:name="_thkus4qmburj" w:id="25"/>
+      <w:bookmarkEnd w:id="25"/>
+      <w:r>
+        <w:rPr>
+          <w:b w:val="1"/>
+          <w:bCs w:val="1"/>
           <w:sz w:val="34"/>
           <w:szCs w:val="34"/>
           <w:rtl w:val="0"/>
         </w:rPr>
-        <w:t xml:space="preserve">16. TIME_ERROR</w:t>
+        <w:t xml:space="preserve">20. REMINDER</w:t>
       </w:r>
     </w:p>
     <w:p>
@@ -2668,6 +3631,7 @@
       <w:r>
         <w:rPr>
           <w:b w:val="1"/>
+          <w:bCs w:val="1"/>
           <w:rtl w:val="0"/>
         </w:rPr>
         <w:t xml:space="preserve">Descrição:</w:t>
@@ -2676,13 +3640,14 @@
         <w:rPr>
           <w:rtl w:val="0"/>
         </w:rPr>
-        <w:t xml:space="preserve"> Quando o usuário digita um horário inválido.</w:t>
+        <w:t xml:space="preserve">.Mensagem que será mandada quando um evento estiver a 5 ou 3 dias, pode ser cadastrado mais de 1 o sistema irá escolher aleatóriamente entre as mensagens cadastradas sem repetir</w:t>
         <w:br w:type="textWrapping"/>
         <w:t xml:space="preserve"> </w:t>
       </w:r>
       <w:r>
         <w:rPr>
           <w:b w:val="1"/>
+          <w:bCs w:val="1"/>
           <w:rtl w:val="0"/>
         </w:rPr>
         <w:t xml:space="preserve">Variáveis:</w:t>
@@ -2692,78 +3657,6 @@
           <w:rtl w:val="0"/>
         </w:rPr>
         <w:t xml:space="preserve"> Nenhuma.</w:t>
-      </w:r>
-    </w:p>
-    <w:p>
-      <w:pPr>
-        <w:spacing w:after="240" w:before="240" w:lineRule="auto"/>
-        <w:rPr>
-          <w:b w:val="1"/>
-        </w:rPr>
-      </w:pPr>
-      <w:r>
-        <w:rPr>
-          <w:b w:val="1"/>
-          <w:rtl w:val="0"/>
-        </w:rPr>
-        <w:t xml:space="preserve">Mensagem:</w:t>
-      </w:r>
-    </w:p>
-    <w:p>
-      <w:pPr>
-        <w:rPr>
-          <w:rFonts w:ascii="Roboto Mono" w:cs="Roboto Mono" w:eastAsia="Roboto Mono" w:hAnsi="Roboto Mono"/>
-          <w:color w:val="188038"/>
-        </w:rPr>
-      </w:pPr>
-      <w:r>
-        <w:rPr>
-          <w:rFonts w:ascii="Roboto Mono" w:cs="Roboto Mono" w:eastAsia="Roboto Mono" w:hAnsi="Roboto Mono"/>
-          <w:color w:val="188038"/>
-          <w:rtl w:val="0"/>
-        </w:rPr>
-        <w:t xml:space="preserve">🤔 Desculpe, horário não reconhecido. Digite apenas o horário que você escolheu.</w:t>
-      </w:r>
-    </w:p>
-    <w:p>
-      <w:pPr>
-        <w:rPr>
-          <w:rFonts w:ascii="Roboto Mono" w:cs="Roboto Mono" w:eastAsia="Roboto Mono" w:hAnsi="Roboto Mono"/>
-          <w:color w:val="188038"/>
-        </w:rPr>
-      </w:pPr>
-      <w:r>
-        <w:rPr>
-          <w:rFonts w:ascii="Roboto Mono" w:cs="Roboto Mono" w:eastAsia="Roboto Mono" w:hAnsi="Roboto Mono"/>
-          <w:color w:val="188038"/>
-          <w:rtl w:val="0"/>
-        </w:rPr>
-        <w:t xml:space="preserve">E se precisar de ajuda, digite a palavra *AJUDA* ou *FAQ* que vou te enviar a lista com as dúvidas mais comuns sobre a nossa seleção.</w:t>
-      </w:r>
-    </w:p>
-    <w:p>
-      <w:pPr>
-        <w:rPr/>
-      </w:pPr>
-      <w:r>
-        <w:rPr>
-          <w:rtl w:val="0"/>
-        </w:rPr>
-      </w:r>
-    </w:p>
-    <w:p>
-      <w:pPr>
-        <w:rPr/>
-      </w:pPr>
-      <w:r>
-        <w:pict>
-          <v:rect style="width:0.0pt;height:1.5pt" o:hr="t" o:hrstd="t" o:hralign="center" fillcolor="#A0A0A0" stroked="f"/>
-        </w:pict>
-      </w:r>
-      <w:r>
-        <w:rPr>
-          <w:rtl w:val="0"/>
-        </w:rPr>
       </w:r>
     </w:p>
     <w:p>
@@ -2774,20 +3667,22 @@
         <w:spacing w:after="80" w:lineRule="auto"/>
         <w:rPr>
           <w:b w:val="1"/>
+          <w:bCs w:val="1"/>
           <w:sz w:val="34"/>
           <w:szCs w:val="34"/>
         </w:rPr>
       </w:pPr>
-      <w:bookmarkStart w:colFirst="0" w:colLast="0" w:name="_c8gwq06jzhi0" w:id="17"/>
-      <w:bookmarkEnd w:id="17"/>
-      <w:r>
-        <w:rPr>
-          <w:b w:val="1"/>
+      <w:bookmarkStart w:colFirst="0" w:colLast="0" w:name="_l4bldprps8pb" w:id="26"/>
+      <w:bookmarkEnd w:id="26"/>
+      <w:r>
+        <w:rPr>
+          <w:b w:val="1"/>
+          <w:bCs w:val="1"/>
           <w:sz w:val="34"/>
           <w:szCs w:val="34"/>
           <w:rtl w:val="0"/>
         </w:rPr>
-        <w:t xml:space="preserve">17. SUSPEND</w:t>
+        <w:t xml:space="preserve">20. DRONE</w:t>
       </w:r>
     </w:p>
     <w:p>
@@ -2798,6 +3693,7 @@
       <w:r>
         <w:rPr>
           <w:b w:val="1"/>
+          <w:bCs w:val="1"/>
           <w:rtl w:val="0"/>
         </w:rPr>
         <w:t xml:space="preserve">Descrição:</w:t>
@@ -2806,895 +3702,24 @@
         <w:rPr>
           <w:rtl w:val="0"/>
         </w:rPr>
-        <w:t xml:space="preserve"> Solicita detalhes adicionais quando não entende a mensagem.</w:t>
-        <w:br w:type="textWrapping"/>
+        <w:t xml:space="preserve">.Mensagem que pode ser usada para ser disparada para os clientes quando quiser</w:t>
+      </w:r>
+    </w:p>
+    <w:p>
+      <w:pPr>
+        <w:spacing w:after="240" w:before="240" w:lineRule="auto"/>
+        <w:rPr/>
+      </w:pPr>
+      <w:r>
+        <w:rPr>
+          <w:rtl w:val="0"/>
+        </w:rPr>
         <w:t xml:space="preserve"> </w:t>
       </w:r>
       <w:r>
         <w:rPr>
           <w:b w:val="1"/>
-          <w:rtl w:val="0"/>
-        </w:rPr>
-        <w:t xml:space="preserve">Variáveis:</w:t>
-      </w:r>
-      <w:r>
-        <w:rPr>
-          <w:rtl w:val="0"/>
-        </w:rPr>
-        <w:t xml:space="preserve"> Nenhuma.</w:t>
-      </w:r>
-    </w:p>
-    <w:p>
-      <w:pPr>
-        <w:spacing w:after="240" w:before="240" w:lineRule="auto"/>
-        <w:rPr>
-          <w:b w:val="1"/>
-        </w:rPr>
-      </w:pPr>
-      <w:r>
-        <w:rPr>
-          <w:b w:val="1"/>
-          <w:rtl w:val="0"/>
-        </w:rPr>
-        <w:t xml:space="preserve">Mensagem:</w:t>
-      </w:r>
-    </w:p>
-    <w:p>
-      <w:pPr>
-        <w:rPr>
-          <w:rFonts w:ascii="Roboto Mono" w:cs="Roboto Mono" w:eastAsia="Roboto Mono" w:hAnsi="Roboto Mono"/>
-          <w:color w:val="188038"/>
-        </w:rPr>
-      </w:pPr>
-      <w:r>
-        <w:rPr>
-          <w:rFonts w:ascii="Roboto Mono" w:cs="Roboto Mono" w:eastAsia="Roboto Mono" w:hAnsi="Roboto Mono"/>
-          <w:color w:val="188038"/>
-          <w:rtl w:val="0"/>
-        </w:rPr>
-        <w:t xml:space="preserve">Oi! 😊 Poderia me explicar, por gentileza, com detalhes por escrito a sua questão? Assim que possível, te respondo. Obrigado! 🙏</w:t>
-      </w:r>
-    </w:p>
-    <w:p>
-      <w:pPr>
-        <w:rPr/>
-      </w:pPr>
-      <w:r>
-        <w:rPr>
-          <w:rtl w:val="0"/>
-        </w:rPr>
-      </w:r>
-    </w:p>
-    <w:p>
-      <w:pPr>
-        <w:rPr/>
-      </w:pPr>
-      <w:r>
-        <w:pict>
-          <v:rect style="width:0.0pt;height:1.5pt" o:hr="t" o:hrstd="t" o:hralign="center" fillcolor="#A0A0A0" stroked="f"/>
-        </w:pict>
-      </w:r>
-      <w:r>
-        <w:rPr>
-          <w:rtl w:val="0"/>
-        </w:rPr>
-      </w:r>
-    </w:p>
-    <w:p>
-      <w:pPr>
-        <w:pStyle w:val="Heading2"/>
-        <w:keepNext w:val="0"/>
-        <w:keepLines w:val="0"/>
-        <w:spacing w:after="80" w:lineRule="auto"/>
-        <w:rPr>
-          <w:b w:val="1"/>
-          <w:sz w:val="34"/>
-          <w:szCs w:val="34"/>
-        </w:rPr>
-      </w:pPr>
-      <w:bookmarkStart w:colFirst="0" w:colLast="0" w:name="_b3uvpo97a6kj" w:id="18"/>
-      <w:bookmarkEnd w:id="18"/>
-      <w:r>
-        <w:rPr>
-          <w:b w:val="1"/>
-          <w:sz w:val="34"/>
-          <w:szCs w:val="34"/>
-          <w:rtl w:val="0"/>
-        </w:rPr>
-        <w:t xml:space="preserve">18. SUSPENDED</w:t>
-      </w:r>
-    </w:p>
-    <w:p>
-      <w:pPr>
-        <w:spacing w:after="240" w:before="240" w:lineRule="auto"/>
-        <w:rPr/>
-      </w:pPr>
-      <w:r>
-        <w:rPr>
-          <w:b w:val="1"/>
-          <w:rtl w:val="0"/>
-        </w:rPr>
-        <w:t xml:space="preserve">Descrição:</w:t>
-      </w:r>
-      <w:r>
-        <w:rPr>
-          <w:rtl w:val="0"/>
-        </w:rPr>
-        <w:t xml:space="preserve"> Mensagem de espera.</w:t>
-        <w:br w:type="textWrapping"/>
-        <w:t xml:space="preserve"> </w:t>
-      </w:r>
-      <w:r>
-        <w:rPr>
-          <w:b w:val="1"/>
-          <w:rtl w:val="0"/>
-        </w:rPr>
-        <w:t xml:space="preserve">Variáveis:</w:t>
-      </w:r>
-      <w:r>
-        <w:rPr>
-          <w:rtl w:val="0"/>
-        </w:rPr>
-        <w:t xml:space="preserve"> Nenhuma.</w:t>
-      </w:r>
-    </w:p>
-    <w:p>
-      <w:pPr>
-        <w:spacing w:after="240" w:before="240" w:lineRule="auto"/>
-        <w:rPr>
-          <w:b w:val="1"/>
-        </w:rPr>
-      </w:pPr>
-      <w:r>
-        <w:rPr>
-          <w:b w:val="1"/>
-          <w:rtl w:val="0"/>
-        </w:rPr>
-        <w:t xml:space="preserve">Mensagem:</w:t>
-      </w:r>
-    </w:p>
-    <w:p>
-      <w:pPr>
-        <w:rPr>
-          <w:rFonts w:ascii="Roboto Mono" w:cs="Roboto Mono" w:eastAsia="Roboto Mono" w:hAnsi="Roboto Mono"/>
-          <w:color w:val="188038"/>
-        </w:rPr>
-      </w:pPr>
-      <w:r>
-        <w:rPr>
-          <w:rFonts w:ascii="Arial Unicode MS" w:cs="Arial Unicode MS" w:eastAsia="Arial Unicode MS" w:hAnsi="Arial Unicode MS"/>
-          <w:color w:val="188038"/>
-          <w:rtl w:val="0"/>
-        </w:rPr>
-        <w:t xml:space="preserve">Por favor, aguarde. Responderei assim que possível. ⏳</w:t>
-      </w:r>
-    </w:p>
-    <w:p>
-      <w:pPr>
-        <w:rPr>
-          <w:rFonts w:ascii="Roboto Mono" w:cs="Roboto Mono" w:eastAsia="Roboto Mono" w:hAnsi="Roboto Mono"/>
-          <w:color w:val="188038"/>
-        </w:rPr>
-      </w:pPr>
-      <w:r>
-        <w:rPr>
-          <w:rFonts w:ascii="Roboto Mono" w:cs="Roboto Mono" w:eastAsia="Roboto Mono" w:hAnsi="Roboto Mono"/>
-          <w:color w:val="188038"/>
-          <w:rtl w:val="0"/>
-        </w:rPr>
-        <w:t xml:space="preserve">Atenciosamente</w:t>
-      </w:r>
-    </w:p>
-    <w:p>
-      <w:pPr>
-        <w:rPr/>
-      </w:pPr>
-      <w:r>
-        <w:rPr>
-          <w:rtl w:val="0"/>
-        </w:rPr>
-      </w:r>
-    </w:p>
-    <w:p>
-      <w:pPr>
-        <w:rPr/>
-      </w:pPr>
-      <w:r>
-        <w:pict>
-          <v:rect style="width:0.0pt;height:1.5pt" o:hr="t" o:hrstd="t" o:hralign="center" fillcolor="#A0A0A0" stroked="f"/>
-        </w:pict>
-      </w:r>
-      <w:r>
-        <w:rPr>
-          <w:rtl w:val="0"/>
-        </w:rPr>
-      </w:r>
-    </w:p>
-    <w:p>
-      <w:pPr>
-        <w:pStyle w:val="Heading2"/>
-        <w:keepNext w:val="0"/>
-        <w:keepLines w:val="0"/>
-        <w:spacing w:after="80" w:lineRule="auto"/>
-        <w:rPr>
-          <w:b w:val="1"/>
-          <w:sz w:val="34"/>
-          <w:szCs w:val="34"/>
-        </w:rPr>
-      </w:pPr>
-      <w:bookmarkStart w:colFirst="0" w:colLast="0" w:name="_xp9vjy6vfbh" w:id="19"/>
-      <w:bookmarkEnd w:id="19"/>
-      <w:r>
-        <w:rPr>
-          <w:b w:val="1"/>
-          <w:sz w:val="34"/>
-          <w:szCs w:val="34"/>
-          <w:rtl w:val="0"/>
-        </w:rPr>
-        <w:t xml:space="preserve">19. SEND_FAQ</w:t>
-      </w:r>
-    </w:p>
-    <w:p>
-      <w:pPr>
-        <w:spacing w:after="240" w:before="240" w:lineRule="auto"/>
-        <w:rPr/>
-      </w:pPr>
-      <w:r>
-        <w:rPr>
-          <w:b w:val="1"/>
-          <w:rtl w:val="0"/>
-        </w:rPr>
-        <w:t xml:space="preserve">Descrição:</w:t>
-      </w:r>
-      <w:r>
-        <w:rPr>
-          <w:rtl w:val="0"/>
-        </w:rPr>
-        <w:t xml:space="preserve"> Responde ao usuário com a lista de dúvidas frequentes.</w:t>
-      </w:r>
-    </w:p>
-    <w:p>
-      <w:pPr>
-        <w:rPr/>
-      </w:pPr>
-      <w:r>
-        <w:rPr>
-          <w:rtl w:val="0"/>
-        </w:rPr>
-        <w:t xml:space="preserve">📚 Perguntas Frequentes (FAQ)</w:t>
-      </w:r>
-    </w:p>
-    <w:p>
-      <w:pPr>
-        <w:rPr/>
-      </w:pPr>
-      <w:r>
-        <w:rPr>
-          <w:rtl w:val="0"/>
-        </w:rPr>
-      </w:r>
-    </w:p>
-    <w:p>
-      <w:pPr>
-        <w:rPr/>
-      </w:pPr>
-      <w:r>
-        <w:rPr>
-          <w:rtl w:val="0"/>
-        </w:rPr>
-        <w:t xml:space="preserve">Como faço para me cadastrar?</w:t>
-      </w:r>
-    </w:p>
-    <w:p>
-      <w:pPr>
-        <w:rPr/>
-      </w:pPr>
-      <w:r>
-        <w:rPr>
-          <w:rtl w:val="0"/>
-        </w:rPr>
-        <w:t xml:space="preserve">- Basta digitar "menu" e seguir as instruções</w:t>
-      </w:r>
-    </w:p>
-    <w:p>
-      <w:pPr>
-        <w:rPr/>
-      </w:pPr>
-      <w:r>
-        <w:rPr>
-          <w:rtl w:val="0"/>
-        </w:rPr>
-      </w:r>
-    </w:p>
-    <w:p>
-      <w:pPr>
-        <w:rPr/>
-      </w:pPr>
-      <w:r>
-        <w:rPr>
-          <w:rtl w:val="0"/>
-        </w:rPr>
-        <w:t xml:space="preserve">Quais são os horários disponíveis?</w:t>
-      </w:r>
-    </w:p>
-    <w:p>
-      <w:pPr>
-        <w:rPr/>
-      </w:pPr>
-      <w:r>
-        <w:rPr>
-          <w:rtl w:val="0"/>
-        </w:rPr>
-        <w:t xml:space="preserve">- Os horários disponíveis se encontram nas instruções</w:t>
-      </w:r>
-    </w:p>
-    <w:p>
-      <w:pPr>
-        <w:rPr/>
-      </w:pPr>
-      <w:r>
-        <w:rPr>
-          <w:rtl w:val="0"/>
-        </w:rPr>
-      </w:r>
-    </w:p>
-    <w:p>
-      <w:pPr>
-        <w:rPr/>
-      </w:pPr>
-      <w:r>
-        <w:rPr>
-          <w:rtl w:val="0"/>
-        </w:rPr>
-        <w:t xml:space="preserve">Posso mudar meu horário depois?</w:t>
-      </w:r>
-    </w:p>
-    <w:p>
-      <w:pPr>
-        <w:rPr/>
-      </w:pPr>
-      <w:r>
-        <w:rPr>
-          <w:rtl w:val="0"/>
-        </w:rPr>
-        <w:t xml:space="preserve">- Claro que pode, basta falar conosco</w:t>
-      </w:r>
-    </w:p>
-    <w:p>
-      <w:pPr>
-        <w:rPr/>
-      </w:pPr>
-      <w:r>
-        <w:rPr>
-          <w:rtl w:val="0"/>
-        </w:rPr>
-      </w:r>
-    </w:p>
-    <w:p>
-      <w:pPr>
-        <w:rPr/>
-      </w:pPr>
-      <w:r>
-        <w:rPr>
-          <w:rtl w:val="0"/>
-        </w:rPr>
-        <w:t xml:space="preserve">Posso levar acompanhante?</w:t>
-      </w:r>
-    </w:p>
-    <w:p>
-      <w:pPr>
-        <w:rPr/>
-      </w:pPr>
-      <w:r>
-        <w:rPr>
-          <w:rtl w:val="0"/>
-        </w:rPr>
-        <w:t xml:space="preserve">- Com certeza! Pai e Mãe, incentivamos a participação da família</w:t>
-      </w:r>
-    </w:p>
-    <w:p>
-      <w:pPr>
-        <w:rPr/>
-      </w:pPr>
-      <w:r>
-        <w:rPr>
-          <w:rtl w:val="0"/>
-        </w:rPr>
-      </w:r>
-    </w:p>
-    <w:p>
-      <w:pPr>
-        <w:rPr/>
-      </w:pPr>
-      <w:r>
-        <w:rPr>
-          <w:rtl w:val="0"/>
-        </w:rPr>
-        <w:t xml:space="preserve">Menor de idade pode participar?</w:t>
-      </w:r>
-    </w:p>
-    <w:p>
-      <w:pPr>
-        <w:rPr/>
-      </w:pPr>
-      <w:r>
-        <w:rPr>
-          <w:rtl w:val="0"/>
-        </w:rPr>
-        <w:t xml:space="preserve">- Sim! Desde que esteja acompanhado de um responsável legal</w:t>
-      </w:r>
-    </w:p>
-    <w:p>
-      <w:pPr>
-        <w:rPr/>
-      </w:pPr>
-      <w:r>
-        <w:rPr>
-          <w:rtl w:val="0"/>
-        </w:rPr>
-      </w:r>
-    </w:p>
-    <w:p>
-      <w:pPr>
-        <w:rPr/>
-      </w:pPr>
-      <w:r>
-        <w:rPr>
-          <w:rtl w:val="0"/>
-        </w:rPr>
-        <w:t xml:space="preserve">É permitido o uso de maquiagem?</w:t>
-      </w:r>
-    </w:p>
-    <w:p>
-      <w:pPr>
-        <w:rPr/>
-      </w:pPr>
-      <w:r>
-        <w:rPr>
-          <w:rtl w:val="0"/>
-        </w:rPr>
-        <w:t xml:space="preserve">- Sim! Mas em pouca quantidade, excessos podem prejudicar a avaliação</w:t>
-      </w:r>
-    </w:p>
-    <w:p>
-      <w:pPr>
-        <w:rPr/>
-      </w:pPr>
-      <w:r>
-        <w:rPr>
-          <w:rtl w:val="0"/>
-        </w:rPr>
-      </w:r>
-    </w:p>
-    <w:p>
-      <w:pPr>
-        <w:rPr/>
-      </w:pPr>
-      <w:r>
-        <w:rPr>
-          <w:rtl w:val="0"/>
-        </w:rPr>
-        <w:t xml:space="preserve">Vou me tornar modelo automaticamente ao participar da seleção?</w:t>
-      </w:r>
-    </w:p>
-    <w:p>
-      <w:pPr>
-        <w:rPr/>
-      </w:pPr>
-      <w:r>
-        <w:rPr>
-          <w:rtl w:val="0"/>
-        </w:rPr>
-        <w:t xml:space="preserve">- Você estará participando da seleção, e poderá haver uma chance, mas não há como prometer resultados. Tudo depende do seu perfil e das necessidades do momento.</w:t>
-      </w:r>
-    </w:p>
-    <w:p>
-      <w:pPr>
-        <w:rPr/>
-      </w:pPr>
-      <w:r>
-        <w:rPr>
-          <w:rtl w:val="0"/>
-        </w:rPr>
-      </w:r>
-    </w:p>
-    <w:p>
-      <w:pPr>
-        <w:rPr/>
-      </w:pPr>
-      <w:r>
-        <w:rPr>
-          <w:rtl w:val="0"/>
-        </w:rPr>
-        <w:t xml:space="preserve">Quem é Dilson Stein?</w:t>
-      </w:r>
-    </w:p>
-    <w:p>
-      <w:pPr>
-        <w:rPr/>
-      </w:pPr>
-      <w:r>
-        <w:rPr>
-          <w:rtl w:val="0"/>
-        </w:rPr>
-        <w:t xml:space="preserve">- A empresa atua no mercado desde 1985 com o mesmo nome e descobriu nomes como: Gisele Bündchen, Alessandra Ambrósio, Carol Trentini, Jonas Sulzbach e Daiane Sodré.</w:t>
-      </w:r>
-    </w:p>
-    <w:p>
-      <w:pPr>
-        <w:rPr/>
-      </w:pPr>
-      <w:r>
-        <w:rPr>
-          <w:rtl w:val="0"/>
-        </w:rPr>
-      </w:r>
-    </w:p>
-    <w:p>
-      <w:pPr>
-        <w:rPr/>
-      </w:pPr>
-      <w:r>
-        <w:rPr>
-          <w:rtl w:val="0"/>
-        </w:rPr>
-        <w:t xml:space="preserve">Já faço parte do portal?</w:t>
-      </w:r>
-    </w:p>
-    <w:p>
-      <w:pPr>
-        <w:rPr/>
-      </w:pPr>
-      <w:r>
-        <w:rPr>
-          <w:rtl w:val="0"/>
-        </w:rPr>
-        <w:t xml:space="preserve">- O evento presencial é uma programação diferente do portal e dos cursos online. Será tudo novidade.</w:t>
-      </w:r>
-    </w:p>
-    <w:p>
-      <w:pPr>
-        <w:rPr/>
-      </w:pPr>
-      <w:r>
-        <w:rPr>
-          <w:rtl w:val="0"/>
-        </w:rPr>
-      </w:r>
-    </w:p>
-    <w:p>
-      <w:pPr>
-        <w:rPr/>
-      </w:pPr>
-      <w:r>
-        <w:rPr>
-          <w:rtl w:val="0"/>
-        </w:rPr>
-        <w:t xml:space="preserve">Posso participar se tiver tatuagem, cabelo colorido, aparelho dentário ou usar óculos?</w:t>
-      </w:r>
-    </w:p>
-    <w:p>
-      <w:pPr>
-        <w:rPr/>
-      </w:pPr>
-      <w:r>
-        <w:rPr>
-          <w:rtl w:val="0"/>
-        </w:rPr>
-        <w:t xml:space="preserve">- Sim! Tatuagens, cabelos tingidos, aparelhos ortodônticos e óculos não impedem sua participação.</w:t>
-      </w:r>
-    </w:p>
-    <w:p>
-      <w:pPr>
-        <w:rPr/>
-      </w:pPr>
-      <w:r>
-        <w:rPr>
-          <w:rtl w:val="0"/>
-        </w:rPr>
-      </w:r>
-    </w:p>
-    <w:p>
-      <w:pPr>
-        <w:rPr/>
-      </w:pPr>
-      <w:r>
-        <w:rPr>
-          <w:rtl w:val="0"/>
-        </w:rPr>
-        <w:t xml:space="preserve">Tem limite de idade?</w:t>
-      </w:r>
-    </w:p>
-    <w:p>
-      <w:pPr>
-        <w:rPr/>
-      </w:pPr>
-      <w:r>
-        <w:rPr>
-          <w:rtl w:val="0"/>
-        </w:rPr>
-        <w:t xml:space="preserve">- Não há restrição de idade</w:t>
-      </w:r>
-    </w:p>
-    <w:p>
-      <w:pPr>
-        <w:rPr/>
-      </w:pPr>
-      <w:r>
-        <w:rPr>
-          <w:rtl w:val="0"/>
-        </w:rPr>
-      </w:r>
-    </w:p>
-    <w:p>
-      <w:pPr>
-        <w:rPr/>
-      </w:pPr>
-      <w:r>
-        <w:rPr>
-          <w:rtl w:val="0"/>
-        </w:rPr>
-        <w:t xml:space="preserve">Precisa de book? </w:t>
-      </w:r>
-    </w:p>
-    <w:p>
-      <w:pPr>
-        <w:rPr/>
-      </w:pPr>
-      <w:r>
-        <w:rPr>
-          <w:rtl w:val="0"/>
-        </w:rPr>
-        <w:t xml:space="preserve">- A finalidade do evento não é a comercialização de materiais fotográficos.</w:t>
-      </w:r>
-    </w:p>
-    <w:p>
-      <w:pPr>
-        <w:rPr/>
-      </w:pPr>
-      <w:r>
-        <w:rPr>
-          <w:rtl w:val="0"/>
-        </w:rPr>
-      </w:r>
-    </w:p>
-    <w:p>
-      <w:pPr>
-        <w:rPr/>
-      </w:pPr>
-      <w:r>
-        <w:rPr>
-          <w:rtl w:val="0"/>
-        </w:rPr>
-        <w:t xml:space="preserve">Você continua com dúvidas?</w:t>
-      </w:r>
-    </w:p>
-    <w:p>
-      <w:pPr>
-        <w:rPr/>
-      </w:pPr>
-      <w:r>
-        <w:rPr>
-          <w:rtl w:val="0"/>
-        </w:rPr>
-        <w:t xml:space="preserve">- MARQUE UM HORÁRIO AGORA MESMO e compareça na seleção! Haverá uma equipe para te orientar</w:t>
-      </w:r>
-    </w:p>
-    <w:p>
-      <w:pPr>
-        <w:rPr/>
-      </w:pPr>
-      <w:r>
-        <w:rPr>
-          <w:rtl w:val="0"/>
-        </w:rPr>
-      </w:r>
-    </w:p>
-    <w:p>
-      <w:pPr>
-        <w:rPr/>
-      </w:pPr>
-      <w:r>
-        <w:rPr>
-          <w:rtl w:val="0"/>
-        </w:rPr>
-        <w:t xml:space="preserve">Digite "menu" para voltar ao menu principal.</w:t>
-      </w:r>
-    </w:p>
-    <w:p>
-      <w:pPr>
-        <w:rPr/>
-      </w:pPr>
-      <w:r>
-        <w:rPr>
-          <w:rtl w:val="0"/>
-        </w:rPr>
-      </w:r>
-    </w:p>
-    <w:p>
-      <w:pPr>
-        <w:pStyle w:val="Heading2"/>
-        <w:keepNext w:val="0"/>
-        <w:keepLines w:val="0"/>
-        <w:spacing w:after="80" w:lineRule="auto"/>
-        <w:rPr/>
-      </w:pPr>
-      <w:bookmarkStart w:colFirst="0" w:colLast="0" w:name="_iz7eth793ezv" w:id="20"/>
-      <w:bookmarkEnd w:id="20"/>
-      <w:r>
-        <w:rPr>
-          <w:b w:val="1"/>
-          <w:sz w:val="34"/>
-          <w:szCs w:val="34"/>
-          <w:rtl w:val="0"/>
-        </w:rPr>
-        <w:t xml:space="preserve">19. AUDIO_INVITE</w:t>
-      </w:r>
-      <w:r>
-        <w:rPr>
-          <w:rtl w:val="0"/>
-        </w:rPr>
-      </w:r>
-    </w:p>
-    <w:p>
-      <w:pPr>
-        <w:spacing w:after="240" w:before="240" w:lineRule="auto"/>
-        <w:rPr/>
-      </w:pPr>
-      <w:r>
-        <w:rPr>
-          <w:b w:val="1"/>
-          <w:rtl w:val="0"/>
-        </w:rPr>
-        <w:t xml:space="preserve">Descrição:</w:t>
-      </w:r>
-      <w:r>
-        <w:rPr>
-          <w:rtl w:val="0"/>
-        </w:rPr>
-        <w:t xml:space="preserve">.Áudio que será enviado no final ao convidar para o grupo</w:t>
-        <w:br w:type="textWrapping"/>
-        <w:t xml:space="preserve"> </w:t>
-      </w:r>
-      <w:r>
-        <w:rPr>
-          <w:b w:val="1"/>
-          <w:rtl w:val="0"/>
-        </w:rPr>
-        <w:t xml:space="preserve">Variáveis:</w:t>
-      </w:r>
-      <w:r>
-        <w:rPr>
-          <w:rtl w:val="0"/>
-        </w:rPr>
-        <w:t xml:space="preserve"> Nenhuma.</w:t>
-      </w:r>
-    </w:p>
-    <w:p>
-      <w:pPr>
-        <w:rPr/>
-      </w:pPr>
-      <w:r>
-        <w:rPr>
-          <w:rtl w:val="0"/>
-        </w:rPr>
-      </w:r>
-    </w:p>
-    <w:p>
-      <w:pPr>
-        <w:pStyle w:val="Heading2"/>
-        <w:keepNext w:val="0"/>
-        <w:keepLines w:val="0"/>
-        <w:spacing w:after="80" w:lineRule="auto"/>
-        <w:rPr>
-          <w:b w:val="1"/>
-          <w:sz w:val="34"/>
-          <w:szCs w:val="34"/>
-        </w:rPr>
-      </w:pPr>
-      <w:bookmarkStart w:colFirst="0" w:colLast="0" w:name="_thkus4qmburj" w:id="21"/>
-      <w:bookmarkEnd w:id="21"/>
-      <w:r>
-        <w:rPr>
-          <w:b w:val="1"/>
-          <w:sz w:val="34"/>
-          <w:szCs w:val="34"/>
-          <w:rtl w:val="0"/>
-        </w:rPr>
-        <w:t xml:space="preserve">20. REMINDER</w:t>
-      </w:r>
-    </w:p>
-    <w:p>
-      <w:pPr>
-        <w:spacing w:after="240" w:before="240" w:lineRule="auto"/>
-        <w:rPr/>
-      </w:pPr>
-      <w:r>
-        <w:rPr>
-          <w:b w:val="1"/>
-          <w:rtl w:val="0"/>
-        </w:rPr>
-        <w:t xml:space="preserve">Descrição:</w:t>
-      </w:r>
-      <w:r>
-        <w:rPr>
-          <w:rtl w:val="0"/>
-        </w:rPr>
-        <w:t xml:space="preserve">.Mensagem que será mandada quando um evento estiver a 5 ou 3 dias, pode ser cadastrado mais de 1 o sistema irá escolher aleatóriamente entre as mensagens cadastradas sem repetir</w:t>
-        <w:br w:type="textWrapping"/>
-        <w:t xml:space="preserve"> </w:t>
-      </w:r>
-      <w:r>
-        <w:rPr>
-          <w:b w:val="1"/>
-          <w:rtl w:val="0"/>
-        </w:rPr>
-        <w:t xml:space="preserve">Variáveis:</w:t>
-      </w:r>
-      <w:r>
-        <w:rPr>
-          <w:rtl w:val="0"/>
-        </w:rPr>
-        <w:t xml:space="preserve"> Nenhuma.</w:t>
-      </w:r>
-    </w:p>
-    <w:p>
-      <w:pPr>
-        <w:pStyle w:val="Heading2"/>
-        <w:keepNext w:val="0"/>
-        <w:keepLines w:val="0"/>
-        <w:spacing w:after="80" w:lineRule="auto"/>
-        <w:rPr>
-          <w:b w:val="1"/>
-          <w:sz w:val="34"/>
-          <w:szCs w:val="34"/>
-        </w:rPr>
-      </w:pPr>
-      <w:bookmarkStart w:colFirst="0" w:colLast="0" w:name="_l4bldprps8pb" w:id="22"/>
-      <w:bookmarkEnd w:id="22"/>
-      <w:r>
-        <w:rPr>
-          <w:b w:val="1"/>
-          <w:sz w:val="34"/>
-          <w:szCs w:val="34"/>
-          <w:rtl w:val="0"/>
-        </w:rPr>
-        <w:t xml:space="preserve">20. DRONE</w:t>
-      </w:r>
-    </w:p>
-    <w:p>
-      <w:pPr>
-        <w:spacing w:after="240" w:before="240" w:lineRule="auto"/>
-        <w:rPr/>
-      </w:pPr>
-      <w:r>
-        <w:rPr>
-          <w:b w:val="1"/>
-          <w:rtl w:val="0"/>
-        </w:rPr>
-        <w:t xml:space="preserve">Descrição:</w:t>
-      </w:r>
-      <w:r>
-        <w:rPr>
-          <w:rtl w:val="0"/>
-        </w:rPr>
-        <w:t xml:space="preserve">.Mensagem que pode ser usada para ser disparada para os clientes quando quiser</w:t>
-      </w:r>
-    </w:p>
-    <w:p>
-      <w:pPr>
-        <w:spacing w:after="240" w:before="240" w:lineRule="auto"/>
-        <w:rPr/>
-      </w:pPr>
-      <w:r>
-        <w:rPr>
-          <w:rtl w:val="0"/>
-        </w:rPr>
-        <w:t xml:space="preserve"> </w:t>
-      </w:r>
-      <w:r>
-        <w:rPr>
-          <w:b w:val="1"/>
+          <w:bCs w:val="1"/>
           <w:rtl w:val="0"/>
         </w:rPr>
         <w:t xml:space="preserve">Variáveis:</w:t>
@@ -4410,116 +4435,6 @@
     </w:lvl>
   </w:abstractNum>
   <w:abstractNum w:abstractNumId="7">
-    <w:lvl w:ilvl="0">
-      <w:start w:val="1"/>
-      <w:numFmt w:val="bullet"/>
-      <w:lvlText w:val="●"/>
-      <w:lvlJc w:val="left"/>
-      <w:pPr>
-        <w:ind w:left="720" w:hanging="360"/>
-      </w:pPr>
-      <w:rPr>
-        <w:u w:val="none"/>
-      </w:rPr>
-    </w:lvl>
-    <w:lvl w:ilvl="1">
-      <w:start w:val="1"/>
-      <w:numFmt w:val="bullet"/>
-      <w:lvlText w:val="○"/>
-      <w:lvlJc w:val="left"/>
-      <w:pPr>
-        <w:ind w:left="1440" w:hanging="360"/>
-      </w:pPr>
-      <w:rPr>
-        <w:u w:val="none"/>
-      </w:rPr>
-    </w:lvl>
-    <w:lvl w:ilvl="2">
-      <w:start w:val="1"/>
-      <w:numFmt w:val="bullet"/>
-      <w:lvlText w:val="■"/>
-      <w:lvlJc w:val="left"/>
-      <w:pPr>
-        <w:ind w:left="2160" w:hanging="360"/>
-      </w:pPr>
-      <w:rPr>
-        <w:u w:val="none"/>
-      </w:rPr>
-    </w:lvl>
-    <w:lvl w:ilvl="3">
-      <w:start w:val="1"/>
-      <w:numFmt w:val="bullet"/>
-      <w:lvlText w:val="●"/>
-      <w:lvlJc w:val="left"/>
-      <w:pPr>
-        <w:ind w:left="2880" w:hanging="360"/>
-      </w:pPr>
-      <w:rPr>
-        <w:u w:val="none"/>
-      </w:rPr>
-    </w:lvl>
-    <w:lvl w:ilvl="4">
-      <w:start w:val="1"/>
-      <w:numFmt w:val="bullet"/>
-      <w:lvlText w:val="○"/>
-      <w:lvlJc w:val="left"/>
-      <w:pPr>
-        <w:ind w:left="3600" w:hanging="360"/>
-      </w:pPr>
-      <w:rPr>
-        <w:u w:val="none"/>
-      </w:rPr>
-    </w:lvl>
-    <w:lvl w:ilvl="5">
-      <w:start w:val="1"/>
-      <w:numFmt w:val="bullet"/>
-      <w:lvlText w:val="■"/>
-      <w:lvlJc w:val="left"/>
-      <w:pPr>
-        <w:ind w:left="4320" w:hanging="360"/>
-      </w:pPr>
-      <w:rPr>
-        <w:u w:val="none"/>
-      </w:rPr>
-    </w:lvl>
-    <w:lvl w:ilvl="6">
-      <w:start w:val="1"/>
-      <w:numFmt w:val="bullet"/>
-      <w:lvlText w:val="●"/>
-      <w:lvlJc w:val="left"/>
-      <w:pPr>
-        <w:ind w:left="5040" w:hanging="360"/>
-      </w:pPr>
-      <w:rPr>
-        <w:u w:val="none"/>
-      </w:rPr>
-    </w:lvl>
-    <w:lvl w:ilvl="7">
-      <w:start w:val="1"/>
-      <w:numFmt w:val="bullet"/>
-      <w:lvlText w:val="○"/>
-      <w:lvlJc w:val="left"/>
-      <w:pPr>
-        <w:ind w:left="5760" w:hanging="360"/>
-      </w:pPr>
-      <w:rPr>
-        <w:u w:val="none"/>
-      </w:rPr>
-    </w:lvl>
-    <w:lvl w:ilvl="8">
-      <w:start w:val="1"/>
-      <w:numFmt w:val="bullet"/>
-      <w:lvlText w:val="■"/>
-      <w:lvlJc w:val="left"/>
-      <w:pPr>
-        <w:ind w:left="6480" w:hanging="360"/>
-      </w:pPr>
-      <w:rPr>
-        <w:u w:val="none"/>
-      </w:rPr>
-    </w:lvl>
-  </w:abstractNum>
-  <w:abstractNum w:abstractNumId="8">
     <w:lvl w:ilvl="0">
       <w:start w:val="1"/>
       <w:numFmt w:val="bullet"/>
@@ -4649,9 +4564,6 @@
   </w:num>
   <w:num w:numId="7">
     <w:abstractNumId w:val="7"/>
-  </w:num>
-  <w:num w:numId="8">
-    <w:abstractNumId w:val="8"/>
   </w:num>
 </w:numbering>
 </file>
@@ -4714,6 +4626,7 @@
     </w:pPr>
     <w:rPr>
       <w:b w:val="0"/>
+      <w:bCs w:val="0"/>
       <w:sz w:val="32"/>
       <w:szCs w:val="32"/>
     </w:rPr>
@@ -4730,6 +4643,7 @@
     </w:pPr>
     <w:rPr>
       <w:b w:val="0"/>
+      <w:bCs w:val="0"/>
       <w:color w:val="434343"/>
       <w:sz w:val="28"/>
       <w:szCs w:val="28"/>
@@ -4779,6 +4693,7 @@
     </w:pPr>
     <w:rPr>
       <w:i w:val="1"/>
+      <w:iCs w:val="1"/>
       <w:color w:val="666666"/>
       <w:sz w:val="22"/>
       <w:szCs w:val="22"/>
@@ -4812,6 +4727,7 @@
     <w:rPr>
       <w:rFonts w:ascii="Arial" w:cs="Arial" w:eastAsia="Arial" w:hAnsi="Arial"/>
       <w:i w:val="0"/>
+      <w:iCs w:val="0"/>
       <w:color w:val="666666"/>
       <w:sz w:val="30"/>
       <w:szCs w:val="30"/>
